--- a/klagomål/A 14614-2026 FSC-klagomål.docx
+++ b/klagomål/A 14614-2026 FSC-klagomål.docx
@@ -1153,7 +1153,7 @@
     <w:r>
       <w:tab/>
       <w:tab/>
-      <w:t>2026-03-21</w:t>
+      <w:t>2026-03-22</w:t>
       <w:br/>
       <w:br/>
     </w:r>

--- a/klagomål/A 14614-2026 FSC-klagomål.docx
+++ b/klagomål/A 14614-2026 FSC-klagomål.docx
@@ -1153,7 +1153,7 @@
     <w:r>
       <w:tab/>
       <w:tab/>
-      <w:t>2026-03-22</w:t>
+      <w:t>2026-03-23</w:t>
       <w:br/>
       <w:br/>
     </w:r>

--- a/klagomål/A 14614-2026 FSC-klagomål.docx
+++ b/klagomål/A 14614-2026 FSC-klagomål.docx
@@ -1153,7 +1153,7 @@
     <w:r>
       <w:tab/>
       <w:tab/>
-      <w:t>2026-03-23</w:t>
+      <w:t>2026-03-24</w:t>
       <w:br/>
       <w:br/>
     </w:r>

--- a/klagomål/A 14614-2026 FSC-klagomål.docx
+++ b/klagomål/A 14614-2026 FSC-klagomål.docx
@@ -1153,7 +1153,7 @@
     <w:r>
       <w:tab/>
       <w:tab/>
-      <w:t>2026-03-24</w:t>
+      <w:t>2026-03-25</w:t>
       <w:br/>
       <w:br/>
     </w:r>

--- a/klagomål/A 14614-2026 FSC-klagomål.docx
+++ b/klagomål/A 14614-2026 FSC-klagomål.docx
@@ -1153,7 +1153,7 @@
     <w:r>
       <w:tab/>
       <w:tab/>
-      <w:t>2026-03-25</w:t>
+      <w:t>2026-03-26</w:t>
       <w:br/>
       <w:br/>
     </w:r>

--- a/klagomål/A 14614-2026 FSC-klagomål.docx
+++ b/klagomål/A 14614-2026 FSC-klagomål.docx
@@ -191,7 +191,7 @@
     </w:p>
     <w:p>
       <w:r>
-        <w:t>I avverkningsanmälan har följande 12 naturvårdsarter hittats: brunlångöra (NT, §4a), nordfladdermus (NT, §4a), spillkråka (NT, §4), tallticka (NT), björksplintborre (S), gullgröppa (S), vågbandad barkbock (S), dvärgpipistrell (§4a), gråskimlig fladdermus (§4a), större brunfladdermus (§4a), trollpipistrell (§4a) och vattenfladdermus (§4a). Av dessa är 4 rödlistade. För rödlistade arter har rödlistekategorin angivits inom parentes. Arter som är signalarter enligt Skogsstyrelsen har markerats med (S). För fridlysta arter anges även paragrafen i Artskyddsförordningen som arten är fridlyst enligt.</w:t>
+        <w:t>I avverkningsanmälan har följande 13 naturvårdsarter hittats: brunlångöra (NT, §4a), nordfladdermus (NT, §4a), spillkråka (NT, §4), tallticka (NT), björksplintborre (S), gullgröppa (S), vågbandad barkbock (S), dvärgpipistrell (§4a), gråskimlig fladdermus (§4a), järnsparv (§4), större brunfladdermus (§4a), trollpipistrell (§4a) och vattenfladdermus (§4a). Av dessa är 4 rödlistade. För rödlistade arter har rödlistekategorin angivits inom parentes. Arter som är signalarter enligt Skogsstyrelsen har markerats med (S). För fridlysta arter anges även paragrafen i Artskyddsförordningen som arten är fridlyst enligt.</w:t>
       </w:r>
     </w:p>
     <w:p>
@@ -307,7 +307,7 @@
     </w:p>
     <w:p>
       <w:r>
-        <w:t>Följande fridlysta arter har sina livsmiljöer och växtplatser i den avverkningsanmälda skogen: brunlångöra (NT, §4a), nordfladdermus (NT, §4a), spillkråka (NT, §4), dvärgpipistrell (§4a), gråskimlig fladdermus (§4a), större brunfladdermus (§4a), trollpipistrell (§4a) och vattenfladdermus (§4a).</w:t>
+        <w:t>Följande fridlysta arter har sina livsmiljöer och växtplatser i den avverkningsanmälda skogen: brunlångöra (NT, §4a), nordfladdermus (NT, §4a), spillkråka (NT, §4), dvärgpipistrell (§4a), gråskimlig fladdermus (§4a), järnsparv (§4), större brunfladdermus (§4a), trollpipistrell (§4a) och vattenfladdermus (§4a).</w:t>
       </w:r>
     </w:p>
     <w:p>
@@ -577,7 +577,7 @@
         <w:rPr>
           <w:i/>
         </w:rPr>
-        <w:t>I det avverkningsanmälda skogsområdet har 12 naturvårdsarter varav 4 rödlistade arter sina livsmiljöer och växtplatser.</w:t>
+        <w:t>I det avverkningsanmälda skogsområdet har 13 naturvårdsarter varav 4 rödlistade arter sina livsmiljöer och växtplatser.</w:t>
       </w:r>
     </w:p>
     <w:p>
@@ -1153,7 +1153,7 @@
     <w:r>
       <w:tab/>
       <w:tab/>
-      <w:t>2026-03-26</w:t>
+      <w:t>2026-03-27</w:t>
       <w:br/>
       <w:br/>
     </w:r>

--- a/klagomål/A 14614-2026 FSC-klagomål.docx
+++ b/klagomål/A 14614-2026 FSC-klagomål.docx
@@ -191,7 +191,7 @@
     </w:p>
     <w:p>
       <w:r>
-        <w:t>I avverkningsanmälan har följande 13 naturvårdsarter hittats: brunlångöra (NT, §4a), nordfladdermus (NT, §4a), spillkråka (NT, §4), tallticka (NT), björksplintborre (S), gullgröppa (S), vågbandad barkbock (S), dvärgpipistrell (§4a), gråskimlig fladdermus (§4a), järnsparv (§4), större brunfladdermus (§4a), trollpipistrell (§4a) och vattenfladdermus (§4a). Av dessa är 4 rödlistade. För rödlistade arter har rödlistekategorin angivits inom parentes. Arter som är signalarter enligt Skogsstyrelsen har markerats med (S). För fridlysta arter anges även paragrafen i Artskyddsförordningen som arten är fridlyst enligt.</w:t>
+        <w:t>I avverkningsanmälan har följande 14 naturvårdsarter hittats: brunlångöra (NT, §4a), nordfladdermus (NT, §4a), spillkråka (NT, §4), tallticka (NT), björksplintborre (S), gullgröppa (S), vågbandad barkbock (S), dvärgpipistrell (§4a), gråskimlig fladdermus (§4a), gröngöling (§4), järnsparv (§4), större brunfladdermus (§4a), trollpipistrell (§4a) och vattenfladdermus (§4a). Av dessa är 4 rödlistade. För rödlistade arter har rödlistekategorin angivits inom parentes. Arter som är signalarter enligt Skogsstyrelsen har markerats med (S). För fridlysta arter anges även paragrafen i Artskyddsförordningen som arten är fridlyst enligt.</w:t>
       </w:r>
     </w:p>
     <w:p>
@@ -307,7 +307,7 @@
     </w:p>
     <w:p>
       <w:r>
-        <w:t>Följande fridlysta arter har sina livsmiljöer och växtplatser i den avverkningsanmälda skogen: brunlångöra (NT, §4a), nordfladdermus (NT, §4a), spillkråka (NT, §4), dvärgpipistrell (§4a), gråskimlig fladdermus (§4a), järnsparv (§4), större brunfladdermus (§4a), trollpipistrell (§4a) och vattenfladdermus (§4a).</w:t>
+        <w:t>Följande fridlysta arter har sina livsmiljöer och växtplatser i den avverkningsanmälda skogen: brunlångöra (NT, §4a), nordfladdermus (NT, §4a), spillkråka (NT, §4), dvärgpipistrell (§4a), gråskimlig fladdermus (§4a), gröngöling (§4), järnsparv (§4), större brunfladdermus (§4a), trollpipistrell (§4a) och vattenfladdermus (§4a).</w:t>
       </w:r>
     </w:p>
     <w:p>
@@ -577,7 +577,7 @@
         <w:rPr>
           <w:i/>
         </w:rPr>
-        <w:t>I det avverkningsanmälda skogsområdet har 13 naturvårdsarter varav 4 rödlistade arter sina livsmiljöer och växtplatser.</w:t>
+        <w:t>I det avverkningsanmälda skogsområdet har 14 naturvårdsarter varav 4 rödlistade arter sina livsmiljöer och växtplatser.</w:t>
       </w:r>
     </w:p>
     <w:p>
@@ -1153,7 +1153,7 @@
     <w:r>
       <w:tab/>
       <w:tab/>
-      <w:t>2026-03-27</w:t>
+      <w:t>2026-03-28</w:t>
       <w:br/>
       <w:br/>
     </w:r>

--- a/klagomål/A 14614-2026 FSC-klagomål.docx
+++ b/klagomål/A 14614-2026 FSC-klagomål.docx
@@ -1153,7 +1153,7 @@
     <w:r>
       <w:tab/>
       <w:tab/>
-      <w:t>2026-03-28</w:t>
+      <w:t>2026-03-29</w:t>
       <w:br/>
       <w:br/>
     </w:r>

--- a/klagomål/A 14614-2026 FSC-klagomål.docx
+++ b/klagomål/A 14614-2026 FSC-klagomål.docx
@@ -1153,7 +1153,7 @@
     <w:r>
       <w:tab/>
       <w:tab/>
-      <w:t>2026-03-29</w:t>
+      <w:t>2026-03-30</w:t>
       <w:br/>
       <w:br/>
     </w:r>

--- a/klagomål/A 14614-2026 FSC-klagomål.docx
+++ b/klagomål/A 14614-2026 FSC-klagomål.docx
@@ -1153,7 +1153,7 @@
     <w:r>
       <w:tab/>
       <w:tab/>
-      <w:t>2026-04-14</w:t>
+      <w:t>2026-04-15</w:t>
       <w:br/>
       <w:br/>
     </w:r>

--- a/klagomål/A 14614-2026 FSC-klagomål.docx
+++ b/klagomål/A 14614-2026 FSC-klagomål.docx
@@ -1153,7 +1153,7 @@
     <w:r>
       <w:tab/>
       <w:tab/>
-      <w:t>2026-04-15</w:t>
+      <w:t>2026-04-16</w:t>
       <w:br/>
       <w:br/>
     </w:r>

--- a/klagomål/A 14614-2026 FSC-klagomål.docx
+++ b/klagomål/A 14614-2026 FSC-klagomål.docx
@@ -1153,7 +1153,7 @@
     <w:r>
       <w:tab/>
       <w:tab/>
-      <w:t>2026-04-16</w:t>
+      <w:t>2026-04-17</w:t>
       <w:br/>
       <w:br/>
     </w:r>

--- a/klagomål/A 14614-2026 FSC-klagomål.docx
+++ b/klagomål/A 14614-2026 FSC-klagomål.docx
@@ -1153,7 +1153,7 @@
     <w:r>
       <w:tab/>
       <w:tab/>
-      <w:t>2026-04-17</w:t>
+      <w:t>2026-04-18</w:t>
       <w:br/>
       <w:br/>
     </w:r>

--- a/klagomål/A 14614-2026 FSC-klagomål.docx
+++ b/klagomål/A 14614-2026 FSC-klagomål.docx
@@ -1153,7 +1153,7 @@
     <w:r>
       <w:tab/>
       <w:tab/>
-      <w:t>2026-04-18</w:t>
+      <w:t>2026-04-19</w:t>
       <w:br/>
       <w:br/>
     </w:r>

--- a/klagomål/A 14614-2026 FSC-klagomål.docx
+++ b/klagomål/A 14614-2026 FSC-klagomål.docx
@@ -1153,7 +1153,7 @@
     <w:r>
       <w:tab/>
       <w:tab/>
-      <w:t>2026-04-19</w:t>
+      <w:t>2026-04-20</w:t>
       <w:br/>
       <w:br/>
     </w:r>

--- a/klagomål/A 14614-2026 FSC-klagomål.docx
+++ b/klagomål/A 14614-2026 FSC-klagomål.docx
@@ -1153,7 +1153,7 @@
     <w:r>
       <w:tab/>
       <w:tab/>
-      <w:t>2026-04-20</w:t>
+      <w:t>2026-04-21</w:t>
       <w:br/>
       <w:br/>
     </w:r>

--- a/klagomål/A 14614-2026 FSC-klagomål.docx
+++ b/klagomål/A 14614-2026 FSC-klagomål.docx
@@ -1153,7 +1153,7 @@
     <w:r>
       <w:tab/>
       <w:tab/>
-      <w:t>2026-04-21</w:t>
+      <w:t>2026-04-22</w:t>
       <w:br/>
       <w:br/>
     </w:r>

--- a/klagomål/A 14614-2026 FSC-klagomål.docx
+++ b/klagomål/A 14614-2026 FSC-klagomål.docx
@@ -1153,7 +1153,7 @@
     <w:r>
       <w:tab/>
       <w:tab/>
-      <w:t>2026-04-22</w:t>
+      <w:t>2026-04-23</w:t>
       <w:br/>
       <w:br/>
     </w:r>

--- a/klagomål/A 14614-2026 FSC-klagomål.docx
+++ b/klagomål/A 14614-2026 FSC-klagomål.docx
@@ -1153,7 +1153,7 @@
     <w:r>
       <w:tab/>
       <w:tab/>
-      <w:t>2026-04-23</w:t>
+      <w:t>2026-04-24</w:t>
       <w:br/>
       <w:br/>
     </w:r>

--- a/klagomål/A 14614-2026 FSC-klagomål.docx
+++ b/klagomål/A 14614-2026 FSC-klagomål.docx
@@ -168,7 +168,7 @@
     </w:p>
     <w:p>
       <w:r>
-        <w:t>Detta dokument behandlar höga naturvärden i avverkningsanmälan A 14614-2026 i Örebro kommun. Denna avverkningsanmälan inkom 2026-03-20 08:52:09 och omfattar 6,5 ha.</w:t>
+        <w:t>Detta dokument behandlar höga naturvärden i avverkningsanmälan A 14614-2026 i Örebro kommun. Denna avverkningsanmälan inkom 2026-03-20 00:00:00 och omfattar 6,5 ha.</w:t>
       </w:r>
     </w:p>
     <w:p>
@@ -1153,7 +1153,7 @@
     <w:r>
       <w:tab/>
       <w:tab/>
-      <w:t>2026-04-24</w:t>
+      <w:t>2026-04-25</w:t>
       <w:br/>
       <w:br/>
     </w:r>

--- a/klagomål/A 14614-2026 FSC-klagomål.docx
+++ b/klagomål/A 14614-2026 FSC-klagomål.docx
@@ -1153,7 +1153,7 @@
     <w:r>
       <w:tab/>
       <w:tab/>
-      <w:t>2026-04-25</w:t>
+      <w:t>2026-04-26</w:t>
       <w:br/>
       <w:br/>
     </w:r>

--- a/klagomål/A 14614-2026 FSC-klagomål.docx
+++ b/klagomål/A 14614-2026 FSC-klagomål.docx
@@ -1153,7 +1153,7 @@
     <w:r>
       <w:tab/>
       <w:tab/>
-      <w:t>2026-04-26</w:t>
+      <w:t>2026-04-27</w:t>
       <w:br/>
       <w:br/>
     </w:r>

--- a/klagomål/A 14614-2026 FSC-klagomål.docx
+++ b/klagomål/A 14614-2026 FSC-klagomål.docx
@@ -1153,7 +1153,7 @@
     <w:r>
       <w:tab/>
       <w:tab/>
-      <w:t>2026-05-16</w:t>
+      <w:t>2026-05-17</w:t>
       <w:br/>
       <w:br/>
     </w:r>

--- a/klagomål/A 14614-2026 FSC-klagomål.docx
+++ b/klagomål/A 14614-2026 FSC-klagomål.docx
@@ -1153,7 +1153,7 @@
     <w:r>
       <w:tab/>
       <w:tab/>
-      <w:t>2026-05-17</w:t>
+      <w:t>2026-05-18</w:t>
       <w:br/>
       <w:br/>
     </w:r>

--- a/klagomål/A 14614-2026 FSC-klagomål.docx
+++ b/klagomål/A 14614-2026 FSC-klagomål.docx
@@ -1153,7 +1153,7 @@
     <w:r>
       <w:tab/>
       <w:tab/>
-      <w:t>2026-05-18</w:t>
+      <w:t>2026-05-19</w:t>
       <w:br/>
       <w:br/>
     </w:r>

--- a/klagomål/A 14614-2026 FSC-klagomål.docx
+++ b/klagomål/A 14614-2026 FSC-klagomål.docx
@@ -1153,7 +1153,7 @@
     <w:r>
       <w:tab/>
       <w:tab/>
-      <w:t>2026-05-19</w:t>
+      <w:t>2026-05-20</w:t>
       <w:br/>
       <w:br/>
     </w:r>

--- a/klagomål/A 14614-2026 FSC-klagomål.docx
+++ b/klagomål/A 14614-2026 FSC-klagomål.docx
@@ -1153,7 +1153,7 @@
     <w:r>
       <w:tab/>
       <w:tab/>
-      <w:t>2026-05-20</w:t>
+      <w:t>2026-05-21</w:t>
       <w:br/>
       <w:br/>
     </w:r>

--- a/klagomål/A 14614-2026 FSC-klagomål.docx
+++ b/klagomål/A 14614-2026 FSC-klagomål.docx
@@ -1153,7 +1153,7 @@
     <w:r>
       <w:tab/>
       <w:tab/>
-      <w:t>2026-05-21</w:t>
+      <w:t>2026-05-22</w:t>
       <w:br/>
       <w:br/>
     </w:r>

--- a/klagomål/A 14614-2026 FSC-klagomål.docx
+++ b/klagomål/A 14614-2026 FSC-klagomål.docx
@@ -1153,7 +1153,7 @@
     <w:r>
       <w:tab/>
       <w:tab/>
-      <w:t>2026-05-22</w:t>
+      <w:t>2026-05-23</w:t>
       <w:br/>
       <w:br/>
     </w:r>

--- a/klagomål/A 14614-2026 FSC-klagomål.docx
+++ b/klagomål/A 14614-2026 FSC-klagomål.docx
@@ -1153,7 +1153,7 @@
     <w:r>
       <w:tab/>
       <w:tab/>
-      <w:t>2026-05-23</w:t>
+      <w:t>2026-05-24</w:t>
       <w:br/>
       <w:br/>
     </w:r>

--- a/klagomål/A 14614-2026 FSC-klagomål.docx
+++ b/klagomål/A 14614-2026 FSC-klagomål.docx
@@ -1153,7 +1153,7 @@
     <w:r>
       <w:tab/>
       <w:tab/>
-      <w:t>2026-05-24</w:t>
+      <w:t>2026-05-25</w:t>
       <w:br/>
       <w:br/>
     </w:r>

--- a/klagomål/A 14614-2026 FSC-klagomål.docx
+++ b/klagomål/A 14614-2026 FSC-klagomål.docx
@@ -1153,7 +1153,7 @@
     <w:r>
       <w:tab/>
       <w:tab/>
-      <w:t>2026-05-25</w:t>
+      <w:t>2026-05-26</w:t>
       <w:br/>
       <w:br/>
     </w:r>

--- a/klagomål/A 14614-2026 FSC-klagomål.docx
+++ b/klagomål/A 14614-2026 FSC-klagomål.docx
@@ -1153,7 +1153,7 @@
     <w:r>
       <w:tab/>
       <w:tab/>
-      <w:t>2026-05-26</w:t>
+      <w:t>2026-05-27</w:t>
       <w:br/>
       <w:br/>
     </w:r>

--- a/klagomål/A 14614-2026 FSC-klagomål.docx
+++ b/klagomål/A 14614-2026 FSC-klagomål.docx
@@ -1153,7 +1153,7 @@
     <w:r>
       <w:tab/>
       <w:tab/>
-      <w:t>2026-05-27</w:t>
+      <w:t>2026-05-28</w:t>
       <w:br/>
       <w:br/>
     </w:r>

--- a/klagomål/A 14614-2026 FSC-klagomål.docx
+++ b/klagomål/A 14614-2026 FSC-klagomål.docx
@@ -1153,7 +1153,7 @@
     <w:r>
       <w:tab/>
       <w:tab/>
-      <w:t>2026-05-28</w:t>
+      <w:t>2026-05-29</w:t>
       <w:br/>
       <w:br/>
     </w:r>

--- a/klagomål/A 14614-2026 FSC-klagomål.docx
+++ b/klagomål/A 14614-2026 FSC-klagomål.docx
@@ -1153,7 +1153,7 @@
     <w:r>
       <w:tab/>
       <w:tab/>
-      <w:t>2026-05-29</w:t>
+      <w:t>2026-05-30</w:t>
       <w:br/>
       <w:br/>
     </w:r>

--- a/klagomål/A 14614-2026 FSC-klagomål.docx
+++ b/klagomål/A 14614-2026 FSC-klagomål.docx
@@ -1153,7 +1153,7 @@
     <w:r>
       <w:tab/>
       <w:tab/>
-      <w:t>2026-05-30</w:t>
+      <w:t>2026-05-31</w:t>
       <w:br/>
       <w:br/>
     </w:r>

--- a/klagomål/A 14614-2026 FSC-klagomål.docx
+++ b/klagomål/A 14614-2026 FSC-klagomål.docx
@@ -1153,7 +1153,7 @@
     <w:r>
       <w:tab/>
       <w:tab/>
-      <w:t>2026-05-31</w:t>
+      <w:t>2026-06-01</w:t>
       <w:br/>
       <w:br/>
     </w:r>

--- a/klagomål/A 14614-2026 FSC-klagomål.docx
+++ b/klagomål/A 14614-2026 FSC-klagomål.docx
@@ -1153,7 +1153,7 @@
     <w:r>
       <w:tab/>
       <w:tab/>
-      <w:t>2026-06-01</w:t>
+      <w:t>2026-06-02</w:t>
       <w:br/>
       <w:br/>
     </w:r>

--- a/klagomål/A 14614-2026 FSC-klagomål.docx
+++ b/klagomål/A 14614-2026 FSC-klagomål.docx
@@ -1153,7 +1153,7 @@
     <w:r>
       <w:tab/>
       <w:tab/>
-      <w:t>2026-06-02</w:t>
+      <w:t>2026-06-03</w:t>
       <w:br/>
       <w:br/>
     </w:r>

--- a/klagomål/A 14614-2026 FSC-klagomål.docx
+++ b/klagomål/A 14614-2026 FSC-klagomål.docx
@@ -1153,7 +1153,7 @@
     <w:r>
       <w:tab/>
       <w:tab/>
-      <w:t>2026-06-03</w:t>
+      <w:t>2026-06-04</w:t>
       <w:br/>
       <w:br/>
     </w:r>

--- a/klagomål/A 14614-2026 FSC-klagomål.docx
+++ b/klagomål/A 14614-2026 FSC-klagomål.docx
@@ -1153,7 +1153,7 @@
     <w:r>
       <w:tab/>
       <w:tab/>
-      <w:t>2026-06-04</w:t>
+      <w:t>2026-06-05</w:t>
       <w:br/>
       <w:br/>
     </w:r>

--- a/klagomål/A 14614-2026 FSC-klagomål.docx
+++ b/klagomål/A 14614-2026 FSC-klagomål.docx
@@ -1153,7 +1153,7 @@
     <w:r>
       <w:tab/>
       <w:tab/>
-      <w:t>2026-06-05</w:t>
+      <w:t>2026-06-06</w:t>
       <w:br/>
       <w:br/>
     </w:r>

--- a/klagomål/A 14614-2026 FSC-klagomål.docx
+++ b/klagomål/A 14614-2026 FSC-klagomål.docx
@@ -1153,7 +1153,7 @@
     <w:r>
       <w:tab/>
       <w:tab/>
-      <w:t>2026-06-06</w:t>
+      <w:t>2026-06-07</w:t>
       <w:br/>
       <w:br/>
     </w:r>

--- a/klagomål/A 14614-2026 FSC-klagomål.docx
+++ b/klagomål/A 14614-2026 FSC-klagomål.docx
@@ -1153,7 +1153,7 @@
     <w:r>
       <w:tab/>
       <w:tab/>
-      <w:t>2026-06-07</w:t>
+      <w:t>2026-06-08</w:t>
       <w:br/>
       <w:br/>
     </w:r>

--- a/klagomål/A 14614-2026 FSC-klagomål.docx
+++ b/klagomål/A 14614-2026 FSC-klagomål.docx
@@ -1153,7 +1153,7 @@
     <w:r>
       <w:tab/>
       <w:tab/>
-      <w:t>2026-06-08</w:t>
+      <w:t>2026-06-09</w:t>
       <w:br/>
       <w:br/>
     </w:r>

--- a/klagomål/A 14614-2026 FSC-klagomål.docx
+++ b/klagomål/A 14614-2026 FSC-klagomål.docx
@@ -1153,7 +1153,7 @@
     <w:r>
       <w:tab/>
       <w:tab/>
-      <w:t>2026-06-09</w:t>
+      <w:t>2026-06-10</w:t>
       <w:br/>
       <w:br/>
     </w:r>

--- a/klagomål/A 14614-2026 FSC-klagomål.docx
+++ b/klagomål/A 14614-2026 FSC-klagomål.docx
@@ -1153,7 +1153,7 @@
     <w:r>
       <w:tab/>
       <w:tab/>
-      <w:t>2026-06-10</w:t>
+      <w:t>2026-06-11</w:t>
       <w:br/>
       <w:br/>
     </w:r>

--- a/klagomål/A 14614-2026 FSC-klagomål.docx
+++ b/klagomål/A 14614-2026 FSC-klagomål.docx
@@ -1153,7 +1153,7 @@
     <w:r>
       <w:tab/>
       <w:tab/>
-      <w:t>2026-06-11</w:t>
+      <w:t>2026-06-12</w:t>
       <w:br/>
       <w:br/>
     </w:r>

--- a/klagomål/A 14614-2026 FSC-klagomål.docx
+++ b/klagomål/A 14614-2026 FSC-klagomål.docx
@@ -1153,7 +1153,7 @@
     <w:r>
       <w:tab/>
       <w:tab/>
-      <w:t>2026-06-12</w:t>
+      <w:t>2026-06-13</w:t>
       <w:br/>
       <w:br/>
     </w:r>

--- a/klagomål/A 14614-2026 FSC-klagomål.docx
+++ b/klagomål/A 14614-2026 FSC-klagomål.docx
@@ -1153,7 +1153,7 @@
     <w:r>
       <w:tab/>
       <w:tab/>
-      <w:t>2026-06-13</w:t>
+      <w:t>2026-06-14</w:t>
       <w:br/>
       <w:br/>
     </w:r>

--- a/klagomål/A 14614-2026 FSC-klagomål.docx
+++ b/klagomål/A 14614-2026 FSC-klagomål.docx
@@ -1153,7 +1153,7 @@
     <w:r>
       <w:tab/>
       <w:tab/>
-      <w:t>2026-06-15</w:t>
+      <w:t>2026-06-16</w:t>
       <w:br/>
       <w:br/>
     </w:r>

--- a/klagomål/A 14614-2026 FSC-klagomål.docx
+++ b/klagomål/A 14614-2026 FSC-klagomål.docx
@@ -1153,7 +1153,7 @@
     <w:r>
       <w:tab/>
       <w:tab/>
-      <w:t>2026-06-16</w:t>
+      <w:t>2026-06-17</w:t>
       <w:br/>
       <w:br/>
     </w:r>

--- a/klagomål/A 14614-2026 FSC-klagomål.docx
+++ b/klagomål/A 14614-2026 FSC-klagomål.docx
@@ -1,6 +1,6 @@
 
 <file path=word/document.xml><?xml version="1.0" encoding="utf-8"?>
-<w:document xmlns:wpc="http://schemas.microsoft.com/office/word/2010/wordprocessingCanvas" xmlns:cx="http://schemas.microsoft.com/office/drawing/2014/chartex" xmlns:cx1="http://schemas.microsoft.com/office/drawing/2015/9/8/chartex" xmlns:cx2="http://schemas.microsoft.com/office/drawing/2015/10/21/chartex" xmlns:cx3="http://schemas.microsoft.com/office/drawing/2016/5/9/chartex" xmlns:cx4="http://schemas.microsoft.com/office/drawing/2016/5/10/chartex" xmlns:cx5="http://schemas.microsoft.com/office/drawing/2016/5/11/chartex" xmlns:cx6="http://schemas.microsoft.com/office/drawing/2016/5/12/chartex" xmlns:cx7="http://schemas.microsoft.com/office/drawing/2016/5/13/chartex" xmlns:cx8="http://schemas.microsoft.com/office/drawing/2016/5/14/chartex" xmlns:mc="http://schemas.openxmlformats.org/markup-compatibility/2006" xmlns:aink="http://schemas.microsoft.com/office/drawing/2016/ink" xmlns:am3d="http://schemas.microsoft.com/office/drawing/2017/model3d" xmlns:o="urn:schemas-microsoft-com:office:office" xmlns:oel="http://schemas.microsoft.com/office/2019/extlst" xmlns:r="http://schemas.openxmlformats.org/officeDocument/2006/relationships" xmlns:m="http://schemas.openxmlformats.org/officeDocument/2006/math" xmlns:v="urn:schemas-microsoft-com:vml" xmlns:wp14="http://schemas.microsoft.com/office/word/2010/wordprocessingDrawing" xmlns:wp="http://schemas.openxmlformats.org/drawingml/2006/wordprocessingDrawing" xmlns:w10="urn:schemas-microsoft-com:office:word" xmlns:w="http://schemas.openxmlformats.org/wordprocessingml/2006/main" xmlns:w14="http://schemas.microsoft.com/office/word/2010/wordml" xmlns:w15="http://schemas.microsoft.com/office/word/2012/wordml" xmlns:w16cex="http://schemas.microsoft.com/office/word/2018/wordml/cex" xmlns:w16cid="http://schemas.microsoft.com/office/word/2016/wordml/cid" xmlns:w16="http://schemas.microsoft.com/office/word/2018/wordml" xmlns:w16sdtdh="http://schemas.microsoft.com/office/word/2020/wordml/sdtdatahash" xmlns:w16se="http://schemas.microsoft.com/office/word/2015/wordml/symex" xmlns:wpg="http://schemas.microsoft.com/office/word/2010/wordprocessingGroup" xmlns:wpi="http://schemas.microsoft.com/office/word/2010/wordprocessingInk" xmlns:wne="http://schemas.microsoft.com/office/word/2006/wordml" xmlns:wps="http://schemas.microsoft.com/office/word/2010/wordprocessingShape" mc:Ignorable="w14 w15 w16se w16cid w16 w16cex w16sdtdh wp14">
+<w:document xmlns:wpc="http://schemas.microsoft.com/office/word/2010/wordprocessingCanvas" xmlns:cx="http://schemas.microsoft.com/office/drawing/2014/chartex" xmlns:cx1="http://schemas.microsoft.com/office/drawing/2015/9/8/chartex" xmlns:cx2="http://schemas.microsoft.com/office/drawing/2015/10/21/chartex" xmlns:cx3="http://schemas.microsoft.com/office/drawing/2016/5/9/chartex" xmlns:cx4="http://schemas.microsoft.com/office/drawing/2016/5/10/chartex" xmlns:cx5="http://schemas.microsoft.com/office/drawing/2016/5/11/chartex" xmlns:cx6="http://schemas.microsoft.com/office/drawing/2016/5/12/chartex" xmlns:cx7="http://schemas.microsoft.com/office/drawing/2016/5/13/chartex" xmlns:cx8="http://schemas.microsoft.com/office/drawing/2016/5/14/chartex" xmlns:mc="http://schemas.openxmlformats.org/markup-compatibility/2006" xmlns:aink="http://schemas.microsoft.com/office/drawing/2016/ink" xmlns:am3d="http://schemas.microsoft.com/office/drawing/2017/model3d" xmlns:o="urn:schemas-microsoft-com:office:office" xmlns:oel="http://schemas.microsoft.com/office/2019/extlst" xmlns:r="http://schemas.openxmlformats.org/officeDocument/2006/relationships" xmlns:m="http://schemas.openxmlformats.org/officeDocument/2006/math" xmlns:v="urn:schemas-microsoft-com:vml" xmlns:wp14="http://schemas.microsoft.com/office/word/2010/wordprocessingDrawing" xmlns:wp="http://schemas.openxmlformats.org/drawingml/2006/wordprocessingDrawing" xmlns:w10="urn:schemas-microsoft-com:office:word" xmlns:w="http://schemas.openxmlformats.org/wordprocessingml/2006/main" xmlns:w14="http://schemas.microsoft.com/office/word/2010/wordml" xmlns:w15="http://schemas.microsoft.com/office/word/2012/wordml" xmlns:w16cex="http://schemas.microsoft.com/office/word/2018/wordml/cex" xmlns:w16cid="http://schemas.microsoft.com/office/word/2016/wordml/cid" xmlns:w16="http://schemas.microsoft.com/office/word/2018/wordml" xmlns:w16du="http://schemas.microsoft.com/office/word/2023/wordml/word16du" xmlns:w16sdtdh="http://schemas.microsoft.com/office/word/2020/wordml/sdtdatahash" xmlns:w16sdtfl="http://schemas.microsoft.com/office/word/2024/wordml/sdtformatlock" xmlns:w16se="http://schemas.microsoft.com/office/word/2015/wordml/symex" xmlns:wpg="http://schemas.microsoft.com/office/word/2010/wordprocessingGroup" xmlns:wpi="http://schemas.microsoft.com/office/word/2010/wordprocessingInk" xmlns:wne="http://schemas.microsoft.com/office/word/2006/wordml" xmlns:wps="http://schemas.microsoft.com/office/word/2010/wordprocessingShape" mc:Ignorable="w14 w15 w16se w16cid w16 w16cex w16sdtdh w16sdtfl w16du wp14">
   <w:body>
     <w:p>
       <w:r>
@@ -168,7 +168,7 @@
     </w:p>
     <w:p>
       <w:r>
-        <w:t>Detta dokument behandlar höga naturvärden i avverkningsanmälan A 14614-2026 i Örebro kommun. Denna avverkningsanmälan inkom 2026-03-20 00:00:00 och omfattar 6,5 ha.</w:t>
+        <w:t>Detta dokument behandlar höga naturvärden i avverkningsanmälan A 14614-2026 i Örebro kommun som inkom 2026-03-20 och omfattar 6,5 ha.</w:t>
       </w:r>
     </w:p>
     <w:p>
@@ -191,12 +191,15 @@
     </w:p>
     <w:p>
       <w:r>
-        <w:t>I avverkningsanmälan har följande 14 naturvårdsarter hittats: brunlångöra (NT, §4a), nordfladdermus (NT, §4a), spillkråka (NT, §4), tallticka (NT), björksplintborre (S), gullgröppa (S), vågbandad barkbock (S), dvärgpipistrell (§4a), gråskimlig fladdermus (§4a), gröngöling (§4), järnsparv (§4), större brunfladdermus (§4a), trollpipistrell (§4a) och vattenfladdermus (§4a). Av dessa är 4 rödlistade. För rödlistade arter har rödlistekategorin angivits inom parentes. Arter som är signalarter enligt Skogsstyrelsen har markerats med (S). För fridlysta arter anges även paragrafen i Artskyddsförordningen som arten är fridlyst enligt.</w:t>
+        <w:t>I avverkningsanmälan har följande 15 naturvårdsarter hittats: brunlångöra (NT, §4a), järnsparv (NT, §4), nordfladdermus (NT, §4a), tallticka (NT, T), björksplintborre (S), gullgröppa (S), vågbandad barkbock (S), spillkråka (T, §4), tofsmes (T, §4), dvärgpipistrell (§4a), gråskimlig fladdermus (§4a), gröngöling (§4), större brunfladdermus (§4a), trollpipistrell (§4a) och vattenfladdermus (§4a). Av dessa är 4 rödlistade. För rödlistade arter har rödlistekategorin angivits inom parentes. Arter som är signalarter enligt Skogsstyrelsen har markerats med (S). Typiska arter inom Natura 2000 som är kopplade till skogsekosystem har markerats med (T). För fridlysta arter anges även paragrafen i Artskyddsförordningen som arten är fridlyst enligt.</w:t>
       </w:r>
     </w:p>
     <w:p>
       <w:r>
-        <w:t>De påträffade naturvårdsarterna är ett tydligt kvitto på att detta rör sig om en skog med höga naturvärden. I Figur 1 visas en karta över det avverkningsanmälda området, där samtliga fyndplatser för naturvårdsarter som finns registrerade på Artportalen har markerats.</w:t>
+        <w:t>De påträffade naturvårdsarterna är ett tydligt kvitto på att det rör sig om en skog med höga naturvärden.</w:t>
+      </w:r>
+      <w:r>
+        <w:t xml:space="preserve"> I Figur 1 visas fyndplatser för naturvårdsarter i området, som finns registrerade på Artportalen.</w:t>
       </w:r>
     </w:p>
     <w:p>
@@ -206,7 +209,7 @@
       <w:r>
         <w:drawing>
           <wp:inline xmlns:a="http://schemas.openxmlformats.org/drawingml/2006/main" xmlns:pic="http://schemas.openxmlformats.org/drawingml/2006/picture">
-            <wp:extent cx="5486400" cy="5141091"/>
+            <wp:extent cx="5486400" cy="5028480"/>
             <wp:docPr id="1" name="Picture 1"/>
             <wp:cNvGraphicFramePr>
               <a:graphicFrameLocks noChangeAspect="1"/>
@@ -227,7 +230,7 @@
                   <pic:spPr>
                     <a:xfrm>
                       <a:off x="0" y="0"/>
-                      <a:ext cx="5486400" cy="5141091"/>
+                      <a:ext cx="5486400" cy="5028480"/>
                     </a:xfrm>
                     <a:prstGeom prst="rect"/>
                   </pic:spPr>
@@ -241,9 +244,212 @@
     <w:p>
       <w:pPr>
         <w:pStyle w:val="Caption"/>
+        <w:spacing w:after="240"/>
       </w:pPr>
       <w:r>
-        <w:t>Figur 1. Fyndplatser för naturvårdsarter i det avverkningsanmälda området (röd linje). Markörer utan svart kant är placerade på fyndplatsen. Markörer med svart kant är placerade vid sidan av fyndplatsen och har ett svart streck som visar fyndplatsens exakta position. Kartans mittpunktskoordinat är N 6584000, E 514114 i SWEREF 99 TM.</w:t>
+        <w:t>Figur 1. Fyndplatser för naturvårdsarter i avverkningsanmälan (röd linje). Markörer utan svart kant är placerade på fyndplatsen. Markörer med svart kant är placerade vid sidan av fyndplatsen och har ett svart streck som visar fyndplatsens exakta position. Kartans mittpunktskoordinat är N 6584000, E 514114 i SWEREF 99 TM.</w:t>
+      </w:r>
+    </w:p>
+    <w:p>
+      <w:pPr>
+        <w:pStyle w:val="Heading2"/>
+      </w:pPr>
+      <w:r>
+        <w:t>Fridlysta arter</w:t>
+      </w:r>
+    </w:p>
+    <w:p>
+      <w:r>
+        <w:t>Följande fridlysta arter har sina livsmiljöer och växtplatser i den avverkningsanmälda skogen: brunlångöra (NT, §4a), järnsparv (NT, §4), nordfladdermus (NT, §4a), spillkråka (T, §4), tofsmes (T, §4), dvärgpipistrell (§4a), gråskimlig fladdermus (§4a), gröngöling (§4), större brunfladdermus (§4a), trollpipistrell (§4a) och vattenfladdermus (§4a).</w:t>
+      </w:r>
+    </w:p>
+    <w:p>
+      <w:r>
+        <w:t xml:space="preserve">Observera att medlemsländerna är skyldiga att agera i enlighet med EU:s fågeldirektiv där det uttryckligen står att direktivet gäller för fåglar samt för deras ägg, bon och </w:t>
+      </w:r>
+      <w:r>
+        <w:rPr>
+          <w:b/>
+        </w:rPr>
+        <w:t xml:space="preserve">livsmiljöer </w:t>
+      </w:r>
+      <w:r>
+        <w:t>(artikel 1). Vidare att de åtgärder som vidtas inte får leda till en försämring av den nuvarande situationen beträffande bevarandet av de fågelarter som avses i artikel 1 (artikel 13). Fågeldirektivet är styrande för tillsynsansvariga myndigheters ärendehantering, ställningstaganden och beslutsfattande.</w:t>
+      </w:r>
+    </w:p>
+    <w:p>
+      <w:r>
+        <w:rPr>
+          <w:b/>
+        </w:rPr>
+        <w:t>Brunlångöra (NT, §4a)</w:t>
+      </w:r>
+      <w:r>
+        <w:t xml:space="preserve"> omfattas av bilaga 4 EU:s art- och habitatdirektiv vilket innebär att arten och dess livsmiljöer är strikt skyddade. Brunlångöra förekommer framförallt inne i relativt tät skog men födosöker också i trädgårdar, parker och hagar. Den har minskat med 17,5 (5–30) % under de senaste 21 åren och minskningstakten för den svenska populationen bedöms vara nära gränsvärdet för Sårbar (VU). (A2bc). Brunlångöra är typisk art för </w:t>
+      </w:r>
+      <w:r>
+        <w:rPr>
+          <w:i/>
+        </w:rPr>
+        <w:t>8310 Grottor</w:t>
+      </w:r>
+      <w:r>
+        <w:t xml:space="preserve"> och </w:t>
+      </w:r>
+      <w:r>
+        <w:rPr>
+          <w:i/>
+        </w:rPr>
+        <w:t>8330</w:t>
+      </w:r>
+      <w:r>
+        <w:t xml:space="preserve"> (SLU Artdatabanken, 2024).</w:t>
+      </w:r>
+    </w:p>
+    <w:p>
+      <w:r>
+        <w:rPr>
+          <w:b/>
+        </w:rPr>
+        <w:t>Dvärgpipistrell (§4a)</w:t>
+      </w:r>
+      <w:r>
+        <w:t xml:space="preserve"> omfattas av bilaga 4 EU:s art- och habitatdirektiv vilket innebär ett strikt skydd där arten och dess livsmiljöer ska bevaras. Arten förekommer i alla typer av glesare skogar men föredrar framförallt lövskog. Den födosöker inne bland träden och man hittar den i trädbärande beteshagar, i kantzoner mellan skog och odlingsmark, i närheten av vatten och i bymiljöer. Den undviker stora sammanhängande öppna miljöer såsom åkrar och hyggen. Skogsbruksåtgärder som leder till minskad förekomst av äldre, gles skog och då särskilt tillgång på hålträd och träd med löst sittande bark kan leda till brist på koloniplatser och viloplatser (SLU Artdatabanken, 2024; Skogsstyrelsen, 2016).</w:t>
+      </w:r>
+    </w:p>
+    <w:p>
+      <w:r>
+        <w:rPr>
+          <w:b/>
+        </w:rPr>
+        <w:t>Gråskimlig fladdermus (§4a)</w:t>
+      </w:r>
+      <w:r>
+        <w:t xml:space="preserve"> omfattas av bilaga 4 EU:s art- och habitatdirektiv vilket innebär ett strikt skydd där arten och dess livsmiljöer ska bevaras. Arten födosöker i halvöppna miljöer, t.ex. i glesa skogar, trädbärande betesmarker, brynmiljöer, parker och i anslutning till sjöar och vattendrag. Under året utnyttjar fladdermössen många olika miljöer och ett effektivt bevarandearbete måste därför utgå från ett landskapsekologiskt perspektiv. Den viktigaste faktorn för om fladdermössen ska kunna leva i ett område är tillgången på föda i form av nattaktiva insekter. Ett bra hemområde måste erbjuda god födotillgång under hela aktivitetsperioden. Åtgärder som bevarar och gynnar en hög insektsproduktion är därför centrala. I ett varierat landskap med hög andel äldre lövträd, småvatten, sumpskogar, öppna våtmarker, ängar och betesmarker avlöser olika insektsgrupper varandra vilket gör att det hela tiden finns tillräckligt med föda. Gamla träd med grov bark, skador, håligheter eller döda delar bör lämnas och yngre träd (efterträdare) tillåtas finnas kvar och åldras för att säkra framtida förekomst av lämpliga yngelmiljöer. Övervintringsplatser måste skyddas effektivt från störningar (SLU Artdatabanken, 2024).</w:t>
+      </w:r>
+    </w:p>
+    <w:p>
+      <w:r>
+        <w:rPr>
+          <w:b/>
+        </w:rPr>
+        <w:t>Nordfladdermus (NT, §4a)</w:t>
+      </w:r>
+      <w:r>
+        <w:t xml:space="preserve"> omfattas av bilaga 4 EU:s art- och habitatdirektiv vilket innebär ett strikt skydd där arten och dess livsmiljöer ska bevaras. Nordfladdermus föredrar variationsrik skog med förekomst av sjöar, vattendrag och våtmarker och hittas framförallt i halvöppna miljöer som trädbärande beteshagar och i kantzoner mellan skog och odlingsmark. Den undviker stora öppna områden som stora hyggen och större sammanhängande planteringar vilket minskar längden bryn och landskapets heterogenitet och därmed födotillgången och mängden lämpliga jaktplatser. Skogsbruksåtgärder som leder till minskad förekomst av äldre, gles skog och då särskilt tillgång på hålträd och träd med löst sittande bark kan leda till brist på koloniplatser och viloplatser. Nordfladdermus har minskat med 27,5 (5–50) % under de senaste 21 åren och minskningstakten för den svenska populationen bedöms vara nära gränsvärdet för Sårbar (VU). (A2bc) (SLU Artdatabanken, 2024; Skogsstyrelsen, 2016).</w:t>
+      </w:r>
+    </w:p>
+    <w:p>
+      <w:r>
+        <w:rPr>
+          <w:b/>
+        </w:rPr>
+        <w:t>Spillkråka (§4)</w:t>
+      </w:r>
+      <w:r>
+        <w:t xml:space="preserve"> omfattas av bilaga 1 i EU:s fågeldirektiv och är typisk art för </w:t>
+      </w:r>
+      <w:r>
+        <w:rPr>
+          <w:i/>
+        </w:rPr>
+        <w:t xml:space="preserve">9010 Taiga </w:t>
+      </w:r>
+      <w:r>
+        <w:t>och</w:t>
+      </w:r>
+      <w:r>
+        <w:rPr>
+          <w:i/>
+        </w:rPr>
+        <w:t xml:space="preserve"> 9740 Skogsbevuxen myr</w:t>
+      </w:r>
+      <w:r>
+        <w:t>. Den behöver grova träd, främst tall, asp och bok som boträd. Skogsbruk med korta omloppstider och täta, homogena ungskogar utgör det största hotet. Spillkråka är en nyckelart i skogliga miljöer vars övergivna bohål utnyttjas av flera andra hålhäckande fågelarter och fladdermöss, däribland pärluggla (EN, §4), knipa (§4), salskrake (§4) och skogsduva (§4). Hökuggla (VU, §4) och slaguggla (§4) häckar ofta i högstubbar som brutits av i höjd med ett gammalt spillkråkebo (SLU Artdatabanken, 2026; Skogsstyrelsen, 2016).</w:t>
+      </w:r>
+    </w:p>
+    <w:p>
+      <w:r>
+        <w:rPr>
+          <w:b/>
+        </w:rPr>
+        <w:t>Större brunfladdermus (§4a)</w:t>
+      </w:r>
+      <w:r>
+        <w:t xml:space="preserve"> omfattas av bilaga 4 EU:s art- och habitatdirektiv vilket innebär ett strikt skydd där arten och dess livsmiljöer ska bevaras. Den lever huvudsakligen i större skogsområden med gamla lövträdsbestånd, där den jagar i alla typer av öppna och halvöppna miljöer, ofta över stora sjöar och vattendrag, strandängar, betes- och slåttermarker. Under året utnyttjar fladdermössen många olika miljöer och ett effektivt bevarandearbete måste därför utgå från ett landskapsekologiskt perspektiv. Den viktigaste faktorn för om fladdermössen ska kunna leva i ett område är tillgången på föda i form av nattaktiva insekter. Ett bra hemområde måste erbjuda god födotillgång under hela aktivitetsperioden. Åtgärder som bevarar och gynnar en hög insektsproduktion är därför centrala. I ett varierat landskap med hög andel äldre lövträd, småvatten, sumpskogar, öppna våtmarker, ängar och betesmarker avlöser olika insektsgrupper varandra vilket gör att det hela tiden finns tillräckligt med föda. Gamla träd med grov bark, skador, håligheter eller döda delar bör lämnas och yngre träd (efterträdare) tillåtas finnas kvar och åldras för att säkra framtida förekomst av lämpliga yngelmiljöer. Övervintringsplatser måste skyddas effektivt från störningar (SLU Artdatabanken, 2024).</w:t>
+      </w:r>
+    </w:p>
+    <w:p>
+      <w:r>
+        <w:rPr>
+          <w:b/>
+        </w:rPr>
+        <w:t>Tofsmes (§4)</w:t>
+      </w:r>
+      <w:r>
+        <w:t xml:space="preserve"> häckar i barr- och blandskog, främst i tallskog. Tofsmes är typisk art för </w:t>
+      </w:r>
+      <w:r>
+        <w:rPr>
+          <w:i/>
+        </w:rPr>
+        <w:t xml:space="preserve">9010 Taiga </w:t>
+      </w:r>
+      <w:r>
+        <w:t>(SLU Artdatabanken, 2025).</w:t>
+      </w:r>
+    </w:p>
+    <w:p>
+      <w:r>
+        <w:rPr>
+          <w:b/>
+        </w:rPr>
+        <w:t>Trollpipistrell (§4a)</w:t>
+      </w:r>
+      <w:r>
+        <w:t xml:space="preserve"> omfattas av bilaga 4 EU:s art- och habitatdirektiv vilket innebär ett strikt skydd för arten och dess livsmiljöer. Trollpipistrell förekommer i gles barr- och lövskog, i trädbärande beteshagar, i kantzoner mellan skog och odlingsmark, i närheten av sjöar och vattendrag samt i bymiljöer. Den undviker stora öppna miljöer såsom åkrar och hyggen och gynnas av ett landskap med mycket lövträd, vatten och hålträd. Under året utnyttjas många olika miljöer och ett effektivt bevarandearbete måste därför utgå från ett landskapsekologiskt perspektiv. Ett varierat landskap med hög andel äldre lövträd, småvatten, sumpskogar, öppna våtmarker, ängar och betesmarker, är gynnsamt för insekter vilket skapar förutsättningar för fladdermöss att finna tillräckligt med föda (SLU Artdatabanken, 2024).</w:t>
+      </w:r>
+    </w:p>
+    <w:p>
+      <w:r>
+        <w:rPr>
+          <w:b/>
+        </w:rPr>
+        <w:t>Vattenfladdermus (§4a)</w:t>
+      </w:r>
+      <w:r>
+        <w:t xml:space="preserve"> omfattas av bilaga 4 EU:s art- och habitatdirektiv vilket innebär ett strikt skydd där arten och dess livsmiljöer ska bevaras. Arten förekommer mest vid vatten, vid både sjöar och vattendrag där den födosöker antingen tätt ovanför vattenytan eller i strandskog. Kolonin kan ligga ganska långt från vatten och den kan ibland jaga i skog flera kilometer från vatten. För vattenfladdermusen bör framförallt åtgärder planeras och vidtas i strandnära områden. Sumpskog och hålträd behöver bevaras och återskapas. Gamla träd med grov bark, skador, håligheter eller döda delar bör lämnas och yngre träd (efterträdare) tillåtas finnas kvar och åldras för att säkra framtida förekomst av lämpliga yngelmiljöer. Övervintringsplatser måste skyddas effektivt från störningar. Vattenfladdermus är typisk art för </w:t>
+      </w:r>
+      <w:r>
+        <w:rPr>
+          <w:i/>
+        </w:rPr>
+        <w:t>8310 Grottor</w:t>
+      </w:r>
+      <w:r>
+        <w:t xml:space="preserve"> och </w:t>
+      </w:r>
+      <w:r>
+        <w:rPr>
+          <w:i/>
+        </w:rPr>
+        <w:t>8330 Havsgrottor</w:t>
+      </w:r>
+      <w:r>
+        <w:t xml:space="preserve"> (SLU Artdatabanken, 2025).</w:t>
+      </w:r>
+    </w:p>
+    <w:p>
+      <w:r>
+        <w:t>I BILAGA 1 finns mer detaljerad information om ekologi samt krav på livsmiljö hos fridlysta arter.</w:t>
+      </w:r>
+    </w:p>
+    <w:p>
+      <w:pPr>
+        <w:pStyle w:val="Heading2"/>
+      </w:pPr>
+      <w:r>
+        <w:t>Övriga naturvårdsarter</w:t>
       </w:r>
     </w:p>
     <w:p>
@@ -302,180 +508,6 @@
         <w:pStyle w:val="Heading1"/>
       </w:pPr>
       <w:r>
-        <w:t>Fridlysta arter</w:t>
-      </w:r>
-    </w:p>
-    <w:p>
-      <w:r>
-        <w:t>Följande fridlysta arter har sina livsmiljöer och växtplatser i den avverkningsanmälda skogen: brunlångöra (NT, §4a), nordfladdermus (NT, §4a), spillkråka (NT, §4), dvärgpipistrell (§4a), gråskimlig fladdermus (§4a), gröngöling (§4), järnsparv (§4), större brunfladdermus (§4a), trollpipistrell (§4a) och vattenfladdermus (§4a).</w:t>
-      </w:r>
-    </w:p>
-    <w:p>
-      <w:r>
-        <w:t xml:space="preserve">Observera att medlemsländerna är skyldiga att agera i enlighet med EU:s fågeldirektiv där det uttryckligen står att direktivet gäller för fåglar samt för deras ägg, bon och </w:t>
-      </w:r>
-      <w:r>
-        <w:rPr>
-          <w:b/>
-        </w:rPr>
-        <w:t xml:space="preserve">livsmiljöer </w:t>
-      </w:r>
-      <w:r>
-        <w:t>(artikel 1). Vidare att de åtgärder som vidtas inte får leda till en försämring av den nuvarande situationen beträffande bevarandet av de fågelarter som avses i artikel 1 (artikel 13). Fågeldirektivet är styrande för tillsynsansvariga myndigheters ärendehantering, ställningstaganden och beslutsfattande.</w:t>
-      </w:r>
-    </w:p>
-    <w:p>
-      <w:r>
-        <w:rPr>
-          <w:b/>
-        </w:rPr>
-        <w:t>Brunlångöra (NT, §4a)</w:t>
-      </w:r>
-      <w:r>
-        <w:t xml:space="preserve"> omfattas av bilaga 4 EU:s art- och habitatdirektiv vilket innebär att arten och dess livsmiljöer är strikt skyddade. Brunlångöra förekommer framförallt inne i relativt tät skog men födosöker också i trädgårdar, parker och hagar. Den har minskat med 17,5 (5–30) % under de senaste 21 åren och minskningstakten för den svenska populationen bedöms vara nära gränsvärdet för Sårbar (VU). (A2bc). Brunlångöra är typisk art för </w:t>
-      </w:r>
-      <w:r>
-        <w:rPr>
-          <w:i/>
-        </w:rPr>
-        <w:t>8310 Grottor</w:t>
-      </w:r>
-      <w:r>
-        <w:t xml:space="preserve"> och </w:t>
-      </w:r>
-      <w:r>
-        <w:rPr>
-          <w:i/>
-        </w:rPr>
-        <w:t>8330</w:t>
-      </w:r>
-      <w:r>
-        <w:t xml:space="preserve"> (SLU Artdatabanken, 2024).</w:t>
-      </w:r>
-    </w:p>
-    <w:p>
-      <w:r>
-        <w:rPr>
-          <w:b/>
-        </w:rPr>
-        <w:t>Dvärgpipistrell (§4a)</w:t>
-      </w:r>
-      <w:r>
-        <w:t xml:space="preserve"> omfattas av bilaga 4 EU:s art- och habitatdirektiv vilket innebär ett strikt skydd där arten och dess livsmiljöer ska bevaras. Arten förekommer i alla typer av glesare skogar men föredrar framförallt lövskog. Den födosöker inne bland träden och man hittar den i trädbärande beteshagar, i kantzoner mellan skog och odlingsmark, i närheten av vatten och i bymiljöer. Den undviker stora sammanhängande öppna miljöer såsom åkrar och hyggen. Skogsbruksåtgärder som leder till minskad förekomst av äldre, gles skog och då särskilt tillgång på hålträd och träd med löst sittande bark kan leda till brist på koloniplatser och viloplatser (SLU Artdatabanken, 2024; Skogsstyrelsen, 2016).</w:t>
-      </w:r>
-    </w:p>
-    <w:p>
-      <w:r>
-        <w:rPr>
-          <w:b/>
-        </w:rPr>
-        <w:t>Gråskimlig fladdermus (§4a)</w:t>
-      </w:r>
-      <w:r>
-        <w:t xml:space="preserve"> omfattas av bilaga 4 EU:s art- och habitatdirektiv vilket innebär ett strikt skydd där arten och dess livsmiljöer ska bevaras. Arten födosöker i halvöppna miljöer, t.ex. i glesa skogar, trädbärande betesmarker, brynmiljöer, parker och i anslutning till sjöar och vattendrag. Under året utnyttjar fladdermössen många olika miljöer och ett effektivt bevarandearbete måste därför utgå från ett landskapsekologiskt perspektiv. Den viktigaste faktorn för om fladdermössen ska kunna leva i ett område är tillgången på föda i form av nattaktiva insekter. Ett bra hemområde måste erbjuda god födotillgång under hela aktivitetsperioden. Åtgärder som bevarar och gynnar en hög insektsproduktion är därför centrala. I ett varierat landskap med hög andel äldre lövträd, småvatten, sumpskogar, öppna våtmarker, ängar och betesmarker avlöser olika insektsgrupper varandra vilket gör att det hela tiden finns tillräckligt med föda. Gamla träd med grov bark, skador, håligheter eller döda delar bör lämnas och yngre träd (efterträdare) tillåtas finnas kvar och åldras för att säkra framtida förekomst av lämpliga yngelmiljöer. Övervintringsplatser måste skyddas effektivt från störningar (SLU Artdatabanken, 2024).</w:t>
-      </w:r>
-    </w:p>
-    <w:p>
-      <w:r>
-        <w:rPr>
-          <w:b/>
-        </w:rPr>
-        <w:t>Nordfladdermus (NT, §4a)</w:t>
-      </w:r>
-      <w:r>
-        <w:t xml:space="preserve"> omfattas av bilaga 4 EU:s art- och habitatdirektiv vilket innebär ett strikt skydd där arten och dess livsmiljöer ska bevaras. Nordfladdermus föredrar variationsrik skog med förekomst av sjöar, vattendrag och våtmarker och hittas framförallt i halvöppna miljöer som trädbärande beteshagar och i kantzoner mellan skog och odlingsmark. Den undviker stora öppna områden som stora hyggen och större sammanhängande planteringar vilket minskar längden bryn och landskapets heterogenitet och därmed födotillgången och mängden lämpliga jaktplatser. Skogsbruksåtgärder som leder till minskad förekomst av äldre, gles skog och då särskilt tillgång på hålträd och träd med löst sittande bark kan leda till brist på koloniplatser och viloplatser. Nordfladdermus har minskat med 27,5 (5–50) % under de senaste 21 åren och minskningstakten för den svenska populationen bedöms vara nära gränsvärdet för Sårbar (VU). (A2bc) (SLU Artdatabanken, 2024; Skogsstyrelsen, 2016).</w:t>
-      </w:r>
-    </w:p>
-    <w:p>
-      <w:r>
-        <w:rPr>
-          <w:b/>
-        </w:rPr>
-        <w:t>Spillkråka (§4)</w:t>
-      </w:r>
-      <w:r>
-        <w:t xml:space="preserve"> omfattas av bilaga 1 i EU:s fågeldirektiv och är typisk art för </w:t>
-      </w:r>
-      <w:r>
-        <w:rPr>
-          <w:i/>
-        </w:rPr>
-        <w:t xml:space="preserve">9010 Taiga </w:t>
-      </w:r>
-      <w:r>
-        <w:t>och</w:t>
-      </w:r>
-      <w:r>
-        <w:rPr>
-          <w:i/>
-        </w:rPr>
-        <w:t xml:space="preserve"> 9740 Skogsbevuxen myr</w:t>
-      </w:r>
-      <w:r>
-        <w:t>. Den behöver grova träd, främst tall, asp och bok som boträd. Skogsbruk med korta omloppstider och täta, homogena ungskogar utgör det största hotet. Spillkråka är en nyckelart i skogliga miljöer vars övergivna bohål utnyttjas av flera andra hålhäckande fågelarter och fladdermöss, däribland pärluggla (EN, §4), knipa (§4), salskrake (§4) och skogsduva (§4). Hökuggla (VU, §4) och slaguggla (§4) häckar ofta i högstubbar som brutits av i höjd med ett gammalt spillkråkebo (SLU Artdatabanken, 2026; Skogsstyrelsen, 2016).</w:t>
-      </w:r>
-    </w:p>
-    <w:p>
-      <w:r>
-        <w:rPr>
-          <w:b/>
-        </w:rPr>
-        <w:t>Större brunfladdermus (§4a)</w:t>
-      </w:r>
-      <w:r>
-        <w:t xml:space="preserve"> omfattas av bilaga 4 EU:s art- och habitatdirektiv vilket innebär ett strikt skydd där arten och dess livsmiljöer ska bevaras. Den lever huvudsakligen i större skogsområden med gamla lövträdsbestånd, där den jagar i alla typer av öppna och halvöppna miljöer, ofta över stora sjöar och vattendrag, strandängar, betes- och slåttermarker. Under året utnyttjar fladdermössen många olika miljöer och ett effektivt bevarandearbete måste därför utgå från ett landskapsekologiskt perspektiv. Den viktigaste faktorn för om fladdermössen ska kunna leva i ett område är tillgången på föda i form av nattaktiva insekter. Ett bra hemområde måste erbjuda god födotillgång under hela aktivitetsperioden. Åtgärder som bevarar och gynnar en hög insektsproduktion är därför centrala. I ett varierat landskap med hög andel äldre lövträd, småvatten, sumpskogar, öppna våtmarker, ängar och betesmarker avlöser olika insektsgrupper varandra vilket gör att det hela tiden finns tillräckligt med föda. Gamla träd med grov bark, skador, håligheter eller döda delar bör lämnas och yngre träd (efterträdare) tillåtas finnas kvar och åldras för att säkra framtida förekomst av lämpliga yngelmiljöer. Övervintringsplatser måste skyddas effektivt från störningar (SLU Artdatabanken, 2024).</w:t>
-      </w:r>
-    </w:p>
-    <w:p>
-      <w:r>
-        <w:rPr>
-          <w:b/>
-        </w:rPr>
-        <w:t>Trollpipistrell (§4a)</w:t>
-      </w:r>
-      <w:r>
-        <w:t xml:space="preserve"> omfattas av bilaga 4 EU:s art- och habitatdirektiv vilket innebär ett strikt skydd för arten och dess livsmiljöer. Trollpipistrell förekommer i gles barr- och lövskog, i trädbärande beteshagar, i kantzoner mellan skog och odlingsmark, i närheten av sjöar och vattendrag samt i bymiljöer. Den undviker stora öppna miljöer såsom åkrar och hyggen och gynnas av ett landskap med mycket lövträd, vatten och hålträd. Under året utnyttjas många olika miljöer och ett effektivt bevarandearbete måste därför utgå från ett landskapsekologiskt perspektiv. Ett varierat landskap med hög andel äldre lövträd, småvatten, sumpskogar, öppna våtmarker, ängar och betesmarker, är gynnsamt för insekter vilket skapar förutsättningar för fladdermöss att finna tillräckligt med föda (SLU Artdatabanken, 2024).</w:t>
-      </w:r>
-    </w:p>
-    <w:p>
-      <w:r>
-        <w:rPr>
-          <w:b/>
-        </w:rPr>
-        <w:t>Vattenfladdermus (§4a)</w:t>
-      </w:r>
-      <w:r>
-        <w:t xml:space="preserve"> omfattas av bilaga 4 EU:s art- och habitatdirektiv vilket innebär ett strikt skydd där arten och dess livsmiljöer ska bevaras. Arten förekommer mest vid vatten, vid både sjöar och vattendrag där den födosöker antingen tätt ovanför vattenytan eller i strandskog. Kolonin kan ligga ganska långt från vatten och den kan ibland jaga i skog flera kilometer från vatten. För vattenfladdermusen bör framförallt åtgärder planeras och vidtas i strandnära områden. Sumpskog och hålträd behöver bevaras och återskapas. Gamla träd med grov bark, skador, håligheter eller döda delar bör lämnas och yngre träd (efterträdare) tillåtas finnas kvar och åldras för att säkra framtida förekomst av lämpliga yngelmiljöer. Övervintringsplatser måste skyddas effektivt från störningar. Vattenfladdermus är typisk art för </w:t>
-      </w:r>
-      <w:r>
-        <w:rPr>
-          <w:i/>
-        </w:rPr>
-        <w:t>8310 Grottor</w:t>
-      </w:r>
-      <w:r>
-        <w:t xml:space="preserve"> och </w:t>
-      </w:r>
-      <w:r>
-        <w:rPr>
-          <w:i/>
-        </w:rPr>
-        <w:t>8330 Havsgrottor</w:t>
-      </w:r>
-      <w:r>
-        <w:t xml:space="preserve"> (SLU Artdatabanken, 2025).</w:t>
-      </w:r>
-    </w:p>
-    <w:p>
-      <w:r>
-        <w:t>I BILAGA 1 finns mer detaljerad information om ekologi samt krav på livsmiljö hos fridlysta arter.</w:t>
-      </w:r>
-    </w:p>
-    <w:p>
-      <w:pPr>
-        <w:pStyle w:val="Heading1"/>
-      </w:pPr>
-      <w:r>
         <w:t>Certifiering</w:t>
       </w:r>
     </w:p>
@@ -577,7 +609,7 @@
         <w:rPr>
           <w:i/>
         </w:rPr>
-        <w:t>I det avverkningsanmälda skogsområdet har 14 naturvårdsarter varav 4 rödlistade arter sina livsmiljöer och växtplatser.</w:t>
+        <w:t>I det avverkningsanmälda skogsområdet har 15 naturvårdsarter varav 4 rödlistade arter sina livsmiljöer och växtplatser.</w:t>
       </w:r>
     </w:p>
     <w:p>
@@ -1043,7 +1075,7 @@
 </file>
 
 <file path=word/endnotes.xml><?xml version="1.0" encoding="utf-8"?>
-<w:endnotes xmlns:wpc="http://schemas.microsoft.com/office/word/2010/wordprocessingCanvas" xmlns:cx="http://schemas.microsoft.com/office/drawing/2014/chartex" xmlns:cx1="http://schemas.microsoft.com/office/drawing/2015/9/8/chartex" xmlns:cx2="http://schemas.microsoft.com/office/drawing/2015/10/21/chartex" xmlns:cx3="http://schemas.microsoft.com/office/drawing/2016/5/9/chartex" xmlns:cx4="http://schemas.microsoft.com/office/drawing/2016/5/10/chartex" xmlns:cx5="http://schemas.microsoft.com/office/drawing/2016/5/11/chartex" xmlns:cx6="http://schemas.microsoft.com/office/drawing/2016/5/12/chartex" xmlns:cx7="http://schemas.microsoft.com/office/drawing/2016/5/13/chartex" xmlns:cx8="http://schemas.microsoft.com/office/drawing/2016/5/14/chartex" xmlns:mc="http://schemas.openxmlformats.org/markup-compatibility/2006" xmlns:aink="http://schemas.microsoft.com/office/drawing/2016/ink" xmlns:am3d="http://schemas.microsoft.com/office/drawing/2017/model3d" xmlns:o="urn:schemas-microsoft-com:office:office" xmlns:oel="http://schemas.microsoft.com/office/2019/extlst" xmlns:r="http://schemas.openxmlformats.org/officeDocument/2006/relationships" xmlns:m="http://schemas.openxmlformats.org/officeDocument/2006/math" xmlns:v="urn:schemas-microsoft-com:vml" xmlns:wp14="http://schemas.microsoft.com/office/word/2010/wordprocessingDrawing" xmlns:wp="http://schemas.openxmlformats.org/drawingml/2006/wordprocessingDrawing" xmlns:w10="urn:schemas-microsoft-com:office:word" xmlns:w="http://schemas.openxmlformats.org/wordprocessingml/2006/main" xmlns:w14="http://schemas.microsoft.com/office/word/2010/wordml" xmlns:w15="http://schemas.microsoft.com/office/word/2012/wordml" xmlns:w16cex="http://schemas.microsoft.com/office/word/2018/wordml/cex" xmlns:w16cid="http://schemas.microsoft.com/office/word/2016/wordml/cid" xmlns:w16="http://schemas.microsoft.com/office/word/2018/wordml" xmlns:w16sdtdh="http://schemas.microsoft.com/office/word/2020/wordml/sdtdatahash" xmlns:w16se="http://schemas.microsoft.com/office/word/2015/wordml/symex" xmlns:wpg="http://schemas.microsoft.com/office/word/2010/wordprocessingGroup" xmlns:wpi="http://schemas.microsoft.com/office/word/2010/wordprocessingInk" xmlns:wne="http://schemas.microsoft.com/office/word/2006/wordml" xmlns:wps="http://schemas.microsoft.com/office/word/2010/wordprocessingShape" mc:Ignorable="w14 w15 w16se w16cid w16 w16cex w16sdtdh wp14">
+<w:endnotes xmlns:wpc="http://schemas.microsoft.com/office/word/2010/wordprocessingCanvas" xmlns:cx="http://schemas.microsoft.com/office/drawing/2014/chartex" xmlns:cx1="http://schemas.microsoft.com/office/drawing/2015/9/8/chartex" xmlns:cx2="http://schemas.microsoft.com/office/drawing/2015/10/21/chartex" xmlns:cx3="http://schemas.microsoft.com/office/drawing/2016/5/9/chartex" xmlns:cx4="http://schemas.microsoft.com/office/drawing/2016/5/10/chartex" xmlns:cx5="http://schemas.microsoft.com/office/drawing/2016/5/11/chartex" xmlns:cx6="http://schemas.microsoft.com/office/drawing/2016/5/12/chartex" xmlns:cx7="http://schemas.microsoft.com/office/drawing/2016/5/13/chartex" xmlns:cx8="http://schemas.microsoft.com/office/drawing/2016/5/14/chartex" xmlns:mc="http://schemas.openxmlformats.org/markup-compatibility/2006" xmlns:aink="http://schemas.microsoft.com/office/drawing/2016/ink" xmlns:am3d="http://schemas.microsoft.com/office/drawing/2017/model3d" xmlns:o="urn:schemas-microsoft-com:office:office" xmlns:oel="http://schemas.microsoft.com/office/2019/extlst" xmlns:r="http://schemas.openxmlformats.org/officeDocument/2006/relationships" xmlns:m="http://schemas.openxmlformats.org/officeDocument/2006/math" xmlns:v="urn:schemas-microsoft-com:vml" xmlns:wp14="http://schemas.microsoft.com/office/word/2010/wordprocessingDrawing" xmlns:wp="http://schemas.openxmlformats.org/drawingml/2006/wordprocessingDrawing" xmlns:w10="urn:schemas-microsoft-com:office:word" xmlns:w="http://schemas.openxmlformats.org/wordprocessingml/2006/main" xmlns:w14="http://schemas.microsoft.com/office/word/2010/wordml" xmlns:w15="http://schemas.microsoft.com/office/word/2012/wordml" xmlns:w16cex="http://schemas.microsoft.com/office/word/2018/wordml/cex" xmlns:w16cid="http://schemas.microsoft.com/office/word/2016/wordml/cid" xmlns:w16="http://schemas.microsoft.com/office/word/2018/wordml" xmlns:w16du="http://schemas.microsoft.com/office/word/2023/wordml/word16du" xmlns:w16sdtdh="http://schemas.microsoft.com/office/word/2020/wordml/sdtdatahash" xmlns:w16sdtfl="http://schemas.microsoft.com/office/word/2024/wordml/sdtformatlock" xmlns:w16se="http://schemas.microsoft.com/office/word/2015/wordml/symex" xmlns:wpg="http://schemas.microsoft.com/office/word/2010/wordprocessingGroup" xmlns:wpi="http://schemas.microsoft.com/office/word/2010/wordprocessingInk" xmlns:wne="http://schemas.microsoft.com/office/word/2006/wordml" xmlns:wps="http://schemas.microsoft.com/office/word/2010/wordprocessingShape" mc:Ignorable="w14 w15 w16se w16cid w16 w16cex w16sdtdh w16sdtfl w16du wp14">
   <w:endnote w:type="separator" w:id="-1">
     <w:p>
       <w:pPr>
@@ -1068,7 +1100,7 @@
 </file>
 
 <file path=word/footer1.xml><?xml version="1.0" encoding="utf-8"?>
-<w:ftr xmlns:wpc="http://schemas.microsoft.com/office/word/2010/wordprocessingCanvas" xmlns:cx="http://schemas.microsoft.com/office/drawing/2014/chartex" xmlns:cx1="http://schemas.microsoft.com/office/drawing/2015/9/8/chartex" xmlns:cx2="http://schemas.microsoft.com/office/drawing/2015/10/21/chartex" xmlns:cx3="http://schemas.microsoft.com/office/drawing/2016/5/9/chartex" xmlns:cx4="http://schemas.microsoft.com/office/drawing/2016/5/10/chartex" xmlns:cx5="http://schemas.microsoft.com/office/drawing/2016/5/11/chartex" xmlns:cx6="http://schemas.microsoft.com/office/drawing/2016/5/12/chartex" xmlns:cx7="http://schemas.microsoft.com/office/drawing/2016/5/13/chartex" xmlns:cx8="http://schemas.microsoft.com/office/drawing/2016/5/14/chartex" xmlns:mc="http://schemas.openxmlformats.org/markup-compatibility/2006" xmlns:aink="http://schemas.microsoft.com/office/drawing/2016/ink" xmlns:am3d="http://schemas.microsoft.com/office/drawing/2017/model3d" xmlns:o="urn:schemas-microsoft-com:office:office" xmlns:oel="http://schemas.microsoft.com/office/2019/extlst" xmlns:r="http://schemas.openxmlformats.org/officeDocument/2006/relationships" xmlns:m="http://schemas.openxmlformats.org/officeDocument/2006/math" xmlns:v="urn:schemas-microsoft-com:vml" xmlns:wp14="http://schemas.microsoft.com/office/word/2010/wordprocessingDrawing" xmlns:wp="http://schemas.openxmlformats.org/drawingml/2006/wordprocessingDrawing" xmlns:w10="urn:schemas-microsoft-com:office:word" xmlns:w="http://schemas.openxmlformats.org/wordprocessingml/2006/main" xmlns:w14="http://schemas.microsoft.com/office/word/2010/wordml" xmlns:w15="http://schemas.microsoft.com/office/word/2012/wordml" xmlns:w16cex="http://schemas.microsoft.com/office/word/2018/wordml/cex" xmlns:w16cid="http://schemas.microsoft.com/office/word/2016/wordml/cid" xmlns:w16="http://schemas.microsoft.com/office/word/2018/wordml" xmlns:w16sdtdh="http://schemas.microsoft.com/office/word/2020/wordml/sdtdatahash" xmlns:w16se="http://schemas.microsoft.com/office/word/2015/wordml/symex" xmlns:wpg="http://schemas.microsoft.com/office/word/2010/wordprocessingGroup" xmlns:wpi="http://schemas.microsoft.com/office/word/2010/wordprocessingInk" xmlns:wne="http://schemas.microsoft.com/office/word/2006/wordml" xmlns:wps="http://schemas.microsoft.com/office/word/2010/wordprocessingShape" mc:Ignorable="w14 w15 w16se w16cid w16 w16cex w16sdtdh wp14">
+<w:ftr xmlns:wpc="http://schemas.microsoft.com/office/word/2010/wordprocessingCanvas" xmlns:cx="http://schemas.microsoft.com/office/drawing/2014/chartex" xmlns:cx1="http://schemas.microsoft.com/office/drawing/2015/9/8/chartex" xmlns:cx2="http://schemas.microsoft.com/office/drawing/2015/10/21/chartex" xmlns:cx3="http://schemas.microsoft.com/office/drawing/2016/5/9/chartex" xmlns:cx4="http://schemas.microsoft.com/office/drawing/2016/5/10/chartex" xmlns:cx5="http://schemas.microsoft.com/office/drawing/2016/5/11/chartex" xmlns:cx6="http://schemas.microsoft.com/office/drawing/2016/5/12/chartex" xmlns:cx7="http://schemas.microsoft.com/office/drawing/2016/5/13/chartex" xmlns:cx8="http://schemas.microsoft.com/office/drawing/2016/5/14/chartex" xmlns:mc="http://schemas.openxmlformats.org/markup-compatibility/2006" xmlns:aink="http://schemas.microsoft.com/office/drawing/2016/ink" xmlns:am3d="http://schemas.microsoft.com/office/drawing/2017/model3d" xmlns:o="urn:schemas-microsoft-com:office:office" xmlns:oel="http://schemas.microsoft.com/office/2019/extlst" xmlns:r="http://schemas.openxmlformats.org/officeDocument/2006/relationships" xmlns:m="http://schemas.openxmlformats.org/officeDocument/2006/math" xmlns:v="urn:schemas-microsoft-com:vml" xmlns:wp14="http://schemas.microsoft.com/office/word/2010/wordprocessingDrawing" xmlns:wp="http://schemas.openxmlformats.org/drawingml/2006/wordprocessingDrawing" xmlns:w10="urn:schemas-microsoft-com:office:word" xmlns:w="http://schemas.openxmlformats.org/wordprocessingml/2006/main" xmlns:w14="http://schemas.microsoft.com/office/word/2010/wordml" xmlns:w15="http://schemas.microsoft.com/office/word/2012/wordml" xmlns:w16cex="http://schemas.microsoft.com/office/word/2018/wordml/cex" xmlns:w16cid="http://schemas.microsoft.com/office/word/2016/wordml/cid" xmlns:w16="http://schemas.microsoft.com/office/word/2018/wordml" xmlns:w16du="http://schemas.microsoft.com/office/word/2023/wordml/word16du" xmlns:w16sdtdh="http://schemas.microsoft.com/office/word/2020/wordml/sdtdatahash" xmlns:w16sdtfl="http://schemas.microsoft.com/office/word/2024/wordml/sdtformatlock" xmlns:w16se="http://schemas.microsoft.com/office/word/2015/wordml/symex" xmlns:wpg="http://schemas.microsoft.com/office/word/2010/wordprocessingGroup" xmlns:wpi="http://schemas.microsoft.com/office/word/2010/wordprocessingInk" xmlns:wne="http://schemas.microsoft.com/office/word/2006/wordml" xmlns:wps="http://schemas.microsoft.com/office/word/2010/wordprocessingShape" mc:Ignorable="w14 w15 w16se w16cid w16 w16cex w16sdtdh w16sdtfl w16du wp14">
   <w:p>
     <w:pPr>
       <w:pStyle w:val="Footer"/>
@@ -1078,7 +1110,7 @@
 </file>
 
 <file path=word/footer2.xml><?xml version="1.0" encoding="utf-8"?>
-<w:ftr xmlns:wpc="http://schemas.microsoft.com/office/word/2010/wordprocessingCanvas" xmlns:cx="http://schemas.microsoft.com/office/drawing/2014/chartex" xmlns:cx1="http://schemas.microsoft.com/office/drawing/2015/9/8/chartex" xmlns:cx2="http://schemas.microsoft.com/office/drawing/2015/10/21/chartex" xmlns:cx3="http://schemas.microsoft.com/office/drawing/2016/5/9/chartex" xmlns:cx4="http://schemas.microsoft.com/office/drawing/2016/5/10/chartex" xmlns:cx5="http://schemas.microsoft.com/office/drawing/2016/5/11/chartex" xmlns:cx6="http://schemas.microsoft.com/office/drawing/2016/5/12/chartex" xmlns:cx7="http://schemas.microsoft.com/office/drawing/2016/5/13/chartex" xmlns:cx8="http://schemas.microsoft.com/office/drawing/2016/5/14/chartex" xmlns:mc="http://schemas.openxmlformats.org/markup-compatibility/2006" xmlns:aink="http://schemas.microsoft.com/office/drawing/2016/ink" xmlns:am3d="http://schemas.microsoft.com/office/drawing/2017/model3d" xmlns:o="urn:schemas-microsoft-com:office:office" xmlns:oel="http://schemas.microsoft.com/office/2019/extlst" xmlns:r="http://schemas.openxmlformats.org/officeDocument/2006/relationships" xmlns:m="http://schemas.openxmlformats.org/officeDocument/2006/math" xmlns:v="urn:schemas-microsoft-com:vml" xmlns:wp14="http://schemas.microsoft.com/office/word/2010/wordprocessingDrawing" xmlns:wp="http://schemas.openxmlformats.org/drawingml/2006/wordprocessingDrawing" xmlns:w10="urn:schemas-microsoft-com:office:word" xmlns:w="http://schemas.openxmlformats.org/wordprocessingml/2006/main" xmlns:w14="http://schemas.microsoft.com/office/word/2010/wordml" xmlns:w15="http://schemas.microsoft.com/office/word/2012/wordml" xmlns:w16cex="http://schemas.microsoft.com/office/word/2018/wordml/cex" xmlns:w16cid="http://schemas.microsoft.com/office/word/2016/wordml/cid" xmlns:w16="http://schemas.microsoft.com/office/word/2018/wordml" xmlns:w16sdtdh="http://schemas.microsoft.com/office/word/2020/wordml/sdtdatahash" xmlns:w16se="http://schemas.microsoft.com/office/word/2015/wordml/symex" xmlns:wpg="http://schemas.microsoft.com/office/word/2010/wordprocessingGroup" xmlns:wpi="http://schemas.microsoft.com/office/word/2010/wordprocessingInk" xmlns:wne="http://schemas.microsoft.com/office/word/2006/wordml" xmlns:wps="http://schemas.microsoft.com/office/word/2010/wordprocessingShape" mc:Ignorable="w14 w15 w16se w16cid w16 w16cex w16sdtdh wp14">
+<w:ftr xmlns:wpc="http://schemas.microsoft.com/office/word/2010/wordprocessingCanvas" xmlns:cx="http://schemas.microsoft.com/office/drawing/2014/chartex" xmlns:cx1="http://schemas.microsoft.com/office/drawing/2015/9/8/chartex" xmlns:cx2="http://schemas.microsoft.com/office/drawing/2015/10/21/chartex" xmlns:cx3="http://schemas.microsoft.com/office/drawing/2016/5/9/chartex" xmlns:cx4="http://schemas.microsoft.com/office/drawing/2016/5/10/chartex" xmlns:cx5="http://schemas.microsoft.com/office/drawing/2016/5/11/chartex" xmlns:cx6="http://schemas.microsoft.com/office/drawing/2016/5/12/chartex" xmlns:cx7="http://schemas.microsoft.com/office/drawing/2016/5/13/chartex" xmlns:cx8="http://schemas.microsoft.com/office/drawing/2016/5/14/chartex" xmlns:mc="http://schemas.openxmlformats.org/markup-compatibility/2006" xmlns:aink="http://schemas.microsoft.com/office/drawing/2016/ink" xmlns:am3d="http://schemas.microsoft.com/office/drawing/2017/model3d" xmlns:o="urn:schemas-microsoft-com:office:office" xmlns:oel="http://schemas.microsoft.com/office/2019/extlst" xmlns:r="http://schemas.openxmlformats.org/officeDocument/2006/relationships" xmlns:m="http://schemas.openxmlformats.org/officeDocument/2006/math" xmlns:v="urn:schemas-microsoft-com:vml" xmlns:wp14="http://schemas.microsoft.com/office/word/2010/wordprocessingDrawing" xmlns:wp="http://schemas.openxmlformats.org/drawingml/2006/wordprocessingDrawing" xmlns:w10="urn:schemas-microsoft-com:office:word" xmlns:w="http://schemas.openxmlformats.org/wordprocessingml/2006/main" xmlns:w14="http://schemas.microsoft.com/office/word/2010/wordml" xmlns:w15="http://schemas.microsoft.com/office/word/2012/wordml" xmlns:w16cex="http://schemas.microsoft.com/office/word/2018/wordml/cex" xmlns:w16cid="http://schemas.microsoft.com/office/word/2016/wordml/cid" xmlns:w16="http://schemas.microsoft.com/office/word/2018/wordml" xmlns:w16du="http://schemas.microsoft.com/office/word/2023/wordml/word16du" xmlns:w16sdtdh="http://schemas.microsoft.com/office/word/2020/wordml/sdtdatahash" xmlns:w16sdtfl="http://schemas.microsoft.com/office/word/2024/wordml/sdtformatlock" xmlns:w16se="http://schemas.microsoft.com/office/word/2015/wordml/symex" xmlns:wpg="http://schemas.microsoft.com/office/word/2010/wordprocessingGroup" xmlns:wpi="http://schemas.microsoft.com/office/word/2010/wordprocessingInk" xmlns:wne="http://schemas.microsoft.com/office/word/2006/wordml" xmlns:wps="http://schemas.microsoft.com/office/word/2010/wordprocessingShape" mc:Ignorable="w14 w15 w16se w16cid w16 w16cex w16sdtdh w16sdtfl w16du wp14">
   <w:p>
     <w:pPr>
       <w:pStyle w:val="Footer"/>
@@ -1088,7 +1120,7 @@
 </file>
 
 <file path=word/footer3.xml><?xml version="1.0" encoding="utf-8"?>
-<w:ftr xmlns:wpc="http://schemas.microsoft.com/office/word/2010/wordprocessingCanvas" xmlns:cx="http://schemas.microsoft.com/office/drawing/2014/chartex" xmlns:cx1="http://schemas.microsoft.com/office/drawing/2015/9/8/chartex" xmlns:cx2="http://schemas.microsoft.com/office/drawing/2015/10/21/chartex" xmlns:cx3="http://schemas.microsoft.com/office/drawing/2016/5/9/chartex" xmlns:cx4="http://schemas.microsoft.com/office/drawing/2016/5/10/chartex" xmlns:cx5="http://schemas.microsoft.com/office/drawing/2016/5/11/chartex" xmlns:cx6="http://schemas.microsoft.com/office/drawing/2016/5/12/chartex" xmlns:cx7="http://schemas.microsoft.com/office/drawing/2016/5/13/chartex" xmlns:cx8="http://schemas.microsoft.com/office/drawing/2016/5/14/chartex" xmlns:mc="http://schemas.openxmlformats.org/markup-compatibility/2006" xmlns:aink="http://schemas.microsoft.com/office/drawing/2016/ink" xmlns:am3d="http://schemas.microsoft.com/office/drawing/2017/model3d" xmlns:o="urn:schemas-microsoft-com:office:office" xmlns:oel="http://schemas.microsoft.com/office/2019/extlst" xmlns:r="http://schemas.openxmlformats.org/officeDocument/2006/relationships" xmlns:m="http://schemas.openxmlformats.org/officeDocument/2006/math" xmlns:v="urn:schemas-microsoft-com:vml" xmlns:wp14="http://schemas.microsoft.com/office/word/2010/wordprocessingDrawing" xmlns:wp="http://schemas.openxmlformats.org/drawingml/2006/wordprocessingDrawing" xmlns:w10="urn:schemas-microsoft-com:office:word" xmlns:w="http://schemas.openxmlformats.org/wordprocessingml/2006/main" xmlns:w14="http://schemas.microsoft.com/office/word/2010/wordml" xmlns:w15="http://schemas.microsoft.com/office/word/2012/wordml" xmlns:w16cex="http://schemas.microsoft.com/office/word/2018/wordml/cex" xmlns:w16cid="http://schemas.microsoft.com/office/word/2016/wordml/cid" xmlns:w16="http://schemas.microsoft.com/office/word/2018/wordml" xmlns:w16sdtdh="http://schemas.microsoft.com/office/word/2020/wordml/sdtdatahash" xmlns:w16se="http://schemas.microsoft.com/office/word/2015/wordml/symex" xmlns:wpg="http://schemas.microsoft.com/office/word/2010/wordprocessingGroup" xmlns:wpi="http://schemas.microsoft.com/office/word/2010/wordprocessingInk" xmlns:wne="http://schemas.microsoft.com/office/word/2006/wordml" xmlns:wps="http://schemas.microsoft.com/office/word/2010/wordprocessingShape" mc:Ignorable="w14 w15 w16se w16cid w16 w16cex w16sdtdh wp14">
+<w:ftr xmlns:wpc="http://schemas.microsoft.com/office/word/2010/wordprocessingCanvas" xmlns:cx="http://schemas.microsoft.com/office/drawing/2014/chartex" xmlns:cx1="http://schemas.microsoft.com/office/drawing/2015/9/8/chartex" xmlns:cx2="http://schemas.microsoft.com/office/drawing/2015/10/21/chartex" xmlns:cx3="http://schemas.microsoft.com/office/drawing/2016/5/9/chartex" xmlns:cx4="http://schemas.microsoft.com/office/drawing/2016/5/10/chartex" xmlns:cx5="http://schemas.microsoft.com/office/drawing/2016/5/11/chartex" xmlns:cx6="http://schemas.microsoft.com/office/drawing/2016/5/12/chartex" xmlns:cx7="http://schemas.microsoft.com/office/drawing/2016/5/13/chartex" xmlns:cx8="http://schemas.microsoft.com/office/drawing/2016/5/14/chartex" xmlns:mc="http://schemas.openxmlformats.org/markup-compatibility/2006" xmlns:aink="http://schemas.microsoft.com/office/drawing/2016/ink" xmlns:am3d="http://schemas.microsoft.com/office/drawing/2017/model3d" xmlns:o="urn:schemas-microsoft-com:office:office" xmlns:oel="http://schemas.microsoft.com/office/2019/extlst" xmlns:r="http://schemas.openxmlformats.org/officeDocument/2006/relationships" xmlns:m="http://schemas.openxmlformats.org/officeDocument/2006/math" xmlns:v="urn:schemas-microsoft-com:vml" xmlns:wp14="http://schemas.microsoft.com/office/word/2010/wordprocessingDrawing" xmlns:wp="http://schemas.openxmlformats.org/drawingml/2006/wordprocessingDrawing" xmlns:w10="urn:schemas-microsoft-com:office:word" xmlns:w="http://schemas.openxmlformats.org/wordprocessingml/2006/main" xmlns:w14="http://schemas.microsoft.com/office/word/2010/wordml" xmlns:w15="http://schemas.microsoft.com/office/word/2012/wordml" xmlns:w16cex="http://schemas.microsoft.com/office/word/2018/wordml/cex" xmlns:w16cid="http://schemas.microsoft.com/office/word/2016/wordml/cid" xmlns:w16="http://schemas.microsoft.com/office/word/2018/wordml" xmlns:w16du="http://schemas.microsoft.com/office/word/2023/wordml/word16du" xmlns:w16sdtdh="http://schemas.microsoft.com/office/word/2020/wordml/sdtdatahash" xmlns:w16sdtfl="http://schemas.microsoft.com/office/word/2024/wordml/sdtformatlock" xmlns:w16se="http://schemas.microsoft.com/office/word/2015/wordml/symex" xmlns:wpg="http://schemas.microsoft.com/office/word/2010/wordprocessingGroup" xmlns:wpi="http://schemas.microsoft.com/office/word/2010/wordprocessingInk" xmlns:wne="http://schemas.microsoft.com/office/word/2006/wordml" xmlns:wps="http://schemas.microsoft.com/office/word/2010/wordprocessingShape" mc:Ignorable="w14 w15 w16se w16cid w16 w16cex w16sdtdh w16sdtfl w16du wp14">
   <w:p>
     <w:pPr>
       <w:pStyle w:val="Footer"/>
@@ -1098,7 +1130,7 @@
 </file>
 
 <file path=word/footnotes.xml><?xml version="1.0" encoding="utf-8"?>
-<w:footnotes xmlns:wpc="http://schemas.microsoft.com/office/word/2010/wordprocessingCanvas" xmlns:cx="http://schemas.microsoft.com/office/drawing/2014/chartex" xmlns:cx1="http://schemas.microsoft.com/office/drawing/2015/9/8/chartex" xmlns:cx2="http://schemas.microsoft.com/office/drawing/2015/10/21/chartex" xmlns:cx3="http://schemas.microsoft.com/office/drawing/2016/5/9/chartex" xmlns:cx4="http://schemas.microsoft.com/office/drawing/2016/5/10/chartex" xmlns:cx5="http://schemas.microsoft.com/office/drawing/2016/5/11/chartex" xmlns:cx6="http://schemas.microsoft.com/office/drawing/2016/5/12/chartex" xmlns:cx7="http://schemas.microsoft.com/office/drawing/2016/5/13/chartex" xmlns:cx8="http://schemas.microsoft.com/office/drawing/2016/5/14/chartex" xmlns:mc="http://schemas.openxmlformats.org/markup-compatibility/2006" xmlns:aink="http://schemas.microsoft.com/office/drawing/2016/ink" xmlns:am3d="http://schemas.microsoft.com/office/drawing/2017/model3d" xmlns:o="urn:schemas-microsoft-com:office:office" xmlns:oel="http://schemas.microsoft.com/office/2019/extlst" xmlns:r="http://schemas.openxmlformats.org/officeDocument/2006/relationships" xmlns:m="http://schemas.openxmlformats.org/officeDocument/2006/math" xmlns:v="urn:schemas-microsoft-com:vml" xmlns:wp14="http://schemas.microsoft.com/office/word/2010/wordprocessingDrawing" xmlns:wp="http://schemas.openxmlformats.org/drawingml/2006/wordprocessingDrawing" xmlns:w10="urn:schemas-microsoft-com:office:word" xmlns:w="http://schemas.openxmlformats.org/wordprocessingml/2006/main" xmlns:w14="http://schemas.microsoft.com/office/word/2010/wordml" xmlns:w15="http://schemas.microsoft.com/office/word/2012/wordml" xmlns:w16cex="http://schemas.microsoft.com/office/word/2018/wordml/cex" xmlns:w16cid="http://schemas.microsoft.com/office/word/2016/wordml/cid" xmlns:w16="http://schemas.microsoft.com/office/word/2018/wordml" xmlns:w16sdtdh="http://schemas.microsoft.com/office/word/2020/wordml/sdtdatahash" xmlns:w16se="http://schemas.microsoft.com/office/word/2015/wordml/symex" xmlns:wpg="http://schemas.microsoft.com/office/word/2010/wordprocessingGroup" xmlns:wpi="http://schemas.microsoft.com/office/word/2010/wordprocessingInk" xmlns:wne="http://schemas.microsoft.com/office/word/2006/wordml" xmlns:wps="http://schemas.microsoft.com/office/word/2010/wordprocessingShape" mc:Ignorable="w14 w15 w16se w16cid w16 w16cex w16sdtdh wp14">
+<w:footnotes xmlns:wpc="http://schemas.microsoft.com/office/word/2010/wordprocessingCanvas" xmlns:cx="http://schemas.microsoft.com/office/drawing/2014/chartex" xmlns:cx1="http://schemas.microsoft.com/office/drawing/2015/9/8/chartex" xmlns:cx2="http://schemas.microsoft.com/office/drawing/2015/10/21/chartex" xmlns:cx3="http://schemas.microsoft.com/office/drawing/2016/5/9/chartex" xmlns:cx4="http://schemas.microsoft.com/office/drawing/2016/5/10/chartex" xmlns:cx5="http://schemas.microsoft.com/office/drawing/2016/5/11/chartex" xmlns:cx6="http://schemas.microsoft.com/office/drawing/2016/5/12/chartex" xmlns:cx7="http://schemas.microsoft.com/office/drawing/2016/5/13/chartex" xmlns:cx8="http://schemas.microsoft.com/office/drawing/2016/5/14/chartex" xmlns:mc="http://schemas.openxmlformats.org/markup-compatibility/2006" xmlns:aink="http://schemas.microsoft.com/office/drawing/2016/ink" xmlns:am3d="http://schemas.microsoft.com/office/drawing/2017/model3d" xmlns:o="urn:schemas-microsoft-com:office:office" xmlns:oel="http://schemas.microsoft.com/office/2019/extlst" xmlns:r="http://schemas.openxmlformats.org/officeDocument/2006/relationships" xmlns:m="http://schemas.openxmlformats.org/officeDocument/2006/math" xmlns:v="urn:schemas-microsoft-com:vml" xmlns:wp14="http://schemas.microsoft.com/office/word/2010/wordprocessingDrawing" xmlns:wp="http://schemas.openxmlformats.org/drawingml/2006/wordprocessingDrawing" xmlns:w10="urn:schemas-microsoft-com:office:word" xmlns:w="http://schemas.openxmlformats.org/wordprocessingml/2006/main" xmlns:w14="http://schemas.microsoft.com/office/word/2010/wordml" xmlns:w15="http://schemas.microsoft.com/office/word/2012/wordml" xmlns:w16cex="http://schemas.microsoft.com/office/word/2018/wordml/cex" xmlns:w16cid="http://schemas.microsoft.com/office/word/2016/wordml/cid" xmlns:w16="http://schemas.microsoft.com/office/word/2018/wordml" xmlns:w16du="http://schemas.microsoft.com/office/word/2023/wordml/word16du" xmlns:w16sdtdh="http://schemas.microsoft.com/office/word/2020/wordml/sdtdatahash" xmlns:w16sdtfl="http://schemas.microsoft.com/office/word/2024/wordml/sdtformatlock" xmlns:w16se="http://schemas.microsoft.com/office/word/2015/wordml/symex" xmlns:wpg="http://schemas.microsoft.com/office/word/2010/wordprocessingGroup" xmlns:wpi="http://schemas.microsoft.com/office/word/2010/wordprocessingInk" xmlns:wne="http://schemas.microsoft.com/office/word/2006/wordml" xmlns:wps="http://schemas.microsoft.com/office/word/2010/wordprocessingShape" mc:Ignorable="w14 w15 w16se w16cid w16 w16cex w16sdtdh w16sdtfl w16du wp14">
   <w:footnote w:type="separator" w:id="-1">
     <w:p>
       <w:pPr>
@@ -1123,7 +1155,7 @@
 </file>
 
 <file path=word/header1.xml><?xml version="1.0" encoding="utf-8"?>
-<w:hdr xmlns:wpc="http://schemas.microsoft.com/office/word/2010/wordprocessingCanvas" xmlns:cx="http://schemas.microsoft.com/office/drawing/2014/chartex" xmlns:cx1="http://schemas.microsoft.com/office/drawing/2015/9/8/chartex" xmlns:cx2="http://schemas.microsoft.com/office/drawing/2015/10/21/chartex" xmlns:cx3="http://schemas.microsoft.com/office/drawing/2016/5/9/chartex" xmlns:cx4="http://schemas.microsoft.com/office/drawing/2016/5/10/chartex" xmlns:cx5="http://schemas.microsoft.com/office/drawing/2016/5/11/chartex" xmlns:cx6="http://schemas.microsoft.com/office/drawing/2016/5/12/chartex" xmlns:cx7="http://schemas.microsoft.com/office/drawing/2016/5/13/chartex" xmlns:cx8="http://schemas.microsoft.com/office/drawing/2016/5/14/chartex" xmlns:mc="http://schemas.openxmlformats.org/markup-compatibility/2006" xmlns:aink="http://schemas.microsoft.com/office/drawing/2016/ink" xmlns:am3d="http://schemas.microsoft.com/office/drawing/2017/model3d" xmlns:o="urn:schemas-microsoft-com:office:office" xmlns:oel="http://schemas.microsoft.com/office/2019/extlst" xmlns:r="http://schemas.openxmlformats.org/officeDocument/2006/relationships" xmlns:m="http://schemas.openxmlformats.org/officeDocument/2006/math" xmlns:v="urn:schemas-microsoft-com:vml" xmlns:wp14="http://schemas.microsoft.com/office/word/2010/wordprocessingDrawing" xmlns:wp="http://schemas.openxmlformats.org/drawingml/2006/wordprocessingDrawing" xmlns:w10="urn:schemas-microsoft-com:office:word" xmlns:w="http://schemas.openxmlformats.org/wordprocessingml/2006/main" xmlns:w14="http://schemas.microsoft.com/office/word/2010/wordml" xmlns:w15="http://schemas.microsoft.com/office/word/2012/wordml" xmlns:w16cex="http://schemas.microsoft.com/office/word/2018/wordml/cex" xmlns:w16cid="http://schemas.microsoft.com/office/word/2016/wordml/cid" xmlns:w16="http://schemas.microsoft.com/office/word/2018/wordml" xmlns:w16sdtdh="http://schemas.microsoft.com/office/word/2020/wordml/sdtdatahash" xmlns:w16se="http://schemas.microsoft.com/office/word/2015/wordml/symex" xmlns:wpg="http://schemas.microsoft.com/office/word/2010/wordprocessingGroup" xmlns:wpi="http://schemas.microsoft.com/office/word/2010/wordprocessingInk" xmlns:wne="http://schemas.microsoft.com/office/word/2006/wordml" xmlns:wps="http://schemas.microsoft.com/office/word/2010/wordprocessingShape" mc:Ignorable="w14 w15 w16se w16cid w16 w16cex w16sdtdh wp14">
+<w:hdr xmlns:wpc="http://schemas.microsoft.com/office/word/2010/wordprocessingCanvas" xmlns:cx="http://schemas.microsoft.com/office/drawing/2014/chartex" xmlns:cx1="http://schemas.microsoft.com/office/drawing/2015/9/8/chartex" xmlns:cx2="http://schemas.microsoft.com/office/drawing/2015/10/21/chartex" xmlns:cx3="http://schemas.microsoft.com/office/drawing/2016/5/9/chartex" xmlns:cx4="http://schemas.microsoft.com/office/drawing/2016/5/10/chartex" xmlns:cx5="http://schemas.microsoft.com/office/drawing/2016/5/11/chartex" xmlns:cx6="http://schemas.microsoft.com/office/drawing/2016/5/12/chartex" xmlns:cx7="http://schemas.microsoft.com/office/drawing/2016/5/13/chartex" xmlns:cx8="http://schemas.microsoft.com/office/drawing/2016/5/14/chartex" xmlns:mc="http://schemas.openxmlformats.org/markup-compatibility/2006" xmlns:aink="http://schemas.microsoft.com/office/drawing/2016/ink" xmlns:am3d="http://schemas.microsoft.com/office/drawing/2017/model3d" xmlns:o="urn:schemas-microsoft-com:office:office" xmlns:oel="http://schemas.microsoft.com/office/2019/extlst" xmlns:r="http://schemas.openxmlformats.org/officeDocument/2006/relationships" xmlns:m="http://schemas.openxmlformats.org/officeDocument/2006/math" xmlns:v="urn:schemas-microsoft-com:vml" xmlns:wp14="http://schemas.microsoft.com/office/word/2010/wordprocessingDrawing" xmlns:wp="http://schemas.openxmlformats.org/drawingml/2006/wordprocessingDrawing" xmlns:w10="urn:schemas-microsoft-com:office:word" xmlns:w="http://schemas.openxmlformats.org/wordprocessingml/2006/main" xmlns:w14="http://schemas.microsoft.com/office/word/2010/wordml" xmlns:w15="http://schemas.microsoft.com/office/word/2012/wordml" xmlns:w16cex="http://schemas.microsoft.com/office/word/2018/wordml/cex" xmlns:w16cid="http://schemas.microsoft.com/office/word/2016/wordml/cid" xmlns:w16="http://schemas.microsoft.com/office/word/2018/wordml" xmlns:w16du="http://schemas.microsoft.com/office/word/2023/wordml/word16du" xmlns:w16sdtdh="http://schemas.microsoft.com/office/word/2020/wordml/sdtdatahash" xmlns:w16sdtfl="http://schemas.microsoft.com/office/word/2024/wordml/sdtformatlock" xmlns:w16se="http://schemas.microsoft.com/office/word/2015/wordml/symex" xmlns:wpg="http://schemas.microsoft.com/office/word/2010/wordprocessingGroup" xmlns:wpi="http://schemas.microsoft.com/office/word/2010/wordprocessingInk" xmlns:wne="http://schemas.microsoft.com/office/word/2006/wordml" xmlns:wps="http://schemas.microsoft.com/office/word/2010/wordprocessingShape" mc:Ignorable="w14 w15 w16se w16cid w16 w16cex w16sdtdh w16sdtfl w16du wp14">
   <w:p>
     <w:pPr>
       <w:pStyle w:val="Header"/>
@@ -1133,7 +1165,7 @@
 </file>
 
 <file path=word/header2.xml><?xml version="1.0" encoding="utf-8"?>
-<w:hdr xmlns:wpc="http://schemas.microsoft.com/office/word/2010/wordprocessingCanvas" xmlns:cx="http://schemas.microsoft.com/office/drawing/2014/chartex" xmlns:cx1="http://schemas.microsoft.com/office/drawing/2015/9/8/chartex" xmlns:cx2="http://schemas.microsoft.com/office/drawing/2015/10/21/chartex" xmlns:cx3="http://schemas.microsoft.com/office/drawing/2016/5/9/chartex" xmlns:cx4="http://schemas.microsoft.com/office/drawing/2016/5/10/chartex" xmlns:cx5="http://schemas.microsoft.com/office/drawing/2016/5/11/chartex" xmlns:cx6="http://schemas.microsoft.com/office/drawing/2016/5/12/chartex" xmlns:cx7="http://schemas.microsoft.com/office/drawing/2016/5/13/chartex" xmlns:cx8="http://schemas.microsoft.com/office/drawing/2016/5/14/chartex" xmlns:mc="http://schemas.openxmlformats.org/markup-compatibility/2006" xmlns:aink="http://schemas.microsoft.com/office/drawing/2016/ink" xmlns:am3d="http://schemas.microsoft.com/office/drawing/2017/model3d" xmlns:o="urn:schemas-microsoft-com:office:office" xmlns:oel="http://schemas.microsoft.com/office/2019/extlst" xmlns:r="http://schemas.openxmlformats.org/officeDocument/2006/relationships" xmlns:m="http://schemas.openxmlformats.org/officeDocument/2006/math" xmlns:v="urn:schemas-microsoft-com:vml" xmlns:wp14="http://schemas.microsoft.com/office/word/2010/wordprocessingDrawing" xmlns:wp="http://schemas.openxmlformats.org/drawingml/2006/wordprocessingDrawing" xmlns:w10="urn:schemas-microsoft-com:office:word" xmlns:w="http://schemas.openxmlformats.org/wordprocessingml/2006/main" xmlns:w14="http://schemas.microsoft.com/office/word/2010/wordml" xmlns:w15="http://schemas.microsoft.com/office/word/2012/wordml" xmlns:w16cex="http://schemas.microsoft.com/office/word/2018/wordml/cex" xmlns:w16cid="http://schemas.microsoft.com/office/word/2016/wordml/cid" xmlns:w16="http://schemas.microsoft.com/office/word/2018/wordml" xmlns:w16sdtdh="http://schemas.microsoft.com/office/word/2020/wordml/sdtdatahash" xmlns:w16se="http://schemas.microsoft.com/office/word/2015/wordml/symex" xmlns:wpg="http://schemas.microsoft.com/office/word/2010/wordprocessingGroup" xmlns:wpi="http://schemas.microsoft.com/office/word/2010/wordprocessingInk" xmlns:wne="http://schemas.microsoft.com/office/word/2006/wordml" xmlns:wps="http://schemas.microsoft.com/office/word/2010/wordprocessingShape" mc:Ignorable="w14 w15 w16se w16cid w16 w16cex w16sdtdh wp14">
+<w:hdr xmlns:wpc="http://schemas.microsoft.com/office/word/2010/wordprocessingCanvas" xmlns:cx="http://schemas.microsoft.com/office/drawing/2014/chartex" xmlns:cx1="http://schemas.microsoft.com/office/drawing/2015/9/8/chartex" xmlns:cx2="http://schemas.microsoft.com/office/drawing/2015/10/21/chartex" xmlns:cx3="http://schemas.microsoft.com/office/drawing/2016/5/9/chartex" xmlns:cx4="http://schemas.microsoft.com/office/drawing/2016/5/10/chartex" xmlns:cx5="http://schemas.microsoft.com/office/drawing/2016/5/11/chartex" xmlns:cx6="http://schemas.microsoft.com/office/drawing/2016/5/12/chartex" xmlns:cx7="http://schemas.microsoft.com/office/drawing/2016/5/13/chartex" xmlns:cx8="http://schemas.microsoft.com/office/drawing/2016/5/14/chartex" xmlns:mc="http://schemas.openxmlformats.org/markup-compatibility/2006" xmlns:aink="http://schemas.microsoft.com/office/drawing/2016/ink" xmlns:am3d="http://schemas.microsoft.com/office/drawing/2017/model3d" xmlns:o="urn:schemas-microsoft-com:office:office" xmlns:oel="http://schemas.microsoft.com/office/2019/extlst" xmlns:r="http://schemas.openxmlformats.org/officeDocument/2006/relationships" xmlns:m="http://schemas.openxmlformats.org/officeDocument/2006/math" xmlns:v="urn:schemas-microsoft-com:vml" xmlns:wp14="http://schemas.microsoft.com/office/word/2010/wordprocessingDrawing" xmlns:wp="http://schemas.openxmlformats.org/drawingml/2006/wordprocessingDrawing" xmlns:w10="urn:schemas-microsoft-com:office:word" xmlns:w="http://schemas.openxmlformats.org/wordprocessingml/2006/main" xmlns:w14="http://schemas.microsoft.com/office/word/2010/wordml" xmlns:w15="http://schemas.microsoft.com/office/word/2012/wordml" xmlns:w16cex="http://schemas.microsoft.com/office/word/2018/wordml/cex" xmlns:w16cid="http://schemas.microsoft.com/office/word/2016/wordml/cid" xmlns:w16="http://schemas.microsoft.com/office/word/2018/wordml" xmlns:w16du="http://schemas.microsoft.com/office/word/2023/wordml/word16du" xmlns:w16sdtdh="http://schemas.microsoft.com/office/word/2020/wordml/sdtdatahash" xmlns:w16sdtfl="http://schemas.microsoft.com/office/word/2024/wordml/sdtformatlock" xmlns:w16se="http://schemas.microsoft.com/office/word/2015/wordml/symex" xmlns:wpg="http://schemas.microsoft.com/office/word/2010/wordprocessingGroup" xmlns:wpi="http://schemas.microsoft.com/office/word/2010/wordprocessingInk" xmlns:wne="http://schemas.microsoft.com/office/word/2006/wordml" xmlns:wps="http://schemas.microsoft.com/office/word/2010/wordprocessingShape" mc:Ignorable="w14 w15 w16se w16cid w16 w16cex w16sdtdh w16sdtfl w16du wp14">
   <w:p>
     <w:pPr>
       <w:pStyle w:val="Header"/>
@@ -1144,7 +1176,7 @@
 </file>
 
 <file path=word/header3.xml><?xml version="1.0" encoding="utf-8"?>
-<w:hdr xmlns:wpc="http://schemas.microsoft.com/office/word/2010/wordprocessingCanvas" xmlns:cx="http://schemas.microsoft.com/office/drawing/2014/chartex" xmlns:cx1="http://schemas.microsoft.com/office/drawing/2015/9/8/chartex" xmlns:cx2="http://schemas.microsoft.com/office/drawing/2015/10/21/chartex" xmlns:cx3="http://schemas.microsoft.com/office/drawing/2016/5/9/chartex" xmlns:cx4="http://schemas.microsoft.com/office/drawing/2016/5/10/chartex" xmlns:cx5="http://schemas.microsoft.com/office/drawing/2016/5/11/chartex" xmlns:cx6="http://schemas.microsoft.com/office/drawing/2016/5/12/chartex" xmlns:cx7="http://schemas.microsoft.com/office/drawing/2016/5/13/chartex" xmlns:cx8="http://schemas.microsoft.com/office/drawing/2016/5/14/chartex" xmlns:mc="http://schemas.openxmlformats.org/markup-compatibility/2006" xmlns:aink="http://schemas.microsoft.com/office/drawing/2016/ink" xmlns:am3d="http://schemas.microsoft.com/office/drawing/2017/model3d" xmlns:o="urn:schemas-microsoft-com:office:office" xmlns:oel="http://schemas.microsoft.com/office/2019/extlst" xmlns:r="http://schemas.openxmlformats.org/officeDocument/2006/relationships" xmlns:m="http://schemas.openxmlformats.org/officeDocument/2006/math" xmlns:v="urn:schemas-microsoft-com:vml" xmlns:wp14="http://schemas.microsoft.com/office/word/2010/wordprocessingDrawing" xmlns:wp="http://schemas.openxmlformats.org/drawingml/2006/wordprocessingDrawing" xmlns:w10="urn:schemas-microsoft-com:office:word" xmlns:w="http://schemas.openxmlformats.org/wordprocessingml/2006/main" xmlns:w14="http://schemas.microsoft.com/office/word/2010/wordml" xmlns:w15="http://schemas.microsoft.com/office/word/2012/wordml" xmlns:w16cex="http://schemas.microsoft.com/office/word/2018/wordml/cex" xmlns:w16cid="http://schemas.microsoft.com/office/word/2016/wordml/cid" xmlns:w16="http://schemas.microsoft.com/office/word/2018/wordml" xmlns:w16sdtdh="http://schemas.microsoft.com/office/word/2020/wordml/sdtdatahash" xmlns:w16se="http://schemas.microsoft.com/office/word/2015/wordml/symex" xmlns:wpg="http://schemas.microsoft.com/office/word/2010/wordprocessingGroup" xmlns:wpi="http://schemas.microsoft.com/office/word/2010/wordprocessingInk" xmlns:wne="http://schemas.microsoft.com/office/word/2006/wordml" xmlns:wps="http://schemas.microsoft.com/office/word/2010/wordprocessingShape" mc:Ignorable="w14 w15 w16se w16cid w16 w16cex w16sdtdh wp14">
+<w:hdr xmlns:wpc="http://schemas.microsoft.com/office/word/2010/wordprocessingCanvas" xmlns:cx="http://schemas.microsoft.com/office/drawing/2014/chartex" xmlns:cx1="http://schemas.microsoft.com/office/drawing/2015/9/8/chartex" xmlns:cx2="http://schemas.microsoft.com/office/drawing/2015/10/21/chartex" xmlns:cx3="http://schemas.microsoft.com/office/drawing/2016/5/9/chartex" xmlns:cx4="http://schemas.microsoft.com/office/drawing/2016/5/10/chartex" xmlns:cx5="http://schemas.microsoft.com/office/drawing/2016/5/11/chartex" xmlns:cx6="http://schemas.microsoft.com/office/drawing/2016/5/12/chartex" xmlns:cx7="http://schemas.microsoft.com/office/drawing/2016/5/13/chartex" xmlns:cx8="http://schemas.microsoft.com/office/drawing/2016/5/14/chartex" xmlns:mc="http://schemas.openxmlformats.org/markup-compatibility/2006" xmlns:aink="http://schemas.microsoft.com/office/drawing/2016/ink" xmlns:am3d="http://schemas.microsoft.com/office/drawing/2017/model3d" xmlns:o="urn:schemas-microsoft-com:office:office" xmlns:oel="http://schemas.microsoft.com/office/2019/extlst" xmlns:r="http://schemas.openxmlformats.org/officeDocument/2006/relationships" xmlns:m="http://schemas.openxmlformats.org/officeDocument/2006/math" xmlns:v="urn:schemas-microsoft-com:vml" xmlns:wp14="http://schemas.microsoft.com/office/word/2010/wordprocessingDrawing" xmlns:wp="http://schemas.openxmlformats.org/drawingml/2006/wordprocessingDrawing" xmlns:w10="urn:schemas-microsoft-com:office:word" xmlns:w="http://schemas.openxmlformats.org/wordprocessingml/2006/main" xmlns:w14="http://schemas.microsoft.com/office/word/2010/wordml" xmlns:w15="http://schemas.microsoft.com/office/word/2012/wordml" xmlns:w16cex="http://schemas.microsoft.com/office/word/2018/wordml/cex" xmlns:w16cid="http://schemas.microsoft.com/office/word/2016/wordml/cid" xmlns:w16="http://schemas.microsoft.com/office/word/2018/wordml" xmlns:w16du="http://schemas.microsoft.com/office/word/2023/wordml/word16du" xmlns:w16sdtdh="http://schemas.microsoft.com/office/word/2020/wordml/sdtdatahash" xmlns:w16sdtfl="http://schemas.microsoft.com/office/word/2024/wordml/sdtformatlock" xmlns:w16se="http://schemas.microsoft.com/office/word/2015/wordml/symex" xmlns:wpg="http://schemas.microsoft.com/office/word/2010/wordprocessingGroup" xmlns:wpi="http://schemas.microsoft.com/office/word/2010/wordprocessingInk" xmlns:wne="http://schemas.microsoft.com/office/word/2006/wordml" xmlns:wps="http://schemas.microsoft.com/office/word/2010/wordprocessingShape" mc:Ignorable="w14 w15 w16se w16cid w16 w16cex w16sdtdh w16sdtfl w16du wp14">
   <w:p>
     <w:pPr>
       <w:pStyle w:val="Header"/>
@@ -1153,7 +1185,7 @@
     <w:r>
       <w:tab/>
       <w:tab/>
-      <w:t>2026-06-17</w:t>
+      <w:t>2026-06-18</w:t>
       <w:br/>
       <w:br/>
     </w:r>
@@ -1170,7 +1202,7 @@
 </file>
 
 <file path=word/numbering.xml><?xml version="1.0" encoding="utf-8"?>
-<w:numbering xmlns:wpc="http://schemas.microsoft.com/office/word/2010/wordprocessingCanvas" xmlns:cx="http://schemas.microsoft.com/office/drawing/2014/chartex" xmlns:cx1="http://schemas.microsoft.com/office/drawing/2015/9/8/chartex" xmlns:cx2="http://schemas.microsoft.com/office/drawing/2015/10/21/chartex" xmlns:cx3="http://schemas.microsoft.com/office/drawing/2016/5/9/chartex" xmlns:cx4="http://schemas.microsoft.com/office/drawing/2016/5/10/chartex" xmlns:cx5="http://schemas.microsoft.com/office/drawing/2016/5/11/chartex" xmlns:cx6="http://schemas.microsoft.com/office/drawing/2016/5/12/chartex" xmlns:cx7="http://schemas.microsoft.com/office/drawing/2016/5/13/chartex" xmlns:cx8="http://schemas.microsoft.com/office/drawing/2016/5/14/chartex" xmlns:mc="http://schemas.openxmlformats.org/markup-compatibility/2006" xmlns:aink="http://schemas.microsoft.com/office/drawing/2016/ink" xmlns:am3d="http://schemas.microsoft.com/office/drawing/2017/model3d" xmlns:o="urn:schemas-microsoft-com:office:office" xmlns:oel="http://schemas.microsoft.com/office/2019/extlst" xmlns:r="http://schemas.openxmlformats.org/officeDocument/2006/relationships" xmlns:m="http://schemas.openxmlformats.org/officeDocument/2006/math" xmlns:v="urn:schemas-microsoft-com:vml" xmlns:wp14="http://schemas.microsoft.com/office/word/2010/wordprocessingDrawing" xmlns:wp="http://schemas.openxmlformats.org/drawingml/2006/wordprocessingDrawing" xmlns:w10="urn:schemas-microsoft-com:office:word" xmlns:w="http://schemas.openxmlformats.org/wordprocessingml/2006/main" xmlns:w14="http://schemas.microsoft.com/office/word/2010/wordml" xmlns:w15="http://schemas.microsoft.com/office/word/2012/wordml" xmlns:w16cex="http://schemas.microsoft.com/office/word/2018/wordml/cex" xmlns:w16cid="http://schemas.microsoft.com/office/word/2016/wordml/cid" xmlns:w16="http://schemas.microsoft.com/office/word/2018/wordml" xmlns:w16sdtdh="http://schemas.microsoft.com/office/word/2020/wordml/sdtdatahash" xmlns:w16se="http://schemas.microsoft.com/office/word/2015/wordml/symex" xmlns:wpg="http://schemas.microsoft.com/office/word/2010/wordprocessingGroup" xmlns:wpi="http://schemas.microsoft.com/office/word/2010/wordprocessingInk" xmlns:wne="http://schemas.microsoft.com/office/word/2006/wordml" xmlns:wps="http://schemas.microsoft.com/office/word/2010/wordprocessingShape" mc:Ignorable="w14 w15 w16se w16cid w16 w16cex w16sdtdh wp14">
+<w:numbering xmlns:wpc="http://schemas.microsoft.com/office/word/2010/wordprocessingCanvas" xmlns:cx="http://schemas.microsoft.com/office/drawing/2014/chartex" xmlns:cx1="http://schemas.microsoft.com/office/drawing/2015/9/8/chartex" xmlns:cx2="http://schemas.microsoft.com/office/drawing/2015/10/21/chartex" xmlns:cx3="http://schemas.microsoft.com/office/drawing/2016/5/9/chartex" xmlns:cx4="http://schemas.microsoft.com/office/drawing/2016/5/10/chartex" xmlns:cx5="http://schemas.microsoft.com/office/drawing/2016/5/11/chartex" xmlns:cx6="http://schemas.microsoft.com/office/drawing/2016/5/12/chartex" xmlns:cx7="http://schemas.microsoft.com/office/drawing/2016/5/13/chartex" xmlns:cx8="http://schemas.microsoft.com/office/drawing/2016/5/14/chartex" xmlns:mc="http://schemas.openxmlformats.org/markup-compatibility/2006" xmlns:aink="http://schemas.microsoft.com/office/drawing/2016/ink" xmlns:am3d="http://schemas.microsoft.com/office/drawing/2017/model3d" xmlns:o="urn:schemas-microsoft-com:office:office" xmlns:oel="http://schemas.microsoft.com/office/2019/extlst" xmlns:r="http://schemas.openxmlformats.org/officeDocument/2006/relationships" xmlns:m="http://schemas.openxmlformats.org/officeDocument/2006/math" xmlns:v="urn:schemas-microsoft-com:vml" xmlns:wp14="http://schemas.microsoft.com/office/word/2010/wordprocessingDrawing" xmlns:wp="http://schemas.openxmlformats.org/drawingml/2006/wordprocessingDrawing" xmlns:w10="urn:schemas-microsoft-com:office:word" xmlns:w="http://schemas.openxmlformats.org/wordprocessingml/2006/main" xmlns:w14="http://schemas.microsoft.com/office/word/2010/wordml" xmlns:w15="http://schemas.microsoft.com/office/word/2012/wordml" xmlns:w16cex="http://schemas.microsoft.com/office/word/2018/wordml/cex" xmlns:w16cid="http://schemas.microsoft.com/office/word/2016/wordml/cid" xmlns:w16="http://schemas.microsoft.com/office/word/2018/wordml" xmlns:w16du="http://schemas.microsoft.com/office/word/2023/wordml/word16du" xmlns:w16sdtdh="http://schemas.microsoft.com/office/word/2020/wordml/sdtdatahash" xmlns:w16sdtfl="http://schemas.microsoft.com/office/word/2024/wordml/sdtformatlock" xmlns:w16se="http://schemas.microsoft.com/office/word/2015/wordml/symex" xmlns:wpg="http://schemas.microsoft.com/office/word/2010/wordprocessingGroup" xmlns:wpi="http://schemas.microsoft.com/office/word/2010/wordprocessingInk" xmlns:wne="http://schemas.microsoft.com/office/word/2006/wordml" xmlns:wps="http://schemas.microsoft.com/office/word/2010/wordprocessingShape" mc:Ignorable="w14 w15 w16se w16cid w16 w16cex w16sdtdh w16sdtfl w16du wp14">
   <w:abstractNum w:abstractNumId="0" w15:restartNumberingAfterBreak="0">
     <w:nsid w:val="FFFFFF7C"/>
     <w:multiLevelType w:val="singleLevel"/>
@@ -1373,7 +1405,7 @@
 </file>
 
 <file path=word/styles.xml><?xml version="1.0" encoding="utf-8"?>
-<w:styles xmlns:mc="http://schemas.openxmlformats.org/markup-compatibility/2006" xmlns:r="http://schemas.openxmlformats.org/officeDocument/2006/relationships" xmlns:w="http://schemas.openxmlformats.org/wordprocessingml/2006/main" xmlns:w14="http://schemas.microsoft.com/office/word/2010/wordml" xmlns:w15="http://schemas.microsoft.com/office/word/2012/wordml" xmlns:w16cex="http://schemas.microsoft.com/office/word/2018/wordml/cex" xmlns:w16cid="http://schemas.microsoft.com/office/word/2016/wordml/cid" xmlns:w16="http://schemas.microsoft.com/office/word/2018/wordml" xmlns:w16sdtdh="http://schemas.microsoft.com/office/word/2020/wordml/sdtdatahash" xmlns:w16se="http://schemas.microsoft.com/office/word/2015/wordml/symex" mc:Ignorable="w14 w15 w16se w16cid w16 w16cex w16sdtdh">
+<w:styles xmlns:mc="http://schemas.openxmlformats.org/markup-compatibility/2006" xmlns:r="http://schemas.openxmlformats.org/officeDocument/2006/relationships" xmlns:w="http://schemas.openxmlformats.org/wordprocessingml/2006/main" xmlns:w14="http://schemas.microsoft.com/office/word/2010/wordml" xmlns:w15="http://schemas.microsoft.com/office/word/2012/wordml" xmlns:w16cex="http://schemas.microsoft.com/office/word/2018/wordml/cex" xmlns:w16cid="http://schemas.microsoft.com/office/word/2016/wordml/cid" xmlns:w16="http://schemas.microsoft.com/office/word/2018/wordml" xmlns:w16du="http://schemas.microsoft.com/office/word/2023/wordml/word16du" xmlns:w16sdtdh="http://schemas.microsoft.com/office/word/2020/wordml/sdtdatahash" xmlns:w16sdtfl="http://schemas.microsoft.com/office/word/2024/wordml/sdtformatlock" xmlns:w16se="http://schemas.microsoft.com/office/word/2015/wordml/symex" mc:Ignorable="w14 w15 w16se w16cid w16 w16cex w16sdtdh w16sdtfl w16du">
   <w:docDefaults>
     <w:rPrDefault>
       <w:rPr>
@@ -2131,7 +2163,7 @@
     <w:link w:val="TitleChar"/>
     <w:uiPriority w:val="10"/>
     <w:qFormat/>
-    <w:rsid w:val="007106C8"/>
+    <w:rsid w:val="00E854FA"/>
     <w:pPr>
       <w:spacing w:after="300" w:line="240" w:lineRule="auto"/>
       <w:contextualSpacing/>
@@ -2141,7 +2173,7 @@
       <w:rFonts w:eastAsiaTheme="majorEastAsia" w:cstheme="majorBidi"/>
       <w:spacing w:val="5"/>
       <w:kern w:val="28"/>
-      <w:sz w:val="52"/>
+      <w:sz w:val="40"/>
       <w:szCs w:val="52"/>
       <w:lang w:val="sv-SE" w:eastAsia="en-US" w:bidi="ar-SA"/>
     </w:rPr>
@@ -2151,12 +2183,12 @@
     <w:basedOn w:val="DefaultParagraphFont"/>
     <w:link w:val="Title"/>
     <w:uiPriority w:val="10"/>
-    <w:rsid w:val="007106C8"/>
+    <w:rsid w:val="00E854FA"/>
     <w:rPr>
       <w:rFonts w:ascii="Times New Roman" w:eastAsiaTheme="majorEastAsia" w:hAnsi="Times New Roman" w:cstheme="majorBidi"/>
       <w:spacing w:val="5"/>
       <w:kern w:val="28"/>
-      <w:sz w:val="52"/>
+      <w:sz w:val="40"/>
       <w:szCs w:val="52"/>
       <w:lang w:val="sv-SE" w:eastAsia="en-US" w:bidi="ar-SA"/>
     </w:rPr>

--- a/klagomål/A 14614-2026 FSC-klagomål.docx
+++ b/klagomål/A 14614-2026 FSC-klagomål.docx
@@ -1185,7 +1185,7 @@
     <w:r>
       <w:tab/>
       <w:tab/>
-      <w:t>2026-06-18</w:t>
+      <w:t>2026-06-19</w:t>
       <w:br/>
       <w:br/>
     </w:r>

--- a/klagomål/A 14614-2026 FSC-klagomål.docx
+++ b/klagomål/A 14614-2026 FSC-klagomål.docx
@@ -1185,7 +1185,7 @@
     <w:r>
       <w:tab/>
       <w:tab/>
-      <w:t>2026-06-19</w:t>
+      <w:t>2026-06-20</w:t>
       <w:br/>
       <w:br/>
     </w:r>

--- a/klagomål/A 14614-2026 FSC-klagomål.docx
+++ b/klagomål/A 14614-2026 FSC-klagomål.docx
@@ -168,38 +168,7 @@
     </w:p>
     <w:p>
       <w:r>
-        <w:t>Detta dokument behandlar höga naturvärden i avverkningsanmälan A 14614-2026 i Örebro kommun som inkom 2026-03-20 och omfattar 6,5 ha.</w:t>
-      </w:r>
-    </w:p>
-    <w:p>
-      <w:r>
-        <w:t>Nedan presenteras fynd av naturvårdsarter och fridlysta arter som gjorts i det avverkningsanmälda området, samt relevanta utdrag ur standarderna för FSC, Chain of Custody, Controlled Wood och PEFC. I BILAGA 1 finns artfakta om fridlysta arter.</w:t>
-      </w:r>
-    </w:p>
-    <w:p>
-      <w:r>
-        <w:t>Vi förväntar oss att ni återkommer med ett skriftligt svar på vårt klagomål och även beskriver vilka korrigerande åtgärder ni satt in för att rätta till identifierade brister i er efterlevnad av den svenska FSC standarden.</w:t>
-      </w:r>
-    </w:p>
-    <w:p>
-      <w:pPr>
-        <w:pStyle w:val="Heading1"/>
-      </w:pPr>
-      <w:r>
-        <w:t>Naturvårdsarter</w:t>
-      </w:r>
-    </w:p>
-    <w:p>
-      <w:r>
-        <w:t>I avverkningsanmälan har följande 15 naturvårdsarter hittats: brunlångöra (NT, §4a), järnsparv (NT, §4), nordfladdermus (NT, §4a), tallticka (NT, T), björksplintborre (S), gullgröppa (S), vågbandad barkbock (S), spillkråka (T, §4), tofsmes (T, §4), dvärgpipistrell (§4a), gråskimlig fladdermus (§4a), gröngöling (§4), större brunfladdermus (§4a), trollpipistrell (§4a) och vattenfladdermus (§4a). Av dessa är 4 rödlistade. För rödlistade arter har rödlistekategorin angivits inom parentes. Arter som är signalarter enligt Skogsstyrelsen har markerats med (S). Typiska arter inom Natura 2000 som är kopplade till skogsekosystem har markerats med (T). För fridlysta arter anges även paragrafen i Artskyddsförordningen som arten är fridlyst enligt.</w:t>
-      </w:r>
-    </w:p>
-    <w:p>
-      <w:r>
-        <w:t>De påträffade naturvårdsarterna är ett tydligt kvitto på att det rör sig om en skog med höga naturvärden.</w:t>
-      </w:r>
-      <w:r>
-        <w:t xml:space="preserve"> I Figur 1 visas fyndplatser för naturvårdsarter i området, som finns registrerade på Artportalen.</w:t>
+        <w:t>Detta klagomål behandlar höga naturvärden i avverkningsanmälan A 14614-2026 i Örebro kommun som inkom 2026-03-20 och omfattar 6,5 ha.</w:t>
       </w:r>
     </w:p>
     <w:p>
@@ -247,7 +216,256 @@
         <w:spacing w:after="240"/>
       </w:pPr>
       <w:r>
-        <w:t>Figur 1. Fyndplatser för naturvårdsarter i avverkningsanmälan (röd linje). Markörer utan svart kant är placerade på fyndplatsen. Markörer med svart kant är placerade vid sidan av fyndplatsen och har ett svart streck som visar fyndplatsens exakta position. Kartans mittpunktskoordinat är N 6584000, E 514114 i SWEREF 99 TM.</w:t>
+        <w:t>Figur 1. Fyndplatser för naturvårdsarter i avverkningsanmälan. Markörer utan svart kant är placerade på fyndplatsen. Markörer med svart kant är placerade vid sidan av fyndplatsen har ett svart streck som visar fyndplatsens exakta position. Kartans mittpunktskoordinat är N 6584000, E 514114 i SWEREF 99 TM.</w:t>
+      </w:r>
+    </w:p>
+    <w:p>
+      <w:r>
+        <w:t>I avverkningsanmälan finns fynd av 15 naturvårdsarter, varav 4 är rödlistade, 11 är fridlysta, 3 är typiska (T) och 3 är signalarter (S): brunlångöra (NT, §4a), järnsparv (NT, §4), nordfladdermus (NT, §4a), tallticka (NT, T), björksplintborre (S), gullgröppa (S), vågbandad barkbock (S), spillkråka (T, §4), tofsmes (T, §4), dvärgpipistrell (§4a), gråskimlig fladdermus (§4a), gröngöling (§4), större brunfladdermus (§4a), trollpipistrell (§4a) och vattenfladdermus (§4a). Se Figur 1.</w:t>
+      </w:r>
+    </w:p>
+    <w:p>
+      <w:r>
+        <w:t>Nedan presenteras relevanta utdrag ur standarderna för FSC, Chain of Custody, Controlled Wood och PEFC.</w:t>
+      </w:r>
+    </w:p>
+    <w:p>
+      <w:r>
+        <w:t>Vi förväntar oss att ni återkommer med ett skriftligt svar på vårt klagomål och även beskriver vilka korrigerande åtgärder ni satt in för att rätta till identifierade brister i er efterlevnad av den svenska FSC standarden.</w:t>
+      </w:r>
+    </w:p>
+    <w:p>
+      <w:pPr>
+        <w:pStyle w:val="Heading1"/>
+      </w:pPr>
+      <w:r>
+        <w:t>Naturvårdsarter och fridlysta arter</w:t>
+      </w:r>
+    </w:p>
+    <w:p>
+      <w:r>
+        <w:t>Nedan följer beskrivningar av de naturvårdsarter och fridlysta arter som har sina livsmiljöer och växtplatser i den avverkningsanmälda skogen. Se även ytterligare artfakta i BILAGA 1. De påträffade naturvårdsarterna är ett tydligt kvitto på att det rör sig om en skog med höga naturvärden.</w:t>
+      </w:r>
+    </w:p>
+    <w:p>
+      <w:r>
+        <w:rPr>
+          <w:b/>
+        </w:rPr>
+        <w:t>Brunlångöra (NT, §4a)</w:t>
+      </w:r>
+      <w:r>
+        <w:t xml:space="preserve"> omfattas av bilaga 4 EU:s art- och habitatdirektiv vilket innebär att arten och dess livsmiljöer är strikt skyddade. Brunlångöra förekommer framförallt inne i relativt tät skog men födosöker också i trädgårdar, parker och hagar. Den har minskat med 17,5 (5–30) % under de senaste 21 åren och minskningstakten för den svenska populationen bedöms vara nära gränsvärdet för Sårbar (VU). (A2bc). Brunlångöra är typisk art för </w:t>
+      </w:r>
+      <w:r>
+        <w:rPr>
+          <w:i/>
+        </w:rPr>
+        <w:t>8310 Grottor</w:t>
+      </w:r>
+      <w:r>
+        <w:t xml:space="preserve"> och </w:t>
+      </w:r>
+      <w:r>
+        <w:rPr>
+          <w:i/>
+        </w:rPr>
+        <w:t>8330</w:t>
+      </w:r>
+      <w:r>
+        <w:t xml:space="preserve"> (SLU Artdatabanken, 2024).</w:t>
+      </w:r>
+    </w:p>
+    <w:p>
+      <w:r>
+        <w:rPr>
+          <w:b/>
+        </w:rPr>
+        <w:t>Nordfladdermus (NT, §4a)</w:t>
+      </w:r>
+      <w:r>
+        <w:t xml:space="preserve"> omfattas av bilaga 4 EU:s art- och habitatdirektiv vilket innebär ett strikt skydd där arten och dess livsmiljöer ska bevaras. Nordfladdermus föredrar variationsrik skog med förekomst av sjöar, vattendrag och våtmarker och hittas framförallt i halvöppna miljöer som trädbärande beteshagar och i kantzoner mellan skog och odlingsmark. Den undviker stora öppna områden som stora hyggen och större sammanhängande planteringar vilket minskar längden bryn och landskapets heterogenitet och därmed födotillgången och mängden lämpliga jaktplatser. Skogsbruksåtgärder som leder till minskad förekomst av äldre, gles skog och då särskilt tillgång på hålträd och träd med löst sittande bark kan leda till brist på koloniplatser och viloplatser. Nordfladdermus har minskat med 27,5 (5–50) % under de senaste 21 åren och minskningstakten för den svenska populationen bedöms vara nära gränsvärdet för Sårbar (VU). (A2bc) (SLU Artdatabanken, 2024; Skogsstyrelsen, 2016).</w:t>
+      </w:r>
+    </w:p>
+    <w:p>
+      <w:r>
+        <w:rPr>
+          <w:b/>
+        </w:rPr>
+        <w:t xml:space="preserve">Tallticka (NT) </w:t>
+      </w:r>
+      <w:r>
+        <w:t xml:space="preserve">uppträder först på tallar som är 100–150 år gamla men är vanligast på träd som är runt 150–200 år eller äldre. I skogslandskapet är den främst knuten till tallnaturskogar och restbiotoper med biologiskt gamla träd och signalerar vanligtvis skyddsvärda tallbestånd med höga naturvärden. Tallticka är typisk art för </w:t>
+      </w:r>
+      <w:r>
+        <w:rPr>
+          <w:i/>
+        </w:rPr>
+        <w:t xml:space="preserve">9010 Taiga </w:t>
+      </w:r>
+      <w:r>
+        <w:t xml:space="preserve">och </w:t>
+      </w:r>
+      <w:r>
+        <w:rPr>
+          <w:i/>
+        </w:rPr>
+        <w:t>9060 Åsbarrskog</w:t>
+      </w:r>
+      <w:r>
+        <w:t xml:space="preserve"> (SLU Artdatabanken, 2023; Nitare &amp; Skogsstyrelsen, 2019).</w:t>
+      </w:r>
+    </w:p>
+    <w:p>
+      <w:r>
+        <w:rPr>
+          <w:b/>
+        </w:rPr>
+        <w:t xml:space="preserve">Björksplintborre </w:t>
+      </w:r>
+      <w:r>
+        <w:t>är en skalbagge vars larvutveckling sker i bark på nyligen döda björkar, både stående träd och vindfällen. En prydlig rad med runda ventilationshål i barken ovanför modergången är synnerligen karaktäristiskt. Arten är knuten till lövrika blandskogar med en hög andel gamla träd, och starkt gynnad av naturliga störningar som torka, översvämningar, brand och stormfällningar. Talrika gnagspår kan tyda på biotoper med höga naturvärden, exempelvis för ovanliga hackspettar och andra, mer sällsynta vedinsekter. Larverna är omtyckt hackspettsföda (SLU Artdatabanken, 2025).</w:t>
+      </w:r>
+    </w:p>
+    <w:p>
+      <w:r>
+        <w:rPr>
+          <w:b/>
+        </w:rPr>
+        <w:t xml:space="preserve">Vågbandad barkbock </w:t>
+      </w:r>
+      <w:r>
+        <w:t>är en långhorning vars larvutveckling sker under bark på nyligen döda stående barrträd, främst gran, mer undantagsvis på tall. Främst i stående träd, särskilt gamla, långsamvuxna granar med grov bark, även i grövre grenar, stubbar eller vindfällen. Arten är starkt knuten till naturskogsliknande granskogar, och gynnas av extrema torrsomrar som försvagar träden. Arten påverkas negativt av brist på kontinuitetsskog och en minskning av populationen pågår eller förväntas ske (SLU Artdatabanken, 2025).</w:t>
+      </w:r>
+    </w:p>
+    <w:p>
+      <w:r>
+        <w:rPr>
+          <w:b/>
+        </w:rPr>
+        <w:t>Spillkråka (§4)</w:t>
+      </w:r>
+      <w:r>
+        <w:t xml:space="preserve"> omfattas av bilaga 1 i EU:s fågeldirektiv och är typisk art för </w:t>
+      </w:r>
+      <w:r>
+        <w:rPr>
+          <w:i/>
+        </w:rPr>
+        <w:t xml:space="preserve">9010 Taiga </w:t>
+      </w:r>
+      <w:r>
+        <w:t>och</w:t>
+      </w:r>
+      <w:r>
+        <w:rPr>
+          <w:i/>
+        </w:rPr>
+        <w:t xml:space="preserve"> 9740 Skogsbevuxen myr</w:t>
+      </w:r>
+      <w:r>
+        <w:t>. Den behöver grova träd, främst tall, asp och bok som boträd. Skogsbruk med korta omloppstider och täta, homogena ungskogar utgör det största hotet. Spillkråka är en nyckelart i skogliga miljöer vars övergivna bohål utnyttjas av flera andra hålhäckande fågelarter och fladdermöss, däribland pärluggla (EN, §4), knipa (§4), salskrake (§4) och skogsduva (§4). Hökuggla (VU, §4) och slaguggla (§4) häckar ofta i högstubbar som brutits av i höjd med ett gammalt spillkråkebo (SLU Artdatabanken, 2026; Skogsstyrelsen, 2016).</w:t>
+      </w:r>
+    </w:p>
+    <w:p>
+      <w:r>
+        <w:rPr>
+          <w:b/>
+        </w:rPr>
+        <w:t>Tofsmes (§4)</w:t>
+      </w:r>
+      <w:r>
+        <w:t xml:space="preserve"> häckar i barr- och blandskog, främst i tallskog. Tofsmes är typisk art för </w:t>
+      </w:r>
+      <w:r>
+        <w:rPr>
+          <w:i/>
+        </w:rPr>
+        <w:t xml:space="preserve">9010 Taiga </w:t>
+      </w:r>
+      <w:r>
+        <w:t>(SLU Artdatabanken, 2025).</w:t>
+      </w:r>
+    </w:p>
+    <w:p>
+      <w:r>
+        <w:rPr>
+          <w:b/>
+        </w:rPr>
+        <w:t>Dvärgpipistrell (§4a)</w:t>
+      </w:r>
+      <w:r>
+        <w:t xml:space="preserve"> omfattas av bilaga 4 EU:s art- och habitatdirektiv vilket innebär ett strikt skydd där arten och dess livsmiljöer ska bevaras. Arten förekommer i alla typer av glesare skogar men föredrar framförallt lövskog. Den födosöker inne bland träden och man hittar den i trädbärande beteshagar, i kantzoner mellan skog och odlingsmark, i närheten av vatten och i bymiljöer. Den undviker stora sammanhängande öppna miljöer såsom åkrar och hyggen. Skogsbruksåtgärder som leder till minskad förekomst av äldre, gles skog och då särskilt tillgång på hålträd och träd med löst sittande bark kan leda till brist på koloniplatser och viloplatser (SLU Artdatabanken, 2024; Skogsstyrelsen, 2016).</w:t>
+      </w:r>
+    </w:p>
+    <w:p>
+      <w:r>
+        <w:rPr>
+          <w:b/>
+        </w:rPr>
+        <w:t>Gråskimlig fladdermus (§4a)</w:t>
+      </w:r>
+      <w:r>
+        <w:t xml:space="preserve"> omfattas av bilaga 4 EU:s art- och habitatdirektiv vilket innebär ett strikt skydd där arten och dess livsmiljöer ska bevaras. Arten födosöker i halvöppna miljöer, t.ex. i glesa skogar, trädbärande betesmarker, brynmiljöer, parker och i anslutning till sjöar och vattendrag. Under året utnyttjar fladdermössen många olika miljöer och ett effektivt bevarandearbete måste därför utgå från ett landskapsekologiskt perspektiv. Den viktigaste faktorn för om fladdermössen ska kunna leva i ett område är tillgången på föda i form av nattaktiva insekter. Ett bra hemområde måste erbjuda god födotillgång under hela aktivitetsperioden. Åtgärder som bevarar och gynnar en hög insektsproduktion är därför centrala. I ett varierat landskap med hög andel äldre lövträd, småvatten, sumpskogar, öppna våtmarker, ängar och betesmarker avlöser olika insektsgrupper varandra vilket gör att det hela tiden finns tillräckligt med föda. Gamla träd med grov bark, skador, håligheter eller döda delar bör lämnas och yngre träd (efterträdare) tillåtas finnas kvar och åldras för att säkra framtida förekomst av lämpliga yngelmiljöer. Övervintringsplatser måste skyddas effektivt från störningar (SLU Artdatabanken, 2024).</w:t>
+      </w:r>
+    </w:p>
+    <w:p>
+      <w:r>
+        <w:rPr>
+          <w:b/>
+        </w:rPr>
+        <w:t>Större brunfladdermus (§4a)</w:t>
+      </w:r>
+      <w:r>
+        <w:t xml:space="preserve"> omfattas av bilaga 4 EU:s art- och habitatdirektiv vilket innebär ett strikt skydd där arten och dess livsmiljöer ska bevaras. Den lever huvudsakligen i större skogsområden med gamla lövträdsbestånd, där den jagar i alla typer av öppna och halvöppna miljöer, ofta över stora sjöar och vattendrag, strandängar, betes- och slåttermarker. Under året utnyttjar fladdermössen många olika miljöer och ett effektivt bevarandearbete måste därför utgå från ett landskapsekologiskt perspektiv. Den viktigaste faktorn för om fladdermössen ska kunna leva i ett område är tillgången på föda i form av nattaktiva insekter. Ett bra hemområde måste erbjuda god födotillgång under hela aktivitetsperioden. Åtgärder som bevarar och gynnar en hög insektsproduktion är därför centrala. I ett varierat landskap med hög andel äldre lövträd, småvatten, sumpskogar, öppna våtmarker, ängar och betesmarker avlöser olika insektsgrupper varandra vilket gör att det hela tiden finns tillräckligt med föda. Gamla träd med grov bark, skador, håligheter eller döda delar bör lämnas och yngre träd (efterträdare) tillåtas finnas kvar och åldras för att säkra framtida förekomst av lämpliga yngelmiljöer. Övervintringsplatser måste skyddas effektivt från störningar (SLU Artdatabanken, 2024).</w:t>
+      </w:r>
+    </w:p>
+    <w:p>
+      <w:r>
+        <w:rPr>
+          <w:b/>
+        </w:rPr>
+        <w:t>Trollpipistrell (§4a)</w:t>
+      </w:r>
+      <w:r>
+        <w:t xml:space="preserve"> omfattas av bilaga 4 EU:s art- och habitatdirektiv vilket innebär ett strikt skydd för arten och dess livsmiljöer. Trollpipistrell förekommer i gles barr- och lövskog, i trädbärande beteshagar, i kantzoner mellan skog och odlingsmark, i närheten av sjöar och vattendrag samt i bymiljöer. Den undviker stora öppna miljöer såsom åkrar och hyggen och gynnas av ett landskap med mycket lövträd, vatten och hålträd. Under året utnyttjas många olika miljöer och ett effektivt bevarandearbete måste därför utgå från ett landskapsekologiskt perspektiv. Ett varierat landskap med hög andel äldre lövträd, småvatten, sumpskogar, öppna våtmarker, ängar och betesmarker, är gynnsamt för insekter vilket skapar förutsättningar för fladdermöss att finna tillräckligt med föda (SLU Artdatabanken, 2024).</w:t>
+      </w:r>
+    </w:p>
+    <w:p>
+      <w:r>
+        <w:rPr>
+          <w:b/>
+        </w:rPr>
+        <w:t>Vattenfladdermus (§4a)</w:t>
+      </w:r>
+      <w:r>
+        <w:t xml:space="preserve"> omfattas av bilaga 4 EU:s art- och habitatdirektiv vilket innebär ett strikt skydd där arten och dess livsmiljöer ska bevaras. Arten förekommer mest vid vatten, vid både sjöar och vattendrag där den födosöker antingen tätt ovanför vattenytan eller i strandskog. Kolonin kan ligga ganska långt från vatten och den kan ibland jaga i skog flera kilometer från vatten. För vattenfladdermusen bör framförallt åtgärder planeras och vidtas i strandnära områden. Sumpskog och hålträd behöver bevaras och återskapas. Gamla träd med grov bark, skador, håligheter eller döda delar bör lämnas och yngre träd (efterträdare) tillåtas finnas kvar och åldras för att säkra framtida förekomst av lämpliga yngelmiljöer. Övervintringsplatser måste skyddas effektivt från störningar. Vattenfladdermus är typisk art för </w:t>
+      </w:r>
+      <w:r>
+        <w:rPr>
+          <w:i/>
+        </w:rPr>
+        <w:t>8310 Grottor</w:t>
+      </w:r>
+      <w:r>
+        <w:t xml:space="preserve"> och </w:t>
+      </w:r>
+      <w:r>
+        <w:rPr>
+          <w:i/>
+        </w:rPr>
+        <w:t>8330 Havsgrottor</w:t>
+      </w:r>
+      <w:r>
+        <w:t xml:space="preserve"> (SLU Artdatabanken, 2025).</w:t>
+      </w:r>
+    </w:p>
+    <w:p>
+      <w:pPr>
+        <w:pStyle w:val="Heading1"/>
+      </w:pPr>
+      <w:r>
+        <w:t>Certifiering</w:t>
       </w:r>
     </w:p>
     <w:p>
@@ -255,26 +473,18 @@
         <w:pStyle w:val="Heading2"/>
       </w:pPr>
       <w:r>
-        <w:t>Fridlysta arter</w:t>
+        <w:t>Ur FSC-standarden</w:t>
       </w:r>
     </w:p>
     <w:p>
-      <w:r>
-        <w:t>Följande fridlysta arter har sina livsmiljöer och växtplatser i den avverkningsanmälda skogen: brunlångöra (NT, §4a), järnsparv (NT, §4), nordfladdermus (NT, §4a), spillkråka (T, §4), tofsmes (T, §4), dvärgpipistrell (§4a), gråskimlig fladdermus (§4a), gröngöling (§4), större brunfladdermus (§4a), trollpipistrell (§4a) och vattenfladdermus (§4a).</w:t>
-      </w:r>
-    </w:p>
-    <w:p>
-      <w:r>
-        <w:t xml:space="preserve">Observera att medlemsländerna är skyldiga att agera i enlighet med EU:s fågeldirektiv där det uttryckligen står att direktivet gäller för fåglar samt för deras ägg, bon och </w:t>
-      </w:r>
       <w:r>
         <w:rPr>
           <w:b/>
         </w:rPr>
-        <w:t xml:space="preserve">livsmiljöer </w:t>
-      </w:r>
-      <w:r>
-        <w:t>(artikel 1). Vidare att de åtgärder som vidtas inte får leda till en försämring av den nuvarande situationen beträffande bevarandet av de fågelarter som avses i artikel 1 (artikel 13). Fågeldirektivet är styrande för tillsynsansvariga myndigheters ärendehantering, ställningstaganden och beslutsfattande.</w:t>
+        <w:t xml:space="preserve">PRINCIP 1: LAGEFTERLEVNAD: </w:t>
+      </w:r>
+      <w:r>
+        <w:t>Certifikatsinnehavaren ska följa alla tillämpliga lagar, förordningar och nationellt ratificerade internationella avtal, konventioner och överenskommelser.</w:t>
       </w:r>
     </w:p>
     <w:p>
@@ -282,166 +492,81 @@
         <w:rPr>
           <w:b/>
         </w:rPr>
-        <w:t>Brunlångöra (NT, §4a)</w:t>
-      </w:r>
-      <w:r>
-        <w:t xml:space="preserve"> omfattas av bilaga 4 EU:s art- och habitatdirektiv vilket innebär att arten och dess livsmiljöer är strikt skyddade. Brunlångöra förekommer framförallt inne i relativt tät skog men födosöker också i trädgårdar, parker och hagar. Den har minskat med 17,5 (5–30) % under de senaste 21 åren och minskningstakten för den svenska populationen bedöms vara nära gränsvärdet för Sårbar (VU). (A2bc). Brunlångöra är typisk art för </w:t>
+        <w:t xml:space="preserve">1.3.1 </w:t>
+      </w:r>
+      <w:r>
+        <w:t>Tillämpliga lagar och föreskrifter för brukandet av skogen följs.</w:t>
+      </w:r>
+    </w:p>
+    <w:p>
+      <w:pPr>
+        <w:pStyle w:val="ListBullet"/>
+      </w:pPr>
+      <w:r>
+        <w:rPr>
+          <w:b/>
+          <w:i/>
+        </w:rPr>
+        <w:t xml:space="preserve">Kommentar: </w:t>
+      </w:r>
+      <w:r>
+        <w:t>I den avverkningsanmälda skogen har fridlysta arter sina livsmiljöer och växtplatser. Att skada de fridlysta arternas livsmiljöer, växtplatser eller ekologiska funktion är inte tillåtet enligt artskyddsförordningen.</w:t>
       </w:r>
       <w:r>
         <w:rPr>
           <w:i/>
         </w:rPr>
-        <w:t>8310 Grottor</w:t>
-      </w:r>
-      <w:r>
-        <w:t xml:space="preserve"> och </w:t>
+        <w:t xml:space="preserve"> EU:s medlemsländer och skogsbolag är skyldiga att agera i enlighet med EU:s fågeldirektiv där det uttryckligen står att direktivet gäller för fåglar samt för deras ägg, bon och </w:t>
+      </w:r>
+      <w:r>
+        <w:rPr>
+          <w:b/>
+          <w:i/>
+        </w:rPr>
+        <w:t xml:space="preserve">livsmiljöer </w:t>
+      </w:r>
+      <w:r>
+        <w:t>(artikel 1). Vidare att de åtgärder som vidtas inte får leda till en försämring av den nuvarande situationen beträffande bevarandet av de fågelarter som avses i artikel 1 (artikel 13).</w:t>
+      </w:r>
+    </w:p>
+    <w:p>
+      <w:r>
+        <w:rPr>
+          <w:b/>
+        </w:rPr>
+        <w:t xml:space="preserve">6.4 </w:t>
+      </w:r>
+      <w:r>
+        <w:t>Certifikatsinnehavaren ska skydda sällsynta arter och hotade arter samt deras livsmiljöer inom skogsbruksenheten. Det ska ske genom avsättningar, andra skyddade områden och genom att skapa konnektivitet och/eller genom andra direkta åtgärder som gynnar dessa arters överlevnad och livskraft. Åtgärderna ska stå i förhållande till brukandets skala, intensitet och risk, samt till sällsynta och hotade arters bevarandestatus och ekologiska krav. Certifikatsinnehavaren ska beakta den geografiska spridningen och ekologiska krav hos sällsynta och hotade arter utanför skogsbruksenhetens gränser när beslut om åtgärder inom skogsbruksenheten ska fattas.</w:t>
+      </w:r>
+    </w:p>
+    <w:p>
+      <w:r>
+        <w:rPr>
+          <w:b/>
+        </w:rPr>
+        <w:t xml:space="preserve">6.4.3 </w:t>
+      </w:r>
+      <w:r>
+        <w:t>Bevarandeåtgärder genomförs för de kända förekomster av rödlistade arter som påverkas av skogsbruk.</w:t>
+      </w:r>
+    </w:p>
+    <w:p>
+      <w:pPr>
+        <w:pStyle w:val="ListBullet"/>
+      </w:pPr>
+      <w:r>
+        <w:rPr>
+          <w:b/>
+          <w:i/>
+        </w:rPr>
+        <w:t xml:space="preserve">Kommentar: </w:t>
       </w:r>
       <w:r>
         <w:rPr>
           <w:i/>
         </w:rPr>
-        <w:t>8330</w:t>
-      </w:r>
-      <w:r>
-        <w:t xml:space="preserve"> (SLU Artdatabanken, 2024).</w:t>
-      </w:r>
-    </w:p>
-    <w:p>
-      <w:r>
-        <w:rPr>
-          <w:b/>
-        </w:rPr>
-        <w:t>Dvärgpipistrell (§4a)</w:t>
-      </w:r>
-      <w:r>
-        <w:t xml:space="preserve"> omfattas av bilaga 4 EU:s art- och habitatdirektiv vilket innebär ett strikt skydd där arten och dess livsmiljöer ska bevaras. Arten förekommer i alla typer av glesare skogar men föredrar framförallt lövskog. Den födosöker inne bland träden och man hittar den i trädbärande beteshagar, i kantzoner mellan skog och odlingsmark, i närheten av vatten och i bymiljöer. Den undviker stora sammanhängande öppna miljöer såsom åkrar och hyggen. Skogsbruksåtgärder som leder till minskad förekomst av äldre, gles skog och då särskilt tillgång på hålträd och träd med löst sittande bark kan leda till brist på koloniplatser och viloplatser (SLU Artdatabanken, 2024; Skogsstyrelsen, 2016).</w:t>
-      </w:r>
-    </w:p>
-    <w:p>
-      <w:r>
-        <w:rPr>
-          <w:b/>
-        </w:rPr>
-        <w:t>Gråskimlig fladdermus (§4a)</w:t>
-      </w:r>
-      <w:r>
-        <w:t xml:space="preserve"> omfattas av bilaga 4 EU:s art- och habitatdirektiv vilket innebär ett strikt skydd där arten och dess livsmiljöer ska bevaras. Arten födosöker i halvöppna miljöer, t.ex. i glesa skogar, trädbärande betesmarker, brynmiljöer, parker och i anslutning till sjöar och vattendrag. Under året utnyttjar fladdermössen många olika miljöer och ett effektivt bevarandearbete måste därför utgå från ett landskapsekologiskt perspektiv. Den viktigaste faktorn för om fladdermössen ska kunna leva i ett område är tillgången på föda i form av nattaktiva insekter. Ett bra hemområde måste erbjuda god födotillgång under hela aktivitetsperioden. Åtgärder som bevarar och gynnar en hög insektsproduktion är därför centrala. I ett varierat landskap med hög andel äldre lövträd, småvatten, sumpskogar, öppna våtmarker, ängar och betesmarker avlöser olika insektsgrupper varandra vilket gör att det hela tiden finns tillräckligt med föda. Gamla träd med grov bark, skador, håligheter eller döda delar bör lämnas och yngre träd (efterträdare) tillåtas finnas kvar och åldras för att säkra framtida förekomst av lämpliga yngelmiljöer. Övervintringsplatser måste skyddas effektivt från störningar (SLU Artdatabanken, 2024).</w:t>
-      </w:r>
-    </w:p>
-    <w:p>
-      <w:r>
-        <w:rPr>
-          <w:b/>
-        </w:rPr>
-        <w:t>Nordfladdermus (NT, §4a)</w:t>
-      </w:r>
-      <w:r>
-        <w:t xml:space="preserve"> omfattas av bilaga 4 EU:s art- och habitatdirektiv vilket innebär ett strikt skydd där arten och dess livsmiljöer ska bevaras. Nordfladdermus föredrar variationsrik skog med förekomst av sjöar, vattendrag och våtmarker och hittas framförallt i halvöppna miljöer som trädbärande beteshagar och i kantzoner mellan skog och odlingsmark. Den undviker stora öppna områden som stora hyggen och större sammanhängande planteringar vilket minskar längden bryn och landskapets heterogenitet och därmed födotillgången och mängden lämpliga jaktplatser. Skogsbruksåtgärder som leder till minskad förekomst av äldre, gles skog och då särskilt tillgång på hålträd och träd med löst sittande bark kan leda till brist på koloniplatser och viloplatser. Nordfladdermus har minskat med 27,5 (5–50) % under de senaste 21 åren och minskningstakten för den svenska populationen bedöms vara nära gränsvärdet för Sårbar (VU). (A2bc) (SLU Artdatabanken, 2024; Skogsstyrelsen, 2016).</w:t>
-      </w:r>
-    </w:p>
-    <w:p>
-      <w:r>
-        <w:rPr>
-          <w:b/>
-        </w:rPr>
-        <w:t>Spillkråka (§4)</w:t>
-      </w:r>
-      <w:r>
-        <w:t xml:space="preserve"> omfattas av bilaga 1 i EU:s fågeldirektiv och är typisk art för </w:t>
-      </w:r>
-      <w:r>
-        <w:rPr>
-          <w:i/>
-        </w:rPr>
-        <w:t xml:space="preserve">9010 Taiga </w:t>
-      </w:r>
-      <w:r>
-        <w:t>och</w:t>
-      </w:r>
-      <w:r>
-        <w:rPr>
-          <w:i/>
-        </w:rPr>
-        <w:t xml:space="preserve"> 9740 Skogsbevuxen myr</w:t>
-      </w:r>
-      <w:r>
-        <w:t>. Den behöver grova träd, främst tall, asp och bok som boträd. Skogsbruk med korta omloppstider och täta, homogena ungskogar utgör det största hotet. Spillkråka är en nyckelart i skogliga miljöer vars övergivna bohål utnyttjas av flera andra hålhäckande fågelarter och fladdermöss, däribland pärluggla (EN, §4), knipa (§4), salskrake (§4) och skogsduva (§4). Hökuggla (VU, §4) och slaguggla (§4) häckar ofta i högstubbar som brutits av i höjd med ett gammalt spillkråkebo (SLU Artdatabanken, 2026; Skogsstyrelsen, 2016).</w:t>
-      </w:r>
-    </w:p>
-    <w:p>
-      <w:r>
-        <w:rPr>
-          <w:b/>
-        </w:rPr>
-        <w:t>Större brunfladdermus (§4a)</w:t>
-      </w:r>
-      <w:r>
-        <w:t xml:space="preserve"> omfattas av bilaga 4 EU:s art- och habitatdirektiv vilket innebär ett strikt skydd där arten och dess livsmiljöer ska bevaras. Den lever huvudsakligen i större skogsområden med gamla lövträdsbestånd, där den jagar i alla typer av öppna och halvöppna miljöer, ofta över stora sjöar och vattendrag, strandängar, betes- och slåttermarker. Under året utnyttjar fladdermössen många olika miljöer och ett effektivt bevarandearbete måste därför utgå från ett landskapsekologiskt perspektiv. Den viktigaste faktorn för om fladdermössen ska kunna leva i ett område är tillgången på föda i form av nattaktiva insekter. Ett bra hemområde måste erbjuda god födotillgång under hela aktivitetsperioden. Åtgärder som bevarar och gynnar en hög insektsproduktion är därför centrala. I ett varierat landskap med hög andel äldre lövträd, småvatten, sumpskogar, öppna våtmarker, ängar och betesmarker avlöser olika insektsgrupper varandra vilket gör att det hela tiden finns tillräckligt med föda. Gamla träd med grov bark, skador, håligheter eller döda delar bör lämnas och yngre träd (efterträdare) tillåtas finnas kvar och åldras för att säkra framtida förekomst av lämpliga yngelmiljöer. Övervintringsplatser måste skyddas effektivt från störningar (SLU Artdatabanken, 2024).</w:t>
-      </w:r>
-    </w:p>
-    <w:p>
-      <w:r>
-        <w:rPr>
-          <w:b/>
-        </w:rPr>
-        <w:t>Tofsmes (§4)</w:t>
-      </w:r>
-      <w:r>
-        <w:t xml:space="preserve"> häckar i barr- och blandskog, främst i tallskog. Tofsmes är typisk art för </w:t>
-      </w:r>
-      <w:r>
-        <w:rPr>
-          <w:i/>
-        </w:rPr>
-        <w:t xml:space="preserve">9010 Taiga </w:t>
-      </w:r>
-      <w:r>
-        <w:t>(SLU Artdatabanken, 2025).</w:t>
-      </w:r>
-    </w:p>
-    <w:p>
-      <w:r>
-        <w:rPr>
-          <w:b/>
-        </w:rPr>
-        <w:t>Trollpipistrell (§4a)</w:t>
-      </w:r>
-      <w:r>
-        <w:t xml:space="preserve"> omfattas av bilaga 4 EU:s art- och habitatdirektiv vilket innebär ett strikt skydd för arten och dess livsmiljöer. Trollpipistrell förekommer i gles barr- och lövskog, i trädbärande beteshagar, i kantzoner mellan skog och odlingsmark, i närheten av sjöar och vattendrag samt i bymiljöer. Den undviker stora öppna miljöer såsom åkrar och hyggen och gynnas av ett landskap med mycket lövträd, vatten och hålträd. Under året utnyttjas många olika miljöer och ett effektivt bevarandearbete måste därför utgå från ett landskapsekologiskt perspektiv. Ett varierat landskap med hög andel äldre lövträd, småvatten, sumpskogar, öppna våtmarker, ängar och betesmarker, är gynnsamt för insekter vilket skapar förutsättningar för fladdermöss att finna tillräckligt med föda (SLU Artdatabanken, 2024).</w:t>
-      </w:r>
-    </w:p>
-    <w:p>
-      <w:r>
-        <w:rPr>
-          <w:b/>
-        </w:rPr>
-        <w:t>Vattenfladdermus (§4a)</w:t>
-      </w:r>
-      <w:r>
-        <w:t xml:space="preserve"> omfattas av bilaga 4 EU:s art- och habitatdirektiv vilket innebär ett strikt skydd där arten och dess livsmiljöer ska bevaras. Arten förekommer mest vid vatten, vid både sjöar och vattendrag där den födosöker antingen tätt ovanför vattenytan eller i strandskog. Kolonin kan ligga ganska långt från vatten och den kan ibland jaga i skog flera kilometer från vatten. För vattenfladdermusen bör framförallt åtgärder planeras och vidtas i strandnära områden. Sumpskog och hålträd behöver bevaras och återskapas. Gamla träd med grov bark, skador, håligheter eller döda delar bör lämnas och yngre träd (efterträdare) tillåtas finnas kvar och åldras för att säkra framtida förekomst av lämpliga yngelmiljöer. Övervintringsplatser måste skyddas effektivt från störningar. Vattenfladdermus är typisk art för </w:t>
-      </w:r>
-      <w:r>
-        <w:rPr>
-          <w:i/>
-        </w:rPr>
-        <w:t>8310 Grottor</w:t>
-      </w:r>
-      <w:r>
-        <w:t xml:space="preserve"> och </w:t>
-      </w:r>
-      <w:r>
-        <w:rPr>
-          <w:i/>
-        </w:rPr>
-        <w:t>8330 Havsgrottor</w:t>
-      </w:r>
-      <w:r>
-        <w:t xml:space="preserve"> (SLU Artdatabanken, 2025).</w:t>
-      </w:r>
-    </w:p>
-    <w:p>
-      <w:r>
-        <w:t>I BILAGA 1 finns mer detaljerad information om ekologi samt krav på livsmiljö hos fridlysta arter.</w:t>
+        <w:t>I det avverkningsanmälda skogsområdet har 15 naturvårdsarter varav 4 rödlistade arter sina livsmiljöer och växtplatser.</w:t>
       </w:r>
     </w:p>
     <w:p>
@@ -449,7 +574,7 @@
         <w:pStyle w:val="Heading2"/>
       </w:pPr>
       <w:r>
-        <w:t>Övriga naturvårdsarter</w:t>
+        <w:t>Ur Chain of Custody Certification (FSC-STD-40-004 ver 3.0)</w:t>
       </w:r>
     </w:p>
     <w:p>
@@ -457,50 +582,144 @@
         <w:rPr>
           <w:b/>
         </w:rPr>
-        <w:t xml:space="preserve">Björksplintborre </w:t>
-      </w:r>
-      <w:r>
-        <w:t>är en skalbagge vars larvutveckling sker i bark på nyligen döda björkar, både stående träd och vindfällen. En prydlig rad med runda ventilationshål i barken ovanför modergången är synnerligen karaktäristiskt. Arten är knuten till lövrika blandskogar med en hög andel gamla träd, och starkt gynnad av naturliga störningar som torka, översvämningar, brand och stormfällningar. Talrika gnagspår kan tyda på biotoper med höga naturvärden, exempelvis för ovanliga hackspettar och andra, mer sällsynta vedinsekter. Larverna är omtyckt hackspettsföda (SLU Artdatabanken, 2025).</w:t>
+        <w:t xml:space="preserve">1.3 </w:t>
+      </w:r>
+      <w:r>
+        <w:t xml:space="preserve">The organization shall commit to the FSC values as defined in FSC-POL-01-004 Policy for the Association of Organizations with FSC. </w:t>
       </w:r>
     </w:p>
     <w:p>
+      <w:pPr>
+        <w:pStyle w:val="Heading2"/>
+      </w:pPr>
+      <w:r>
+        <w:t>Ur FSC:s policy för associerade organisationer (FSC-POL-01-004)</w:t>
+      </w:r>
+    </w:p>
+    <w:p>
+      <w:r>
+        <w:t xml:space="preserve">Som “Chain of Custody”-certifierad organisation är skogsbolaget bunden av de fastställda reglerna i Del 1 Punkt 1 c) i Policy för organisationer associerade med FSC (FSC-POL-01-004 V2-0 EN + SVE version 2012-03-02): </w:t>
+      </w:r>
+    </w:p>
+    <w:p>
+      <w:pPr>
+        <w:pStyle w:val="ListNumber"/>
+      </w:pPr>
+      <w:r>
+        <w:t>De organisationer FSC kan acceptera association med får inte direkt eller indirekt ha några kopplingar till nedanstående, oacceptabla aktiviteter:</w:t>
+      </w:r>
+    </w:p>
+    <w:p>
+      <w:pPr>
+        <w:ind w:left="357"/>
+      </w:pPr>
+      <w:r>
+        <w:t>a) Olaglig skogsavverkning och handel med olagligt avverkat virke eller skogsprodukter</w:t>
+      </w:r>
+    </w:p>
+    <w:p>
+      <w:pPr>
+        <w:ind w:left="357"/>
+      </w:pPr>
+      <w:r>
+        <w:t>...</w:t>
+      </w:r>
+    </w:p>
+    <w:p>
+      <w:pPr>
+        <w:ind w:left="357"/>
+      </w:pPr>
+      <w:r>
+        <w:t>c) Skogsbruk som förstör höga naturvärden</w:t>
+      </w:r>
+    </w:p>
+    <w:p>
+      <w:pPr>
+        <w:ind w:left="357"/>
+      </w:pPr>
+      <w:r>
+        <w:t>d) Betydande omvandling av skog till plantager eller annan, icke skoglig, markanvändning</w:t>
+      </w:r>
+    </w:p>
+    <w:p>
+      <w:pPr>
+        <w:pStyle w:val="ListBullet"/>
+      </w:pPr>
       <w:r>
         <w:rPr>
           <w:b/>
+          <w:i/>
         </w:rPr>
-        <w:t xml:space="preserve">Tallticka (NT) </w:t>
-      </w:r>
-      <w:r>
-        <w:t xml:space="preserve">uppträder först på tallar som är 100–150 år gamla men är vanligast på träd som är runt 150–200 år eller äldre. I skogslandskapet är den främst knuten till tallnaturskogar och restbiotoper med biologiskt gamla träd och signalerar vanligtvis skyddsvärda tallbestånd med höga naturvärden. Tallticka är typisk art för </w:t>
+        <w:t xml:space="preserve">Kommentar: </w:t>
       </w:r>
       <w:r>
         <w:rPr>
           <w:i/>
         </w:rPr>
-        <w:t xml:space="preserve">9010 Taiga </w:t>
-      </w:r>
-      <w:r>
-        <w:t xml:space="preserve">och </w:t>
+        <w:t>Avverkning av skog med höga naturvärden samt skada på fridlysta arter strider både mot FSC Controlled Wood-standarden och FSC:s policy for associerade organisationer.</w:t>
+      </w:r>
+    </w:p>
+    <w:p>
+      <w:pPr>
+        <w:pStyle w:val="Heading2"/>
+      </w:pPr>
+      <w:r>
+        <w:t>Ur FSC Controlled Wood (FSC-STD-40-005)</w:t>
+      </w:r>
+    </w:p>
+    <w:p>
+      <w:r>
+        <w:t>Virke som inte accepteras i FSC-märkta produkter (oacceptabelt ursprung) enligt FSC Controlled Wood (FSC-STD-40-005):</w:t>
+      </w:r>
+    </w:p>
+    <w:p>
+      <w:pPr>
+        <w:pStyle w:val="ListNumber"/>
+      </w:pPr>
+      <w:r>
+        <w:t>Illegalt avverkat virke.</w:t>
+      </w:r>
+    </w:p>
+    <w:p>
+      <w:pPr>
+        <w:pStyle w:val="ListNumber"/>
+      </w:pPr>
+      <w:r>
+        <w:t>...</w:t>
+      </w:r>
+    </w:p>
+    <w:p>
+      <w:pPr>
+        <w:pStyle w:val="ListNumber"/>
+      </w:pPr>
+      <w:r>
+        <w:t>Virke från avverkningar som hotar höga naturvärden.</w:t>
+      </w:r>
+    </w:p>
+    <w:p>
+      <w:pPr>
+        <w:pStyle w:val="ListNumber"/>
+      </w:pPr>
+      <w:r>
+        <w:t>Virke från skog som konverteras till plantager eller icke-skogligt bruk.</w:t>
+      </w:r>
+    </w:p>
+    <w:p>
+      <w:pPr>
+        <w:pStyle w:val="ListBullet"/>
+      </w:pPr>
+      <w:r>
+        <w:rPr>
+          <w:b/>
+          <w:i/>
+        </w:rPr>
+        <w:t xml:space="preserve">Kommentar: </w:t>
       </w:r>
       <w:r>
         <w:rPr>
           <w:i/>
         </w:rPr>
-        <w:t>9060 Åsbarrskog</w:t>
-      </w:r>
-      <w:r>
-        <w:t xml:space="preserve"> (SLU Artdatabanken, 2023; Nitare &amp; Skogsstyrelsen, 2019).</w:t>
-      </w:r>
-    </w:p>
-    <w:p>
-      <w:r>
-        <w:rPr>
-          <w:b/>
-        </w:rPr>
-        <w:t xml:space="preserve">Vågbandad barkbock </w:t>
-      </w:r>
-      <w:r>
-        <w:t>är en långhorning vars larvutveckling sker under bark på nyligen döda stående barrträd, främst gran, mer undantagsvis på tall. Främst i stående träd, särskilt gamla, långsamvuxna granar med grov bark, även i grövre grenar, stubbar eller vindfällen. Arten är starkt knuten till naturskogsliknande granskogar, och gynnas av extrema torrsomrar som försvagar träden. Arten påverkas negativt av brist på kontinuitetsskog och en minskning av populationen pågår eller förväntas ske (SLU Artdatabanken, 2025).</w:t>
+        <w:t>Avverkning av skog med höga naturvärden samt skada på fridlysta arter strider både mot FSC Controlled Wood-standarden och FSC:s policy for associerade organisationer.</w:t>
       </w:r>
     </w:p>
     <w:p>
@@ -508,7 +727,84 @@
         <w:pStyle w:val="Heading1"/>
       </w:pPr>
       <w:r>
-        <w:t>Certifiering</w:t>
+        <w:t>Ur PEFC-standarden gällande lagefterlevnad</w:t>
+      </w:r>
+    </w:p>
+    <w:p>
+      <w:r>
+        <w:t>PEFC-standarden förutsätter att tillämplig svensk lagstiftning följs. Det är utsedd tillsynsmyndighet som ansvarar för tillsyn av lagens efterlevnad. PEFC-standarden återger innehållet i vissa certifieringskritiska lag- och föreskriftskrav vilka ska ingå i granskning av PEFC-systemets efterlevnad.</w:t>
+      </w:r>
+    </w:p>
+    <w:p>
+      <w:pPr>
+        <w:pStyle w:val="ListBullet"/>
+      </w:pPr>
+      <w:r>
+        <w:rPr>
+          <w:b/>
+          <w:i/>
+        </w:rPr>
+        <w:t xml:space="preserve">Kommentar: </w:t>
+      </w:r>
+      <w:r>
+        <w:rPr>
+          <w:i/>
+        </w:rPr>
+        <w:t>I den avverkningsanmälda skogen har fridlysta arter sina livsmiljöer och växtplatser. Att skada de fridlysta arternas livsmiljöer, växtplatser eller ekologiska funktion är inte tillåtet enligt artskyddsförordningen</w:t>
+      </w:r>
+    </w:p>
+    <w:p>
+      <w:r>
+        <w:br w:type="page"/>
+      </w:r>
+    </w:p>
+    <w:p>
+      <w:pPr>
+        <w:pStyle w:val="Title"/>
+      </w:pPr>
+      <w:r>
+        <w:t>BILAGA 1 – Fridlysta arter</w:t>
+      </w:r>
+    </w:p>
+    <w:p>
+      <w:pPr>
+        <w:pStyle w:val="Heading1"/>
+      </w:pPr>
+      <w:r>
+        <w:t>Brunlångöra – ekologi samt krav på livsmiljön</w:t>
+      </w:r>
+    </w:p>
+    <w:p>
+      <w:r>
+        <w:t>Brunlångöra (NT, §4a) omfattas av bilaga 4 EU:s art- och habitatdirektiv vilket innebär ett strikt skydd för arten och dess livsmiljöer. Den har minskat med 17,5 (5–30) % under de senaste 21 åren och minskningstakten för den svenska populationen bedöms vara nära gränsvärdet för Sårbar (VU). (A2bc) (SLU Artdatabanken, 2024).</w:t>
+      </w:r>
+    </w:p>
+    <w:p>
+      <w:r>
+        <w:t>Brunlångöra förekommer framförallt inne i relativt tät skog men födosöker också runt hus, i parker, trädgårdar och hagar. Arten har ett mycket karakteristiskt jaktbeteende då den flyger tätt intill vegetationen så som träd och buskar eller lågt över marken där den plockar insekter och spindlar direkt från blad, grenar och grässtrån. Arten kan till och med ryttla, stå stilla i luften med fladdrande vingar. Kolonierna finns ofta i stora byggnader som kyrkor, lador och magasin. Arten påverkas negativt av belysning, och en kraftig minskning har observerats på ett antal koloniplatser i södra Sverige (SLU Artdatabanken, 2024).</w:t>
+      </w:r>
+    </w:p>
+    <w:p>
+      <w:r>
+        <w:t xml:space="preserve">Den viktigaste faktorn för om fladdermössen ska kunna leva i ett område är tillgången på föda i form av nattaktiva insekter. Ett bra hemområde måste erbjuda god födotillgång under hela aktivitetsperioden. Åtgärder som bevarar och gynnar en hög insektsproduktion är därför centrala. I ett varierat landskap med hög andel äldre lövträd, småvatten, sumpskogar, öppna våtmarker, ängar och betesmarker avlöser olika insektsgrupper varandra vilket gör att det hela tiden finns tillräckligt med föda. Brunlångöra är typisk art för </w:t>
+      </w:r>
+      <w:r>
+        <w:rPr>
+          <w:i/>
+        </w:rPr>
+        <w:t>8310 Grottor</w:t>
+      </w:r>
+      <w:r>
+        <w:t xml:space="preserve"> och </w:t>
+      </w:r>
+      <w:r>
+        <w:rPr>
+          <w:i/>
+        </w:rPr>
+        <w:t>8330 Havsgrottor</w:t>
+      </w:r>
+      <w:r>
+        <w:t xml:space="preserve"> (SLU Artdatabanken, 2024).</w:t>
       </w:r>
     </w:p>
     <w:p>
@@ -516,100 +812,44 @@
         <w:pStyle w:val="Heading2"/>
       </w:pPr>
       <w:r>
-        <w:t>Ur FSC-standarden</w:t>
+        <w:t>Referenser – brunlångöra</w:t>
       </w:r>
     </w:p>
     <w:p>
       <w:r>
+        <w:t>SLU Artdatabanken, 2024.</w:t>
+      </w:r>
+      <w:r>
         <w:rPr>
-          <w:b/>
+          <w:i/>
         </w:rPr>
-        <w:t xml:space="preserve">PRINCIP 1: LAGEFTERLEVNAD: </w:t>
-      </w:r>
-      <w:r>
-        <w:t>Certifikatsinnehavaren ska följa alla tillämpliga lagar, förordningar och nationellt ratificerade internationella avtal, konventioner och överenskommelser.</w:t>
-      </w:r>
-    </w:p>
-    <w:p>
-      <w:r>
-        <w:rPr>
-          <w:b/>
-        </w:rPr>
-        <w:t xml:space="preserve">1.3.1 </w:t>
-      </w:r>
-      <w:r>
-        <w:t>Tillämpliga lagar och föreskrifter för brukandet av skogen följs.</w:t>
+        <w:t xml:space="preserve"> Artfakta: brunlångöra (Plecotus auritus). </w:t>
+      </w:r>
+      <w:r>
+        <w:t>https://artfakta.se/taxa/206002</w:t>
       </w:r>
     </w:p>
     <w:p>
       <w:pPr>
-        <w:pStyle w:val="ListBullet"/>
+        <w:pStyle w:val="Heading1"/>
       </w:pPr>
       <w:r>
-        <w:rPr>
-          <w:b/>
-          <w:i/>
-        </w:rPr>
-        <w:t xml:space="preserve">Kommentar: </w:t>
-      </w:r>
-      <w:r>
-        <w:t>I den avverkningsanmälda skogen har fridlysta arter sina livsmiljöer och växtplatser. Att skada de fridlysta arternas livsmiljöer, växtplatser eller ekologiska funktion är inte tillåtet enligt artskyddsförordningen.</w:t>
-      </w:r>
-      <w:r>
-        <w:rPr>
-          <w:i/>
-        </w:rPr>
-        <w:t xml:space="preserve"> EU:s medlemsländer och skogsbolag är skyldiga att agera i enlighet med EU:s fågeldirektiv där det uttryckligen står att direktivet gäller för fåglar samt för deras ägg, bon och </w:t>
-      </w:r>
-      <w:r>
-        <w:rPr>
-          <w:b/>
-          <w:i/>
-        </w:rPr>
-        <w:t xml:space="preserve">livsmiljöer </w:t>
-      </w:r>
-      <w:r>
-        <w:t>(artikel 1). Vidare att de åtgärder som vidtas inte får leda till en försämring av den nuvarande situationen beträffande bevarandet av de fågelarter som avses i artikel 1 (artikel 13).</w:t>
+        <w:t>Nordfladdermus – ekologi samt krav på livsmiljön</w:t>
       </w:r>
     </w:p>
     <w:p>
       <w:r>
-        <w:rPr>
-          <w:b/>
-        </w:rPr>
-        <w:t xml:space="preserve">6.4 </w:t>
-      </w:r>
-      <w:r>
-        <w:t>Certifikatsinnehavaren ska skydda sällsynta arter och hotade arter samt deras livsmiljöer inom skogsbruksenheten. Det ska ske genom avsättningar, andra skyddade områden och genom att skapa konnektivitet och/eller genom andra direkta åtgärder som gynnar dessa arters överlevnad och livskraft. Åtgärderna ska stå i förhållande till brukandets skala, intensitet och risk, samt till sällsynta och hotade arters bevarandestatus och ekologiska krav. Certifikatsinnehavaren ska beakta den geografiska spridningen och ekologiska krav hos sällsynta och hotade arter utanför skogsbruksenhetens gränser när beslut om åtgärder inom skogsbruksenheten ska fattas.</w:t>
+        <w:t>Nordfladdermus (NT, §4a) omfattas av bilaga 4 EU:s art- och habitatdirektiv vilket innebär ett strikt skydd för arten och dess livsmiljöer. Arten har minskat med 27,5 (5–50) % under de senaste 21 åren och minskningstakten för den svenska populationen bedöms vara nära gränsvärdet för Sårbar (VU). (A2bc) (SLU Artdatabanken, 2024).</w:t>
       </w:r>
     </w:p>
     <w:p>
       <w:r>
-        <w:rPr>
-          <w:b/>
-        </w:rPr>
-        <w:t xml:space="preserve">6.4.3 </w:t>
-      </w:r>
-      <w:r>
-        <w:t>Bevarandeåtgärder genomförs för de kända förekomster av rödlistade arter som påverkas av skogsbruk.</w:t>
+        <w:t>Nordfladdermus föredrar variationsrik skog med förekomst av sjöar, vattendrag och våtmarker och hittas framförallt i halvöppna miljöer som trädbärande beteshagar och i kantzoner mellan skog och odlingsmark. Den undviker stora öppna områden som stora hyggen och större sammanhängande planteringar vilket minskar längden bryn och landskapets heterogenitet och därmed födotillgången och mängden lämpliga jaktplatser. Skogsbruksåtgärder som leder till minskad förekomst av äldre, gles skog och då särskilt tillgång på hålträd och träd med löst sittande bark kan leda till brist på koloniplatser och viloplatser (SLU Artdatabanken, 2024; Skogsstyrelsen, 2016).</w:t>
       </w:r>
     </w:p>
     <w:p>
-      <w:pPr>
-        <w:pStyle w:val="ListBullet"/>
-      </w:pPr>
-      <w:r>
-        <w:rPr>
-          <w:b/>
-          <w:i/>
-        </w:rPr>
-        <w:t xml:space="preserve">Kommentar: </w:t>
-      </w:r>
-      <w:r>
-        <w:rPr>
-          <w:i/>
-        </w:rPr>
-        <w:t>I det avverkningsanmälda skogsområdet har 15 naturvårdsarter varav 4 rödlistade arter sina livsmiljöer och växtplatser.</w:t>
+      <w:r>
+        <w:t>Fladdermöss är beroende av hänsyn på landskapsnivå och det är viktigt att alla typer av vatten och våtmarker samt fuktiga skogspartier återställs och bevaras. Sväm- och sumpskog ska alltid sparas, och äldre lövmiljöer bör alltid sparas för födosök, koloniplatser och viloplatser. Utöver kantzoner mot vatten och våtmarker bör tillräckligt breda skyddszoner av uppväxt skog sparas för att skapa och bevara vindskyddade födosöksmiljöer. Genom att binda samman befintliga skogsbestånd med korridorer av uppvuxen skog skapas ett fladdermusvänligt landskap (SLU Artdatabanken, 2024; Skogsstyrelsen, 2016).</w:t>
       </w:r>
     </w:p>
     <w:p>
@@ -617,18 +857,71 @@
         <w:pStyle w:val="Heading2"/>
       </w:pPr>
       <w:r>
-        <w:t>Ur Chain of Custody Certification (FSC-STD-40-004 ver 3.0)</w:t>
+        <w:t>Referenser – nordfladdermus</w:t>
       </w:r>
     </w:p>
     <w:p>
       <w:r>
+        <w:t xml:space="preserve">Skogsstyrelsen, 2016. </w:t>
+      </w:r>
+      <w:r>
         <w:rPr>
-          <w:b/>
+          <w:i/>
         </w:rPr>
-        <w:t xml:space="preserve">1.3 </w:t>
-      </w:r>
-      <w:r>
-        <w:t xml:space="preserve">The organization shall commit to the FSC values as defined in FSC-POL-01-004 Policy for the Association of Organizations with FSC. </w:t>
+        <w:t xml:space="preserve">Vägledning för hänsyn till nordfladdermus. </w:t>
+      </w:r>
+      <w:r>
+        <w:t>Vägledningar och kunskapsstöd artskydd - Skogsstyrelsen</w:t>
+      </w:r>
+    </w:p>
+    <w:p>
+      <w:r>
+        <w:t>SLU Artdatabanken, 2024.</w:t>
+      </w:r>
+      <w:r>
+        <w:rPr>
+          <w:i/>
+        </w:rPr>
+        <w:t xml:space="preserve">  Artfakta: nordfladdermus (Eptesicus nilssonii). </w:t>
+      </w:r>
+      <w:r>
+        <w:t>https://artfakta.se/taxa/205998</w:t>
+      </w:r>
+    </w:p>
+    <w:p>
+      <w:pPr>
+        <w:pStyle w:val="Heading1"/>
+      </w:pPr>
+      <w:r>
+        <w:t>Spillkråka – ekologi samt krav på livsmiljön</w:t>
+      </w:r>
+    </w:p>
+    <w:p>
+      <w:r>
+        <w:t xml:space="preserve">Spillkråka (§4) ingår i bilaga 1 EU:s fågeldirektiv och är typisk art för </w:t>
+      </w:r>
+      <w:r>
+        <w:rPr>
+          <w:i/>
+        </w:rPr>
+        <w:t xml:space="preserve">9010 Taiga </w:t>
+      </w:r>
+      <w:r>
+        <w:t>och</w:t>
+      </w:r>
+      <w:r>
+        <w:rPr>
+          <w:i/>
+        </w:rPr>
+        <w:t xml:space="preserve"> 9740 Skogsbevuxen myr</w:t>
+      </w:r>
+      <w:r>
+        <w:t>. Den lever i både barr- och blandskog liksom i ren lövskog. De tätaste populationerna tenderar att finnas i äldre, variationsrik blandskog med gott om död ved och gamla träd. Varje par utnyttjar 400–1000 hektar skog beroende på skogens kvalitet. Skogsbruk med korta omloppstider och täta, homogena ungskogar utgör det största hotet (SLU Artdatabanken, 2026).</w:t>
+      </w:r>
+    </w:p>
+    <w:p>
+      <w:r>
+        <w:t>Spillkråka är en nyckelart i skogliga miljöer vars övergivna bohål utnyttjas av flera andra hålhäckande fågelarter och fladdermöss, däribland pärluggla (EN, §4), knipa (§4), salskrake (§4) och skogsduva (§4). Hökuggla (VU, §4) och slaguggla (§4) häckar ofta i högstubbar som brutits av i höjd med ett gammalt spillkråkebo (Skogsstyrelsen, 2016).</w:t>
       </w:r>
     </w:p>
     <w:p>
@@ -636,70 +929,53 @@
         <w:pStyle w:val="Heading2"/>
       </w:pPr>
       <w:r>
-        <w:t>Ur FSC:s policy för associerade organisationer (FSC-POL-01-004)</w:t>
+        <w:t>Referenser – spillkråka</w:t>
       </w:r>
     </w:p>
     <w:p>
       <w:r>
-        <w:t xml:space="preserve">Som “Chain of Custody”-certifierad organisation är skogsbolaget bunden av de fastställda reglerna i Del 1 Punkt 1 c) i Policy för organisationer associerade med FSC (FSC-POL-01-004 V2-0 EN + SVE version 2012-03-02): </w:t>
+        <w:t xml:space="preserve">Skogsstyrelsen, 2016. </w:t>
+      </w:r>
+      <w:r>
+        <w:rPr>
+          <w:i/>
+        </w:rPr>
+        <w:t xml:space="preserve">Vägledning för hänsyn till spillkråka. </w:t>
+      </w:r>
+      <w:r>
+        <w:t>Vägledningar och kunskapsstöd artskydd – Skogsstyrelsen.</w:t>
+      </w:r>
+    </w:p>
+    <w:p>
+      <w:r>
+        <w:t xml:space="preserve">SLU Artdatabanken, 2026. </w:t>
+      </w:r>
+      <w:r>
+        <w:rPr>
+          <w:i/>
+        </w:rPr>
+        <w:t xml:space="preserve">Artfaktablad. Naturvård – artfakta. </w:t>
+      </w:r>
+      <w:r>
+        <w:t>SLU Artdatabanken, Uppsala.</w:t>
       </w:r>
     </w:p>
     <w:p>
       <w:pPr>
-        <w:pStyle w:val="ListNumber"/>
+        <w:pStyle w:val="Heading1"/>
       </w:pPr>
       <w:r>
-        <w:t>De organisationer FSC kan acceptera association med får inte direkt eller indirekt ha några kopplingar till nedanstående, oacceptabla aktiviteter:</w:t>
+        <w:t>Dvärgpipistrell – ekologi samt krav på livsmiljön</w:t>
       </w:r>
     </w:p>
     <w:p>
-      <w:pPr>
-        <w:ind w:left="357"/>
-      </w:pPr>
-      <w:r>
-        <w:t>a) Olaglig skogsavverkning och handel med olagligt avverkat virke eller skogsprodukter</w:t>
+      <w:r>
+        <w:t>Dvärgpipistrell (§4a) omfattas av bilaga 4 EU:s art- och habitatdirektiv vilket innebär ett strikt skydd för arten och dess livsmiljöer. Arten förekommer i alla typer av glesare skogar men föredrar framförallt lövskog. Den födosöker inne bland träden och man hittar den i trädbärande beteshagar, i kantzoner mellan skog och odlingsmark, i närheten av vatten och i bymiljöer. Den undviker stora sammanhängande öppna miljöer såsom åkrar och hyggen. Skogsbruksåtgärder som leder till minskad förekomst av äldre, gles skog och då särskilt tillgång på hålträd och träd med löst sittande bark kan leda till brist på koloniplatser och viloplatser (SLU Artdatabanken, 2024; Skogsstyrelsen, 2016).</w:t>
       </w:r>
     </w:p>
     <w:p>
-      <w:pPr>
-        <w:ind w:left="357"/>
-      </w:pPr>
-      <w:r>
-        <w:t>...</w:t>
-      </w:r>
-    </w:p>
-    <w:p>
-      <w:pPr>
-        <w:ind w:left="357"/>
-      </w:pPr>
-      <w:r>
-        <w:t>c) Skogsbruk som förstör höga naturvärden</w:t>
-      </w:r>
-    </w:p>
-    <w:p>
-      <w:pPr>
-        <w:ind w:left="357"/>
-      </w:pPr>
-      <w:r>
-        <w:t>d) Betydande omvandling av skog till plantager eller annan, icke skoglig, markanvändning</w:t>
-      </w:r>
-    </w:p>
-    <w:p>
-      <w:pPr>
-        <w:pStyle w:val="ListBullet"/>
-      </w:pPr>
-      <w:r>
-        <w:rPr>
-          <w:b/>
-          <w:i/>
-        </w:rPr>
-        <w:t xml:space="preserve">Kommentar: </w:t>
-      </w:r>
-      <w:r>
-        <w:rPr>
-          <w:i/>
-        </w:rPr>
-        <w:t>Avverkning av skog med höga naturvärden samt skada på fridlysta arter strider både mot FSC Controlled Wood-standarden och FSC:s policy for associerade organisationer.</w:t>
+      <w:r>
+        <w:t>Fladdermöss är beroende av hänsyn på landskapsnivå och det är viktigt att alla typer av vatten och våtmarker samt fuktiga skogspartier återställs och bevaras. Sväm- och sumpskog ska alltid sparas, och äldre lövmiljöer bör alltid sparas för födosök, koloniplatser och viloplatser. Utöver kantzoner mot vatten och våtmarker bör tillräckligt breda skyddszoner av uppväxt skog sparas för att skapa och bevara vindskyddade födosöksmiljöer. Genom att binda samman befintliga skogsbestånd med korridorer av uppvuxen skog skapas ett fladdermusvänligt landskap (SLU Artdatabanken, 2024; Skogsstyrelsen, 2016).</w:t>
       </w:r>
     </w:p>
     <w:p>
@@ -707,194 +983,6 @@
         <w:pStyle w:val="Heading2"/>
       </w:pPr>
       <w:r>
-        <w:t>Ur FSC Controlled Wood (FSC-STD-40-005)</w:t>
-      </w:r>
-    </w:p>
-    <w:p>
-      <w:r>
-        <w:t>Virke som inte accepteras i FSC-märkta produkter (oacceptabelt ursprung) enligt FSC Controlled Wood (FSC-STD-40-005):</w:t>
-      </w:r>
-    </w:p>
-    <w:p>
-      <w:pPr>
-        <w:pStyle w:val="ListNumber"/>
-      </w:pPr>
-      <w:r>
-        <w:t>Illegalt avverkat virke.</w:t>
-      </w:r>
-    </w:p>
-    <w:p>
-      <w:pPr>
-        <w:pStyle w:val="ListNumber"/>
-      </w:pPr>
-      <w:r>
-        <w:t>...</w:t>
-      </w:r>
-    </w:p>
-    <w:p>
-      <w:pPr>
-        <w:pStyle w:val="ListNumber"/>
-      </w:pPr>
-      <w:r>
-        <w:t>Virke från avverkningar som hotar höga naturvärden.</w:t>
-      </w:r>
-    </w:p>
-    <w:p>
-      <w:pPr>
-        <w:pStyle w:val="ListNumber"/>
-      </w:pPr>
-      <w:r>
-        <w:t>Virke från skog som konverteras till plantager eller icke-skogligt bruk.</w:t>
-      </w:r>
-    </w:p>
-    <w:p>
-      <w:pPr>
-        <w:pStyle w:val="ListBullet"/>
-      </w:pPr>
-      <w:r>
-        <w:rPr>
-          <w:b/>
-          <w:i/>
-        </w:rPr>
-        <w:t xml:space="preserve">Kommentar: </w:t>
-      </w:r>
-      <w:r>
-        <w:rPr>
-          <w:i/>
-        </w:rPr>
-        <w:t>Avverkning av skog med höga naturvärden samt skada på fridlysta arter strider både mot FSC Controlled Wood-standarden och FSC:s policy for associerade organisationer.</w:t>
-      </w:r>
-    </w:p>
-    <w:p>
-      <w:pPr>
-        <w:pStyle w:val="Heading1"/>
-      </w:pPr>
-      <w:r>
-        <w:t>Ur PEFC-standarden gällande lagefterlevnad</w:t>
-      </w:r>
-    </w:p>
-    <w:p>
-      <w:r>
-        <w:t>PEFC-standarden förutsätter att tillämplig svensk lagstiftning följs. Det är utsedd tillsynsmyndighet som ansvarar för tillsyn av lagens efterlevnad. PEFC-standarden återger innehållet i vissa certifieringskritiska lag- och föreskriftskrav vilka ska ingå i granskning av PEFC-systemets efterlevnad.</w:t>
-      </w:r>
-    </w:p>
-    <w:p>
-      <w:pPr>
-        <w:pStyle w:val="ListBullet"/>
-      </w:pPr>
-      <w:r>
-        <w:rPr>
-          <w:b/>
-          <w:i/>
-        </w:rPr>
-        <w:t xml:space="preserve">Kommentar: </w:t>
-      </w:r>
-      <w:r>
-        <w:rPr>
-          <w:i/>
-        </w:rPr>
-        <w:t>I den avverkningsanmälda skogen har fridlysta arter sina livsmiljöer och växtplatser. Att skada de fridlysta arternas livsmiljöer, växtplatser eller ekologiska funktion är inte tillåtet enligt artskyddsförordningen</w:t>
-      </w:r>
-    </w:p>
-    <w:p>
-      <w:r>
-        <w:br w:type="page"/>
-      </w:r>
-    </w:p>
-    <w:p>
-      <w:pPr>
-        <w:pStyle w:val="Title"/>
-      </w:pPr>
-      <w:r>
-        <w:t>BILAGA 1 – Fridlysta arter</w:t>
-      </w:r>
-    </w:p>
-    <w:p>
-      <w:pPr>
-        <w:pStyle w:val="Heading1"/>
-      </w:pPr>
-      <w:r>
-        <w:t>Brunlångöra – ekologi samt krav på livsmiljön</w:t>
-      </w:r>
-    </w:p>
-    <w:p>
-      <w:r>
-        <w:t>Brunlångöra (NT, §4a) omfattas av bilaga 4 EU:s art- och habitatdirektiv vilket innebär ett strikt skydd för arten och dess livsmiljöer. Den har minskat med 17,5 (5–30) % under de senaste 21 åren och minskningstakten för den svenska populationen bedöms vara nära gränsvärdet för Sårbar (VU). (A2bc) (SLU Artdatabanken, 2024).</w:t>
-      </w:r>
-    </w:p>
-    <w:p>
-      <w:r>
-        <w:t>Brunlångöra förekommer framförallt inne i relativt tät skog men födosöker också runt hus, i parker, trädgårdar och hagar. Arten har ett mycket karakteristiskt jaktbeteende då den flyger tätt intill vegetationen så som träd och buskar eller lågt över marken där den plockar insekter och spindlar direkt från blad, grenar och grässtrån. Arten kan till och med ryttla, stå stilla i luften med fladdrande vingar. Kolonierna finns ofta i stora byggnader som kyrkor, lador och magasin. Arten påverkas negativt av belysning, och en kraftig minskning har observerats på ett antal koloniplatser i södra Sverige (SLU Artdatabanken, 2024).</w:t>
-      </w:r>
-    </w:p>
-    <w:p>
-      <w:r>
-        <w:t xml:space="preserve">Den viktigaste faktorn för om fladdermössen ska kunna leva i ett område är tillgången på föda i form av nattaktiva insekter. Ett bra hemområde måste erbjuda god födotillgång under hela aktivitetsperioden. Åtgärder som bevarar och gynnar en hög insektsproduktion är därför centrala. I ett varierat landskap med hög andel äldre lövträd, småvatten, sumpskogar, öppna våtmarker, ängar och betesmarker avlöser olika insektsgrupper varandra vilket gör att det hela tiden finns tillräckligt med föda. Brunlångöra är typisk art för </w:t>
-      </w:r>
-      <w:r>
-        <w:rPr>
-          <w:i/>
-        </w:rPr>
-        <w:t>8310 Grottor</w:t>
-      </w:r>
-      <w:r>
-        <w:t xml:space="preserve"> och </w:t>
-      </w:r>
-      <w:r>
-        <w:rPr>
-          <w:i/>
-        </w:rPr>
-        <w:t>8330 Havsgrottor</w:t>
-      </w:r>
-      <w:r>
-        <w:t xml:space="preserve"> (SLU Artdatabanken, 2024).</w:t>
-      </w:r>
-    </w:p>
-    <w:p>
-      <w:pPr>
-        <w:pStyle w:val="Heading2"/>
-      </w:pPr>
-      <w:r>
-        <w:t>Referenser – brunlångöra</w:t>
-      </w:r>
-    </w:p>
-    <w:p>
-      <w:r>
-        <w:t>SLU Artdatabanken, 2024.</w:t>
-      </w:r>
-      <w:r>
-        <w:rPr>
-          <w:i/>
-        </w:rPr>
-        <w:t xml:space="preserve"> Artfakta: brunlångöra (Plecotus auritus). </w:t>
-      </w:r>
-      <w:r>
-        <w:t>https://artfakta.se/taxa/206002</w:t>
-      </w:r>
-    </w:p>
-    <w:p>
-      <w:pPr>
-        <w:pStyle w:val="Heading1"/>
-      </w:pPr>
-      <w:r>
-        <w:t>Dvärgpipistrell – ekologi samt krav på livsmiljön</w:t>
-      </w:r>
-    </w:p>
-    <w:p>
-      <w:r>
-        <w:t>Dvärgpipistrell (§4a) omfattas av bilaga 4 EU:s art- och habitatdirektiv vilket innebär ett strikt skydd för arten och dess livsmiljöer. Arten förekommer i alla typer av glesare skogar men föredrar framförallt lövskog. Den födosöker inne bland träden och man hittar den i trädbärande beteshagar, i kantzoner mellan skog och odlingsmark, i närheten av vatten och i bymiljöer. Den undviker stora sammanhängande öppna miljöer såsom åkrar och hyggen. Skogsbruksåtgärder som leder till minskad förekomst av äldre, gles skog och då särskilt tillgång på hålträd och träd med löst sittande bark kan leda till brist på koloniplatser och viloplatser (SLU Artdatabanken, 2024; Skogsstyrelsen, 2016).</w:t>
-      </w:r>
-    </w:p>
-    <w:p>
-      <w:r>
-        <w:t>Fladdermöss är beroende av hänsyn på landskapsnivå och det är viktigt att alla typer av vatten och våtmarker samt fuktiga skogspartier återställs och bevaras. Sväm- och sumpskog ska alltid sparas, och äldre lövmiljöer bör alltid sparas för födosök, koloniplatser och viloplatser. Utöver kantzoner mot vatten och våtmarker bör tillräckligt breda skyddszoner av uppväxt skog sparas för att skapa och bevara vindskyddade födosöksmiljöer. Genom att binda samman befintliga skogsbestånd med korridorer av uppvuxen skog skapas ett fladdermusvänligt landskap (SLU Artdatabanken, 2024; Skogsstyrelsen, 2016).</w:t>
-      </w:r>
-    </w:p>
-    <w:p>
-      <w:pPr>
-        <w:pStyle w:val="Heading2"/>
-      </w:pPr>
-      <w:r>
         <w:t>Referenser – dvärgpipistrell</w:t>
       </w:r>
     </w:p>
@@ -924,137 +1012,6 @@
       </w:r>
       <w:r>
         <w:t>https://artfakta.se/taxa/205995</w:t>
-      </w:r>
-    </w:p>
-    <w:p>
-      <w:pPr>
-        <w:pStyle w:val="Heading1"/>
-      </w:pPr>
-      <w:r>
-        <w:t>Nordfladdermus – ekologi samt krav på livsmiljön</w:t>
-      </w:r>
-    </w:p>
-    <w:p>
-      <w:r>
-        <w:t>Nordfladdermus (NT, §4a) omfattas av bilaga 4 EU:s art- och habitatdirektiv vilket innebär ett strikt skydd för arten och dess livsmiljöer. Arten har minskat med 27,5 (5–50) % under de senaste 21 åren och minskningstakten för den svenska populationen bedöms vara nära gränsvärdet för Sårbar (VU). (A2bc) (SLU Artdatabanken, 2024).</w:t>
-      </w:r>
-    </w:p>
-    <w:p>
-      <w:r>
-        <w:t>Nordfladdermus föredrar variationsrik skog med förekomst av sjöar, vattendrag och våtmarker och hittas framförallt i halvöppna miljöer som trädbärande beteshagar och i kantzoner mellan skog och odlingsmark. Den undviker stora öppna områden som stora hyggen och större sammanhängande planteringar vilket minskar längden bryn och landskapets heterogenitet och därmed födotillgången och mängden lämpliga jaktplatser. Skogsbruksåtgärder som leder till minskad förekomst av äldre, gles skog och då särskilt tillgång på hålträd och träd med löst sittande bark kan leda till brist på koloniplatser och viloplatser (SLU Artdatabanken, 2024; Skogsstyrelsen, 2016).</w:t>
-      </w:r>
-    </w:p>
-    <w:p>
-      <w:r>
-        <w:t>Fladdermöss är beroende av hänsyn på landskapsnivå och det är viktigt att alla typer av vatten och våtmarker samt fuktiga skogspartier återställs och bevaras. Sväm- och sumpskog ska alltid sparas, och äldre lövmiljöer bör alltid sparas för födosök, koloniplatser och viloplatser. Utöver kantzoner mot vatten och våtmarker bör tillräckligt breda skyddszoner av uppväxt skog sparas för att skapa och bevara vindskyddade födosöksmiljöer. Genom att binda samman befintliga skogsbestånd med korridorer av uppvuxen skog skapas ett fladdermusvänligt landskap (SLU Artdatabanken, 2024; Skogsstyrelsen, 2016).</w:t>
-      </w:r>
-    </w:p>
-    <w:p>
-      <w:pPr>
-        <w:pStyle w:val="Heading2"/>
-      </w:pPr>
-      <w:r>
-        <w:t>Referenser – nordfladdermus</w:t>
-      </w:r>
-    </w:p>
-    <w:p>
-      <w:r>
-        <w:t xml:space="preserve">Skogsstyrelsen, 2016. </w:t>
-      </w:r>
-      <w:r>
-        <w:rPr>
-          <w:i/>
-        </w:rPr>
-        <w:t xml:space="preserve">Vägledning för hänsyn till nordfladdermus. </w:t>
-      </w:r>
-      <w:r>
-        <w:t>Vägledningar och kunskapsstöd artskydd - Skogsstyrelsen</w:t>
-      </w:r>
-    </w:p>
-    <w:p>
-      <w:r>
-        <w:t>SLU Artdatabanken, 2024.</w:t>
-      </w:r>
-      <w:r>
-        <w:rPr>
-          <w:i/>
-        </w:rPr>
-        <w:t xml:space="preserve">  Artfakta: nordfladdermus (Eptesicus nilssonii). </w:t>
-      </w:r>
-      <w:r>
-        <w:t>https://artfakta.se/taxa/205998</w:t>
-      </w:r>
-    </w:p>
-    <w:p>
-      <w:pPr>
-        <w:pStyle w:val="Heading1"/>
-      </w:pPr>
-      <w:r>
-        <w:t>Spillkråka – ekologi samt krav på livsmiljön</w:t>
-      </w:r>
-    </w:p>
-    <w:p>
-      <w:r>
-        <w:t xml:space="preserve">Spillkråka (§4) ingår i bilaga 1 EU:s fågeldirektiv och är typisk art för </w:t>
-      </w:r>
-      <w:r>
-        <w:rPr>
-          <w:i/>
-        </w:rPr>
-        <w:t xml:space="preserve">9010 Taiga </w:t>
-      </w:r>
-      <w:r>
-        <w:t>och</w:t>
-      </w:r>
-      <w:r>
-        <w:rPr>
-          <w:i/>
-        </w:rPr>
-        <w:t xml:space="preserve"> 9740 Skogsbevuxen myr</w:t>
-      </w:r>
-      <w:r>
-        <w:t>. Den lever i både barr- och blandskog liksom i ren lövskog. De tätaste populationerna tenderar att finnas i äldre, variationsrik blandskog med gott om död ved och gamla träd. Varje par utnyttjar 400–1000 hektar skog beroende på skogens kvalitet. Skogsbruk med korta omloppstider och täta, homogena ungskogar utgör det största hotet (SLU Artdatabanken, 2026).</w:t>
-      </w:r>
-    </w:p>
-    <w:p>
-      <w:r>
-        <w:t>Spillkråka är en nyckelart i skogliga miljöer vars övergivna bohål utnyttjas av flera andra hålhäckande fågelarter och fladdermöss, däribland pärluggla (EN, §4), knipa (§4), salskrake (§4) och skogsduva (§4). Hökuggla (VU, §4) och slaguggla (§4) häckar ofta i högstubbar som brutits av i höjd med ett gammalt spillkråkebo (Skogsstyrelsen, 2016).</w:t>
-      </w:r>
-    </w:p>
-    <w:p>
-      <w:pPr>
-        <w:pStyle w:val="Heading2"/>
-      </w:pPr>
-      <w:r>
-        <w:t>Referenser – spillkråka</w:t>
-      </w:r>
-    </w:p>
-    <w:p>
-      <w:r>
-        <w:t xml:space="preserve">Skogsstyrelsen, 2016. </w:t>
-      </w:r>
-      <w:r>
-        <w:rPr>
-          <w:i/>
-        </w:rPr>
-        <w:t xml:space="preserve">Vägledning för hänsyn till spillkråka. </w:t>
-      </w:r>
-      <w:r>
-        <w:t>Vägledningar och kunskapsstöd artskydd – Skogsstyrelsen.</w:t>
-      </w:r>
-    </w:p>
-    <w:p>
-      <w:r>
-        <w:t xml:space="preserve">SLU Artdatabanken, 2026. </w:t>
-      </w:r>
-      <w:r>
-        <w:rPr>
-          <w:i/>
-        </w:rPr>
-        <w:t xml:space="preserve">Artfaktablad. Naturvård – artfakta. </w:t>
-      </w:r>
-      <w:r>
-        <w:t>SLU Artdatabanken, Uppsala.</w:t>
       </w:r>
     </w:p>
     <w:sectPr>
@@ -1185,7 +1142,7 @@
     <w:r>
       <w:tab/>
       <w:tab/>
-      <w:t>2026-06-20</w:t>
+      <w:t>2026-06-21</w:t>
       <w:br/>
       <w:br/>
     </w:r>

--- a/klagomål/A 14614-2026 FSC-klagomål.docx
+++ b/klagomål/A 14614-2026 FSC-klagomål.docx
@@ -1142,7 +1142,7 @@
     <w:r>
       <w:tab/>
       <w:tab/>
-      <w:t>2026-06-21</w:t>
+      <w:t>2026-06-22</w:t>
       <w:br/>
       <w:br/>
     </w:r>

--- a/klagomål/A 14614-2026 FSC-klagomål.docx
+++ b/klagomål/A 14614-2026 FSC-klagomål.docx
@@ -1142,7 +1142,7 @@
     <w:r>
       <w:tab/>
       <w:tab/>
-      <w:t>2026-06-22</w:t>
+      <w:t>2026-06-23</w:t>
       <w:br/>
       <w:br/>
     </w:r>

--- a/klagomål/A 14614-2026 FSC-klagomål.docx
+++ b/klagomål/A 14614-2026 FSC-klagomål.docx
@@ -1142,7 +1142,7 @@
     <w:r>
       <w:tab/>
       <w:tab/>
-      <w:t>2026-06-23</w:t>
+      <w:t>2026-06-24</w:t>
       <w:br/>
       <w:br/>
     </w:r>

--- a/klagomål/A 14614-2026 FSC-klagomål.docx
+++ b/klagomål/A 14614-2026 FSC-klagomål.docx
@@ -1142,7 +1142,7 @@
     <w:r>
       <w:tab/>
       <w:tab/>
-      <w:t>2026-06-24</w:t>
+      <w:t>2026-06-25</w:t>
       <w:br/>
       <w:br/>
     </w:r>

--- a/klagomål/A 14614-2026 FSC-klagomål.docx
+++ b/klagomål/A 14614-2026 FSC-klagomål.docx
@@ -1142,7 +1142,7 @@
     <w:r>
       <w:tab/>
       <w:tab/>
-      <w:t>2026-06-25</w:t>
+      <w:t>2026-06-26</w:t>
       <w:br/>
       <w:br/>
     </w:r>

--- a/klagomål/A 14614-2026 FSC-klagomål.docx
+++ b/klagomål/A 14614-2026 FSC-klagomål.docx
@@ -1142,7 +1142,7 @@
     <w:r>
       <w:tab/>
       <w:tab/>
-      <w:t>2026-06-26</w:t>
+      <w:t>2026-06-27</w:t>
       <w:br/>
       <w:br/>
     </w:r>

--- a/klagomål/A 14614-2026 FSC-klagomål.docx
+++ b/klagomål/A 14614-2026 FSC-klagomål.docx
@@ -1142,7 +1142,7 @@
     <w:r>
       <w:tab/>
       <w:tab/>
-      <w:t>2026-06-27</w:t>
+      <w:t>2026-06-28</w:t>
       <w:br/>
       <w:br/>
     </w:r>

--- a/klagomål/A 14614-2026 FSC-klagomål.docx
+++ b/klagomål/A 14614-2026 FSC-klagomål.docx
@@ -1142,7 +1142,7 @@
     <w:r>
       <w:tab/>
       <w:tab/>
-      <w:t>2026-06-28</w:t>
+      <w:t>2026-06-29</w:t>
       <w:br/>
       <w:br/>
     </w:r>

--- a/klagomål/A 14614-2026 FSC-klagomål.docx
+++ b/klagomål/A 14614-2026 FSC-klagomål.docx
@@ -1142,7 +1142,7 @@
     <w:r>
       <w:tab/>
       <w:tab/>
-      <w:t>2026-06-29</w:t>
+      <w:t>2026-06-30</w:t>
       <w:br/>
       <w:br/>
     </w:r>

--- a/klagomål/A 14614-2026 FSC-klagomål.docx
+++ b/klagomål/A 14614-2026 FSC-klagomål.docx
@@ -1142,7 +1142,7 @@
     <w:r>
       <w:tab/>
       <w:tab/>
-      <w:t>2026-06-30</w:t>
+      <w:t>2026-07-01</w:t>
       <w:br/>
       <w:br/>
     </w:r>

--- a/klagomål/A 14614-2026 FSC-klagomål.docx
+++ b/klagomål/A 14614-2026 FSC-klagomål.docx
@@ -1142,7 +1142,7 @@
     <w:r>
       <w:tab/>
       <w:tab/>
-      <w:t>2026-07-01</w:t>
+      <w:t>2026-07-02</w:t>
       <w:br/>
       <w:br/>
     </w:r>

--- a/klagomål/A 14614-2026 FSC-klagomål.docx
+++ b/klagomål/A 14614-2026 FSC-klagomål.docx
@@ -1142,7 +1142,7 @@
     <w:r>
       <w:tab/>
       <w:tab/>
-      <w:t>2026-07-02</w:t>
+      <w:t>2026-07-03</w:t>
       <w:br/>
       <w:br/>
     </w:r>

--- a/klagomål/A 14614-2026 FSC-klagomål.docx
+++ b/klagomål/A 14614-2026 FSC-klagomål.docx
@@ -1142,7 +1142,7 @@
     <w:r>
       <w:tab/>
       <w:tab/>
-      <w:t>2026-07-13</w:t>
+      <w:t>2026-07-14</w:t>
       <w:br/>
       <w:br/>
     </w:r>

--- a/klagomål/A 14614-2026 FSC-klagomål.docx
+++ b/klagomål/A 14614-2026 FSC-klagomål.docx
@@ -1142,7 +1142,7 @@
     <w:r>
       <w:tab/>
       <w:tab/>
-      <w:t>2026-07-14</w:t>
+      <w:t>2026-07-15</w:t>
       <w:br/>
       <w:br/>
     </w:r>

--- a/klagomål/A 14614-2026 FSC-klagomål.docx
+++ b/klagomål/A 14614-2026 FSC-klagomål.docx
@@ -1142,7 +1142,7 @@
     <w:r>
       <w:tab/>
       <w:tab/>
-      <w:t>2026-07-15</w:t>
+      <w:t>2026-07-16</w:t>
       <w:br/>
       <w:br/>
     </w:r>

--- a/klagomål/A 14614-2026 FSC-klagomål.docx
+++ b/klagomål/A 14614-2026 FSC-klagomål.docx
@@ -1142,7 +1142,7 @@
     <w:r>
       <w:tab/>
       <w:tab/>
-      <w:t>2026-07-16</w:t>
+      <w:t>2026-07-17</w:t>
       <w:br/>
       <w:br/>
     </w:r>

--- a/klagomål/A 14614-2026 FSC-klagomål.docx
+++ b/klagomål/A 14614-2026 FSC-klagomål.docx
@@ -1142,7 +1142,7 @@
     <w:r>
       <w:tab/>
       <w:tab/>
-      <w:t>2026-07-17</w:t>
+      <w:t>2026-07-18</w:t>
       <w:br/>
       <w:br/>
     </w:r>

--- a/klagomål/A 14614-2026 FSC-klagomål.docx
+++ b/klagomål/A 14614-2026 FSC-klagomål.docx
@@ -1142,7 +1142,7 @@
     <w:r>
       <w:tab/>
       <w:tab/>
-      <w:t>2026-07-18</w:t>
+      <w:t>2026-07-19</w:t>
       <w:br/>
       <w:br/>
     </w:r>

--- a/klagomål/A 14614-2026 FSC-klagomål.docx
+++ b/klagomål/A 14614-2026 FSC-klagomål.docx
@@ -1142,7 +1142,7 @@
     <w:r>
       <w:tab/>
       <w:tab/>
-      <w:t>2026-07-19</w:t>
+      <w:t>2026-07-20</w:t>
       <w:br/>
       <w:br/>
     </w:r>

--- a/klagomål/A 14614-2026 FSC-klagomål.docx
+++ b/klagomål/A 14614-2026 FSC-klagomål.docx
@@ -1142,7 +1142,7 @@
     <w:r>
       <w:tab/>
       <w:tab/>
-      <w:t>2026-07-20</w:t>
+      <w:t>2026-07-21</w:t>
       <w:br/>
       <w:br/>
     </w:r>

--- a/klagomål/A 14614-2026 FSC-klagomål.docx
+++ b/klagomål/A 14614-2026 FSC-klagomål.docx
@@ -1142,7 +1142,7 @@
     <w:r>
       <w:tab/>
       <w:tab/>
-      <w:t>2026-07-21</w:t>
+      <w:t>2026-07-22</w:t>
       <w:br/>
       <w:br/>
     </w:r>

--- a/klagomål/A 14614-2026 FSC-klagomål.docx
+++ b/klagomål/A 14614-2026 FSC-klagomål.docx
@@ -1142,7 +1142,7 @@
     <w:r>
       <w:tab/>
       <w:tab/>
-      <w:t>2026-07-22</w:t>
+      <w:t>2026-07-23</w:t>
       <w:br/>
       <w:br/>
     </w:r>

--- a/klagomål/A 14614-2026 FSC-klagomål.docx
+++ b/klagomål/A 14614-2026 FSC-klagomål.docx
@@ -1142,7 +1142,7 @@
     <w:r>
       <w:tab/>
       <w:tab/>
-      <w:t>2026-07-23</w:t>
+      <w:t>2026-07-24</w:t>
       <w:br/>
       <w:br/>
     </w:r>

--- a/klagomål/A 14614-2026 FSC-klagomål.docx
+++ b/klagomål/A 14614-2026 FSC-klagomål.docx
@@ -1142,7 +1142,7 @@
     <w:r>
       <w:tab/>
       <w:tab/>
-      <w:t>2026-07-24</w:t>
+      <w:t>2026-07-25</w:t>
       <w:br/>
       <w:br/>
     </w:r>

--- a/klagomål/A 14614-2026 FSC-klagomål.docx
+++ b/klagomål/A 14614-2026 FSC-klagomål.docx
@@ -1142,7 +1142,7 @@
     <w:r>
       <w:tab/>
       <w:tab/>
-      <w:t>2026-07-25</w:t>
+      <w:t>2026-07-26</w:t>
       <w:br/>
       <w:br/>
     </w:r>

--- a/klagomål/A 14614-2026 FSC-klagomål.docx
+++ b/klagomål/A 14614-2026 FSC-klagomål.docx
@@ -1142,7 +1142,7 @@
     <w:r>
       <w:tab/>
       <w:tab/>
-      <w:t>2026-07-26</w:t>
+      <w:t>2026-07-27</w:t>
       <w:br/>
       <w:br/>
     </w:r>

--- a/klagomål/A 14614-2026 FSC-klagomål.docx
+++ b/klagomål/A 14614-2026 FSC-klagomål.docx
@@ -1142,7 +1142,7 @@
     <w:r>
       <w:tab/>
       <w:tab/>
-      <w:t>2026-07-27</w:t>
+      <w:t>2026-07-28</w:t>
       <w:br/>
       <w:br/>
     </w:r>

--- a/klagomål/A 14614-2026 FSC-klagomål.docx
+++ b/klagomål/A 14614-2026 FSC-klagomål.docx
@@ -1142,7 +1142,7 @@
     <w:r>
       <w:tab/>
       <w:tab/>
-      <w:t>2026-07-28</w:t>
+      <w:t>2026-07-29</w:t>
       <w:br/>
       <w:br/>
     </w:r>

--- a/klagomål/A 14614-2026 FSC-klagomål.docx
+++ b/klagomål/A 14614-2026 FSC-klagomål.docx
@@ -1142,7 +1142,7 @@
     <w:r>
       <w:tab/>
       <w:tab/>
-      <w:t>2026-07-29</w:t>
+      <w:t>2026-07-30</w:t>
       <w:br/>
       <w:br/>
     </w:r>

--- a/klagomål/A 14614-2026 FSC-klagomål.docx
+++ b/klagomål/A 14614-2026 FSC-klagomål.docx
@@ -1142,7 +1142,7 @@
     <w:r>
       <w:tab/>
       <w:tab/>
-      <w:t>2026-07-30</w:t>
+      <w:t>2026-07-31</w:t>
       <w:br/>
       <w:br/>
     </w:r>

--- a/klagomål/A 14614-2026 FSC-klagomål.docx
+++ b/klagomål/A 14614-2026 FSC-klagomål.docx
@@ -1142,7 +1142,7 @@
     <w:r>
       <w:tab/>
       <w:tab/>
-      <w:t>2026-07-31</w:t>
+      <w:t>2026-08-01</w:t>
       <w:br/>
       <w:br/>
     </w:r>

--- a/klagomål/A 14614-2026 FSC-klagomål.docx
+++ b/klagomål/A 14614-2026 FSC-klagomål.docx
@@ -1142,7 +1142,7 @@
     <w:r>
       <w:tab/>
       <w:tab/>
-      <w:t>2026-08-01</w:t>
+      <w:t>2026-08-02</w:t>
       <w:br/>
       <w:br/>
     </w:r>

--- a/klagomål/A 14614-2026 FSC-klagomål.docx
+++ b/klagomål/A 14614-2026 FSC-klagomål.docx
@@ -1142,7 +1142,7 @@
     <w:r>
       <w:tab/>
       <w:tab/>
-      <w:t>2026-08-02</w:t>
+      <w:t>2026-08-03</w:t>
       <w:br/>
       <w:br/>
     </w:r>

--- a/klagomål/A 14614-2026 FSC-klagomål.docx
+++ b/klagomål/A 14614-2026 FSC-klagomål.docx
@@ -1142,7 +1142,7 @@
     <w:r>
       <w:tab/>
       <w:tab/>
-      <w:t>2026-08-03</w:t>
+      <w:t>2026-08-05</w:t>
       <w:br/>
       <w:br/>
     </w:r>

--- a/klagomål/A 14614-2026 FSC-klagomål.docx
+++ b/klagomål/A 14614-2026 FSC-klagomål.docx
@@ -1142,7 +1142,7 @@
     <w:r>
       <w:tab/>
       <w:tab/>
-      <w:t>2026-08-05</w:t>
+      <w:t>2026-08-07</w:t>
       <w:br/>
       <w:br/>
     </w:r>

--- a/klagomål/A 14614-2026 FSC-klagomål.docx
+++ b/klagomål/A 14614-2026 FSC-klagomål.docx
@@ -1142,7 +1142,7 @@
     <w:r>
       <w:tab/>
       <w:tab/>
-      <w:t>2026-08-07</w:t>
+      <w:t>2026-08-08</w:t>
       <w:br/>
       <w:br/>
     </w:r>

--- a/klagomål/A 14614-2026 FSC-klagomål.docx
+++ b/klagomål/A 14614-2026 FSC-klagomål.docx
@@ -216,7 +216,7 @@
         <w:spacing w:after="240"/>
       </w:pPr>
       <w:r>
-        <w:t>Figur 1. Fyndplatser för naturvårdsarter i avverkningsanmälan. Markörer utan svart kant är placerade på fyndplatsen. Markörer med svart kant är placerade vid sidan av fyndplatsen har ett svart streck som visar fyndplatsens exakta position. Kartans mittpunktskoordinat är N 6584000, E 514114 i SWEREF 99 TM.</w:t>
+        <w:t>Figur 1. Fyndplatser för naturvårdsarter i avverkningsanmälan. Markörer utan svart kant är placerade på fyndplatsen. Markörer med svart kant är placerade vid sidan av fyndplatsen och har ett svart streck som visar fyndplatsens exakta position. Kartans mittpunktskoordinat är N 6584000, E 514114 i SWEREF 99 TM.</w:t>
       </w:r>
     </w:p>
     <w:p>
@@ -1142,7 +1142,7 @@
     <w:r>
       <w:tab/>
       <w:tab/>
-      <w:t>2026-08-14</w:t>
+      <w:t>2026-08-15</w:t>
       <w:br/>
       <w:br/>
     </w:r>

--- a/klagomål/A 14614-2026 FSC-klagomål.docx
+++ b/klagomål/A 14614-2026 FSC-klagomål.docx
@@ -1142,7 +1142,7 @@
     <w:r>
       <w:tab/>
       <w:tab/>
-      <w:t>2026-08-15</w:t>
+      <w:t>2026-08-16</w:t>
       <w:br/>
       <w:br/>
     </w:r>

--- a/klagomål/A 14614-2026 FSC-klagomål.docx
+++ b/klagomål/A 14614-2026 FSC-klagomål.docx
@@ -1142,7 +1142,7 @@
     <w:r>
       <w:tab/>
       <w:tab/>
-      <w:t>2026-08-16</w:t>
+      <w:t>2026-08-17</w:t>
       <w:br/>
       <w:br/>
     </w:r>

--- a/klagomål/A 14614-2026 FSC-klagomål.docx
+++ b/klagomål/A 14614-2026 FSC-klagomål.docx
@@ -1142,7 +1142,7 @@
     <w:r>
       <w:tab/>
       <w:tab/>
-      <w:t>2026-08-17</w:t>
+      <w:t>2026-08-18</w:t>
       <w:br/>
       <w:br/>
     </w:r>

--- a/klagomål/A 14614-2026 FSC-klagomål.docx
+++ b/klagomål/A 14614-2026 FSC-klagomål.docx
@@ -1142,7 +1142,7 @@
     <w:r>
       <w:tab/>
       <w:tab/>
-      <w:t>2026-08-18</w:t>
+      <w:t>2026-08-19</w:t>
       <w:br/>
       <w:br/>
     </w:r>

--- a/klagomål/A 14614-2026 FSC-klagomål.docx
+++ b/klagomål/A 14614-2026 FSC-klagomål.docx
@@ -1142,7 +1142,7 @@
     <w:r>
       <w:tab/>
       <w:tab/>
-      <w:t>2026-08-19</w:t>
+      <w:t>2026-08-20</w:t>
       <w:br/>
       <w:br/>
     </w:r>

--- a/klagomål/A 14614-2026 FSC-klagomål.docx
+++ b/klagomål/A 14614-2026 FSC-klagomål.docx
@@ -1142,7 +1142,7 @@
     <w:r>
       <w:tab/>
       <w:tab/>
-      <w:t>2026-08-20</w:t>
+      <w:t>2026-08-21</w:t>
       <w:br/>
       <w:br/>
     </w:r>

--- a/klagomål/A 14614-2026 FSC-klagomål.docx
+++ b/klagomål/A 14614-2026 FSC-klagomål.docx
@@ -1142,7 +1142,7 @@
     <w:r>
       <w:tab/>
       <w:tab/>
-      <w:t>2026-08-21</w:t>
+      <w:t>2026-08-22</w:t>
       <w:br/>
       <w:br/>
     </w:r>

--- a/klagomål/A 14614-2026 FSC-klagomål.docx
+++ b/klagomål/A 14614-2026 FSC-klagomål.docx
@@ -1142,7 +1142,7 @@
     <w:r>
       <w:tab/>
       <w:tab/>
-      <w:t>2026-08-22</w:t>
+      <w:t>2026-08-23</w:t>
       <w:br/>
       <w:br/>
     </w:r>

--- a/klagomål/A 14614-2026 FSC-klagomål.docx
+++ b/klagomål/A 14614-2026 FSC-klagomål.docx
@@ -1142,7 +1142,7 @@
     <w:r>
       <w:tab/>
       <w:tab/>
-      <w:t>2026-08-23</w:t>
+      <w:t>2026-08-24</w:t>
       <w:br/>
       <w:br/>
     </w:r>

--- a/klagomål/A 14614-2026 FSC-klagomål.docx
+++ b/klagomål/A 14614-2026 FSC-klagomål.docx
@@ -1142,7 +1142,7 @@
     <w:r>
       <w:tab/>
       <w:tab/>
-      <w:t>2026-08-24</w:t>
+      <w:t>2026-08-25</w:t>
       <w:br/>
       <w:br/>
     </w:r>

--- a/klagomål/A 14614-2026 FSC-klagomål.docx
+++ b/klagomål/A 14614-2026 FSC-klagomål.docx
@@ -1142,7 +1142,7 @@
     <w:r>
       <w:tab/>
       <w:tab/>
-      <w:t>2026-08-25</w:t>
+      <w:t>2026-08-26</w:t>
       <w:br/>
       <w:br/>
     </w:r>

--- a/klagomål/A 14614-2026 FSC-klagomål.docx
+++ b/klagomål/A 14614-2026 FSC-klagomål.docx
@@ -1142,7 +1142,7 @@
     <w:r>
       <w:tab/>
       <w:tab/>
-      <w:t>2026-08-26</w:t>
+      <w:t>2026-08-27</w:t>
       <w:br/>
       <w:br/>
     </w:r>

--- a/klagomål/A 14614-2026 FSC-klagomål.docx
+++ b/klagomål/A 14614-2026 FSC-klagomål.docx
@@ -1142,7 +1142,7 @@
     <w:r>
       <w:tab/>
       <w:tab/>
-      <w:t>2026-08-27</w:t>
+      <w:t>2026-08-28</w:t>
       <w:br/>
       <w:br/>
     </w:r>

--- a/klagomål/A 14614-2026 FSC-klagomål.docx
+++ b/klagomål/A 14614-2026 FSC-klagomål.docx
@@ -1142,7 +1142,7 @@
     <w:r>
       <w:tab/>
       <w:tab/>
-      <w:t>2026-08-28</w:t>
+      <w:t>2026-08-29</w:t>
       <w:br/>
       <w:br/>
     </w:r>

--- a/klagomål/A 14614-2026 FSC-klagomål.docx
+++ b/klagomål/A 14614-2026 FSC-klagomål.docx
@@ -1142,7 +1142,7 @@
     <w:r>
       <w:tab/>
       <w:tab/>
-      <w:t>2026-08-29</w:t>
+      <w:t>2026-08-31</w:t>
       <w:br/>
       <w:br/>
     </w:r>

--- a/klagomål/A 14614-2026 FSC-klagomål.docx
+++ b/klagomål/A 14614-2026 FSC-klagomål.docx
@@ -1142,7 +1142,7 @@
     <w:r>
       <w:tab/>
       <w:tab/>
-      <w:t>2026-08-31</w:t>
+      <w:t>2026-09-01</w:t>
       <w:br/>
       <w:br/>
     </w:r>

--- a/klagomål/A 14614-2026 FSC-klagomål.docx
+++ b/klagomål/A 14614-2026 FSC-klagomål.docx
@@ -1142,7 +1142,7 @@
     <w:r>
       <w:tab/>
       <w:tab/>
-      <w:t>2026-09-01</w:t>
+      <w:t>2026-09-02</w:t>
       <w:br/>
       <w:br/>
     </w:r>

--- a/klagomål/A 14614-2026 FSC-klagomål.docx
+++ b/klagomål/A 14614-2026 FSC-klagomål.docx
@@ -1142,7 +1142,7 @@
     <w:r>
       <w:tab/>
       <w:tab/>
-      <w:t>2026-09-02</w:t>
+      <w:t>2026-09-03</w:t>
       <w:br/>
       <w:br/>
     </w:r>

--- a/klagomål/A 14614-2026 FSC-klagomål.docx
+++ b/klagomål/A 14614-2026 FSC-klagomål.docx
@@ -1142,7 +1142,7 @@
     <w:r>
       <w:tab/>
       <w:tab/>
-      <w:t>2026-09-03</w:t>
+      <w:t>2026-09-04</w:t>
       <w:br/>
       <w:br/>
     </w:r>

--- a/klagomål/A 14614-2026 FSC-klagomål.docx
+++ b/klagomål/A 14614-2026 FSC-klagomål.docx
@@ -1142,7 +1142,7 @@
     <w:r>
       <w:tab/>
       <w:tab/>
-      <w:t>2026-09-04</w:t>
+      <w:t>2026-09-05</w:t>
       <w:br/>
       <w:br/>
     </w:r>
